--- a/Documents/02_Requirements/Report3_CLS_Software Requirement Specification.docx
+++ b/Documents/02_Requirements/Report3_CLS_Software Requirement Specification.docx
@@ -3519,248 +3519,6 @@
         <w:t>.1 Actors</w:t>
       </w:r>
     </w:p>
-    <w:p>
-      <w:pPr>
-        <w:jc w:val="both"/>
-        <w:rPr>
-          <w:i/>
-          <w:color w:val="0000FF"/>
-        </w:rPr>
-      </w:pPr>
-      <w:r>
-        <w:rPr>
-          <w:i/>
-          <w:color w:val="0000FF"/>
-        </w:rPr>
-        <w:t xml:space="preserve">[An actor is someone/something that interacts with the system. </w:t>
-      </w:r>
-    </w:p>
-    <w:p>
-      <w:pPr>
-        <w:numPr>
-          <w:ilvl w:val="0"/>
-          <w:numId w:val="6"/>
-        </w:numPr>
-        <w:pBdr>
-          <w:top w:val="nil"/>
-          <w:left w:val="nil"/>
-          <w:bottom w:val="nil"/>
-          <w:right w:val="nil"/>
-          <w:between w:val="nil"/>
-        </w:pBdr>
-        <w:spacing w:after="0"/>
-        <w:ind w:left="426" w:hanging="283"/>
-        <w:rPr>
-          <w:i/>
-          <w:color w:val="0000FF"/>
-        </w:rPr>
-      </w:pPr>
-      <w:r>
-        <w:rPr>
-          <w:i/>
-          <w:color w:val="0000FF"/>
-        </w:rPr>
-        <w:t>The only external entities that interact with the system</w:t>
-      </w:r>
-    </w:p>
-    <w:p>
-      <w:pPr>
-        <w:numPr>
-          <w:ilvl w:val="0"/>
-          <w:numId w:val="6"/>
-        </w:numPr>
-        <w:pBdr>
-          <w:top w:val="nil"/>
-          <w:left w:val="nil"/>
-          <w:bottom w:val="nil"/>
-          <w:right w:val="nil"/>
-          <w:between w:val="nil"/>
-        </w:pBdr>
-        <w:spacing w:after="0"/>
-        <w:ind w:left="426" w:hanging="283"/>
-        <w:rPr>
-          <w:i/>
-          <w:color w:val="0000FF"/>
-        </w:rPr>
-      </w:pPr>
-      <w:r>
-        <w:rPr>
-          <w:i/>
-          <w:color w:val="0000FF"/>
-        </w:rPr>
-        <w:t>﻿Actors are outside the system and not part of it</w:t>
-      </w:r>
-    </w:p>
-    <w:p>
-      <w:pPr>
-        <w:numPr>
-          <w:ilvl w:val="0"/>
-          <w:numId w:val="6"/>
-        </w:numPr>
-        <w:pBdr>
-          <w:top w:val="nil"/>
-          <w:left w:val="nil"/>
-          <w:bottom w:val="nil"/>
-          <w:right w:val="nil"/>
-          <w:between w:val="nil"/>
-        </w:pBdr>
-        <w:spacing w:after="0"/>
-        <w:ind w:left="426" w:hanging="283"/>
-        <w:rPr>
-          <w:i/>
-          <w:color w:val="0000FF"/>
-        </w:rPr>
-      </w:pPr>
-      <w:r>
-        <w:rPr>
-          <w:i/>
-          <w:color w:val="0000FF"/>
-        </w:rPr>
-        <w:t>﻿A user is an individual, whereas an actor represents the role played by all users of the same type</w:t>
-      </w:r>
-    </w:p>
-    <w:p>
-      <w:pPr>
-        <w:numPr>
-          <w:ilvl w:val="0"/>
-          <w:numId w:val="6"/>
-        </w:numPr>
-        <w:pBdr>
-          <w:top w:val="nil"/>
-          <w:left w:val="nil"/>
-          <w:bottom w:val="nil"/>
-          <w:right w:val="nil"/>
-          <w:between w:val="nil"/>
-        </w:pBdr>
-        <w:ind w:left="426" w:hanging="283"/>
-        <w:rPr>
-          <w:i/>
-          <w:color w:val="0000FF"/>
-        </w:rPr>
-      </w:pPr>
-      <w:r>
-        <w:rPr>
-          <w:i/>
-          <w:color w:val="0000FF"/>
-        </w:rPr>
-        <w:t>There are other types of actors in addition to or in place of human actors: external systems, I/O devices, or timers</w:t>
-      </w:r>
-    </w:p>
-    <w:p>
-      <w:pPr>
-        <w:jc w:val="both"/>
-        <w:rPr>
-          <w:i/>
-          <w:color w:val="0000FF"/>
-        </w:rPr>
-      </w:pPr>
-      <w:r>
-        <w:rPr>
-          <w:i/>
-          <w:color w:val="0000FF"/>
-        </w:rPr>
-        <w:t>Following are some questions you might ask to help user representatives identify actors</w:t>
-      </w:r>
-    </w:p>
-    <w:p>
-      <w:pPr>
-        <w:numPr>
-          <w:ilvl w:val="0"/>
-          <w:numId w:val="6"/>
-        </w:numPr>
-        <w:pBdr>
-          <w:top w:val="nil"/>
-          <w:left w:val="nil"/>
-          <w:bottom w:val="nil"/>
-          <w:right w:val="nil"/>
-          <w:between w:val="nil"/>
-        </w:pBdr>
-        <w:spacing w:after="0"/>
-        <w:ind w:left="426" w:hanging="283"/>
-        <w:rPr>
-          <w:i/>
-          <w:color w:val="0000FF"/>
-        </w:rPr>
-      </w:pPr>
-      <w:r>
-        <w:rPr>
-          <w:i/>
-          <w:color w:val="0000FF"/>
-        </w:rPr>
-        <w:t>Who (or what) is notified when something occurs within the system?</w:t>
-      </w:r>
-    </w:p>
-    <w:p>
-      <w:pPr>
-        <w:numPr>
-          <w:ilvl w:val="0"/>
-          <w:numId w:val="6"/>
-        </w:numPr>
-        <w:pBdr>
-          <w:top w:val="nil"/>
-          <w:left w:val="nil"/>
-          <w:bottom w:val="nil"/>
-          <w:right w:val="nil"/>
-          <w:between w:val="nil"/>
-        </w:pBdr>
-        <w:spacing w:after="0"/>
-        <w:ind w:left="426" w:hanging="283"/>
-        <w:rPr>
-          <w:i/>
-          <w:color w:val="0000FF"/>
-        </w:rPr>
-      </w:pPr>
-      <w:r>
-        <w:rPr>
-          <w:i/>
-          <w:color w:val="0000FF"/>
-        </w:rPr>
-        <w:t>Who (or what) provides information or services to the system?</w:t>
-      </w:r>
-    </w:p>
-    <w:p>
-      <w:pPr>
-        <w:numPr>
-          <w:ilvl w:val="0"/>
-          <w:numId w:val="6"/>
-        </w:numPr>
-        <w:pBdr>
-          <w:top w:val="nil"/>
-          <w:left w:val="nil"/>
-          <w:bottom w:val="nil"/>
-          <w:right w:val="nil"/>
-          <w:between w:val="nil"/>
-        </w:pBdr>
-        <w:ind w:left="426" w:hanging="283"/>
-        <w:rPr>
-          <w:i/>
-          <w:color w:val="0000FF"/>
-        </w:rPr>
-      </w:pPr>
-      <w:r>
-        <w:rPr>
-          <w:i/>
-          <w:color w:val="0000FF"/>
-        </w:rPr>
-        <w:t>Who (or what) helps the system respond to and complete a task?</w:t>
-      </w:r>
-    </w:p>
-    <w:p>
-      <w:pPr>
-        <w:spacing w:after="60" w:line="240" w:lineRule="auto"/>
-        <w:rPr>
-          <w:i/>
-          <w:color w:val="0000FF"/>
-        </w:rPr>
-      </w:pPr>
-      <w:r>
-        <w:rPr>
-          <w:i/>
-          <w:color w:val="0000FF"/>
-        </w:rPr>
-        <w:t>This part gives the description of system actors, you can follow the table form as below]</w:t>
-      </w:r>
-    </w:p>
     <w:tbl>
       <w:tblPr>
         <w:tblStyle w:val="a0"/>
@@ -3941,7 +3699,6 @@
               <w:ind w:left="34"/>
             </w:pPr>
             <w:r>
-              <w:lastRenderedPageBreak/>
               <w:t>3</w:t>
             </w:r>
           </w:p>
@@ -4055,200 +3812,8 @@
         <w:pStyle w:val="Heading4"/>
       </w:pPr>
       <w:r>
+        <w:lastRenderedPageBreak/>
         <w:t>1.3.2 Use Cases (UC)</w:t>
-      </w:r>
-    </w:p>
-    <w:p>
-      <w:pPr>
-        <w:jc w:val="both"/>
-        <w:rPr>
-          <w:i/>
-          <w:color w:val="0000FF"/>
-        </w:rPr>
-      </w:pPr>
-      <w:r>
-        <w:rPr>
-          <w:i/>
-          <w:color w:val="0000FF"/>
-        </w:rPr>
-        <w:t>[A use case (UC) describes a sequence of interactions between a system and an external actor that results in the actor being able to achieve some outcome of value. The names of use cases are always written in the form of a verb followed by an object. Select strong, descriptive names to make it evident from the name that the use case will deliver something valuable for some user.</w:t>
-      </w:r>
-    </w:p>
-    <w:p>
-      <w:pPr>
-        <w:rPr>
-          <w:i/>
-          <w:color w:val="0000FF"/>
-        </w:rPr>
-      </w:pPr>
-      <w:r>
-        <w:rPr>
-          <w:i/>
-          <w:color w:val="0000FF"/>
-        </w:rPr>
-        <w:t>Following are some questions you might ask to help user representatives identify use cases</w:t>
-      </w:r>
-    </w:p>
-    <w:p>
-      <w:pPr>
-        <w:numPr>
-          <w:ilvl w:val="0"/>
-          <w:numId w:val="6"/>
-        </w:numPr>
-        <w:pBdr>
-          <w:top w:val="nil"/>
-          <w:left w:val="nil"/>
-          <w:bottom w:val="nil"/>
-          <w:right w:val="nil"/>
-          <w:between w:val="nil"/>
-        </w:pBdr>
-        <w:spacing w:after="0"/>
-        <w:ind w:left="426" w:hanging="283"/>
-        <w:rPr>
-          <w:i/>
-          <w:color w:val="0000FF"/>
-        </w:rPr>
-      </w:pPr>
-      <w:r>
-        <w:rPr>
-          <w:i/>
-          <w:color w:val="0000FF"/>
-        </w:rPr>
-        <w:t>What will the actor use the system for?</w:t>
-      </w:r>
-    </w:p>
-    <w:p>
-      <w:pPr>
-        <w:numPr>
-          <w:ilvl w:val="0"/>
-          <w:numId w:val="6"/>
-        </w:numPr>
-        <w:pBdr>
-          <w:top w:val="nil"/>
-          <w:left w:val="nil"/>
-          <w:bottom w:val="nil"/>
-          <w:right w:val="nil"/>
-          <w:between w:val="nil"/>
-        </w:pBdr>
-        <w:spacing w:after="0"/>
-        <w:ind w:left="426" w:hanging="283"/>
-        <w:rPr>
-          <w:i/>
-          <w:color w:val="0000FF"/>
-        </w:rPr>
-      </w:pPr>
-      <w:r>
-        <w:rPr>
-          <w:i/>
-          <w:color w:val="0000FF"/>
-        </w:rPr>
-        <w:t>Will the actor create, store, change, remove, or read data in the system?</w:t>
-      </w:r>
-    </w:p>
-    <w:p>
-      <w:pPr>
-        <w:numPr>
-          <w:ilvl w:val="0"/>
-          <w:numId w:val="6"/>
-        </w:numPr>
-        <w:pBdr>
-          <w:top w:val="nil"/>
-          <w:left w:val="nil"/>
-          <w:bottom w:val="nil"/>
-          <w:right w:val="nil"/>
-          <w:between w:val="nil"/>
-        </w:pBdr>
-        <w:spacing w:after="0"/>
-        <w:ind w:left="426" w:hanging="283"/>
-        <w:rPr>
-          <w:i/>
-          <w:color w:val="0000FF"/>
-        </w:rPr>
-      </w:pPr>
-      <w:r>
-        <w:rPr>
-          <w:i/>
-          <w:color w:val="0000FF"/>
-        </w:rPr>
-        <w:t>Will the actor need to inform the system about external events or changes?</w:t>
-      </w:r>
-    </w:p>
-    <w:p>
-      <w:pPr>
-        <w:numPr>
-          <w:ilvl w:val="0"/>
-          <w:numId w:val="6"/>
-        </w:numPr>
-        <w:pBdr>
-          <w:top w:val="nil"/>
-          <w:left w:val="nil"/>
-          <w:bottom w:val="nil"/>
-          <w:right w:val="nil"/>
-          <w:between w:val="nil"/>
-        </w:pBdr>
-        <w:ind w:left="426" w:hanging="283"/>
-        <w:rPr>
-          <w:i/>
-          <w:color w:val="0000FF"/>
-        </w:rPr>
-      </w:pPr>
-      <w:r>
-        <w:rPr>
-          <w:i/>
-          <w:color w:val="0000FF"/>
-        </w:rPr>
-        <w:t>Will the actor need to be informed about certain occurrences in the system?</w:t>
-      </w:r>
-    </w:p>
-    <w:p>
-      <w:pPr>
-        <w:jc w:val="both"/>
-        <w:rPr>
-          <w:i/>
-          <w:color w:val="0000FF"/>
-        </w:rPr>
-      </w:pPr>
-      <w:r>
-        <w:rPr>
-          <w:i/>
-          <w:color w:val="0000FF"/>
-        </w:rPr>
-        <w:t>This part describe</w:t>
-      </w:r>
-      <w:r>
-        <w:rPr>
-          <w:i/>
-          <w:color w:val="0000FF"/>
-        </w:rPr>
-        <w:t>s</w:t>
-      </w:r>
-      <w:r>
-        <w:rPr>
-          <w:i/>
-          <w:color w:val="0000FF"/>
-        </w:rPr>
-        <w:t xml:space="preserve"> the use cases</w:t>
-      </w:r>
-      <w:r>
-        <w:rPr>
-          <w:i/>
-          <w:color w:val="0000FF"/>
-        </w:rPr>
-        <w:t xml:space="preserve"> you could define</w:t>
-      </w:r>
-      <w:r>
-        <w:rPr>
-          <w:i/>
-          <w:color w:val="0000FF"/>
-        </w:rPr>
-        <w:t>, you can follow the table form as below</w:t>
-      </w:r>
-      <w:r>
-        <w:rPr>
-          <w:i/>
-          <w:color w:val="0000FF"/>
-        </w:rPr>
-        <w:t>]</w:t>
       </w:r>
     </w:p>
     <w:tbl>
@@ -4911,7 +4476,6 @@
               </w:rPr>
             </w:pPr>
             <w:r>
-              <w:lastRenderedPageBreak/>
               <w:t>UC-06</w:t>
             </w:r>
           </w:p>
@@ -5534,7 +5098,23 @@
           <w:i/>
           <w:color w:val="0000FF"/>
         </w:rPr>
-        <w:t>In this section, you need to provide the UC diagram(s) to show the actor-UCs and UC-UC relationships like the sample below. You can have multiple UC diagrams for the system, each diagram is for one actor or one workflow]</w:t>
+        <w:t xml:space="preserve">In this section, you need to provide the UC diagram(s) to show the actor-UCs and UC-UC relationships like the sample below. You can have multiple UC diagrams for the </w:t>
+      </w:r>
+      <w:proofErr w:type="gramStart"/>
+      <w:r>
+        <w:rPr>
+          <w:i/>
+          <w:color w:val="0000FF"/>
+        </w:rPr>
+        <w:t>system,</w:t>
+      </w:r>
+      <w:proofErr w:type="gramEnd"/>
+      <w:r>
+        <w:rPr>
+          <w:i/>
+          <w:color w:val="0000FF"/>
+        </w:rPr>
+        <w:t xml:space="preserve"> each diagram is for one actor or one workflow]</w:t>
       </w:r>
     </w:p>
     <w:p>
@@ -5542,6 +5122,7 @@
         <w:pStyle w:val="Heading5"/>
       </w:pPr>
       <w:r>
+        <w:lastRenderedPageBreak/>
         <w:t>1.</w:t>
       </w:r>
       <w:r>
@@ -5606,7 +5187,6 @@
         <w:pStyle w:val="Heading5"/>
       </w:pPr>
       <w:r>
-        <w:lastRenderedPageBreak/>
         <w:t>1.</w:t>
       </w:r>
       <w:r>
@@ -5692,68 +5272,34 @@
     </w:p>
     <w:p>
       <w:pPr>
-        <w:spacing w:after="60" w:line="240" w:lineRule="auto"/>
-        <w:rPr>
-          <w:i/>
-          <w:color w:val="0000FF"/>
-        </w:rPr>
-      </w:pPr>
-      <w:r>
-        <w:rPr>
-          <w:i/>
-          <w:color w:val="0000FF"/>
-        </w:rPr>
-        <w:t>[Provide functionality overview of software system: screen flow, screen descriptions, system user roles, screen authorization, non-screen functions, ERD]</w:t>
+        <w:pStyle w:val="Heading4"/>
+      </w:pPr>
+      <w:r>
+        <w:t>1.4.1 Screens Flow</w:t>
       </w:r>
     </w:p>
     <w:p>
       <w:pPr>
-        <w:pStyle w:val="Heading4"/>
-      </w:pPr>
-      <w:r>
-        <w:t>1.4.1 Screens Flow</w:t>
-      </w:r>
-    </w:p>
-    <w:p>
-      <w:pPr>
-        <w:jc w:val="both"/>
-        <w:rPr>
-          <w:i/>
-          <w:color w:val="0000FF"/>
-        </w:rPr>
-      </w:pPr>
-      <w:r>
-        <w:rPr>
-          <w:i/>
-          <w:color w:val="0000FF"/>
-        </w:rPr>
-        <w:t>[This part shows the system screens and the relationship among screens. You can draw the Screens Flow for the system in the form of diagram as below.]</w:t>
-      </w:r>
-    </w:p>
-    <w:p>
-      <w:pPr>
         <w:jc w:val="center"/>
       </w:pPr>
       <w:r>
-        <w:rPr>
-          <w:noProof/>
-        </w:rPr>
         <w:drawing>
-          <wp:inline distT="0" distB="0" distL="0" distR="0" wp14:anchorId="28D5272D" wp14:editId="144CBD0C">
-            <wp:extent cx="5763629" cy="2462474"/>
-            <wp:effectExtent l="0" t="0" r="0" b="0"/>
-            <wp:docPr id="29" name="image10.png"/>
-            <wp:cNvGraphicFramePr/>
+          <wp:inline distT="0" distB="0" distL="0" distR="0" wp14:anchorId="5FF0F47D" wp14:editId="2A1A6FCC">
+            <wp:extent cx="6179200" cy="3329940"/>
+            <wp:effectExtent l="0" t="0" r="0" b="3810"/>
+            <wp:docPr id="186261180" name="Picture 1"/>
+            <wp:cNvGraphicFramePr>
+              <a:graphicFrameLocks xmlns:a="http://schemas.openxmlformats.org/drawingml/2006/main" noChangeAspect="1"/>
+            </wp:cNvGraphicFramePr>
             <a:graphic xmlns:a="http://schemas.openxmlformats.org/drawingml/2006/main">
               <a:graphicData uri="http://schemas.openxmlformats.org/drawingml/2006/picture">
                 <pic:pic xmlns:pic="http://schemas.openxmlformats.org/drawingml/2006/picture">
                   <pic:nvPicPr>
-                    <pic:cNvPr id="0" name="image10.png"/>
-                    <pic:cNvPicPr preferRelativeResize="0"/>
+                    <pic:cNvPr id="186261180" name=""/>
+                    <pic:cNvPicPr/>
                   </pic:nvPicPr>
                   <pic:blipFill>
                     <a:blip r:embed="rId13"/>
-                    <a:srcRect/>
                     <a:stretch>
                       <a:fillRect/>
                     </a:stretch>
@@ -5761,12 +5307,11 @@
                   <pic:spPr>
                     <a:xfrm>
                       <a:off x="0" y="0"/>
-                      <a:ext cx="5763629" cy="2462474"/>
+                      <a:ext cx="6184285" cy="3332680"/>
                     </a:xfrm>
                     <a:prstGeom prst="rect">
                       <a:avLst/>
                     </a:prstGeom>
-                    <a:ln/>
                   </pic:spPr>
                 </pic:pic>
               </a:graphicData>
@@ -5780,6 +5325,7 @@
         <w:pStyle w:val="Heading4"/>
       </w:pPr>
       <w:r>
+        <w:lastRenderedPageBreak/>
         <w:t>1.4.2 Screen Authorization</w:t>
       </w:r>
     </w:p>
@@ -5796,7 +5342,23 @@
           <w:i/>
           <w:color w:val="0000FF"/>
         </w:rPr>
-        <w:t>[Provide the system roles authorization to the system features (down to screens, and event to the screen activities if applicable) in the table form as below – replace Role-Name1, Role-Name2,… with your specific system user role names]</w:t>
+        <w:t>[Provide the system roles authorization to the system features (down to screens, and event to the screen activities if applicable) in the table form as below – replace Role-Name1, Role-Name</w:t>
+      </w:r>
+      <w:proofErr w:type="gramStart"/>
+      <w:r>
+        <w:rPr>
+          <w:i/>
+          <w:color w:val="0000FF"/>
+        </w:rPr>
+        <w:t>2,…</w:t>
+      </w:r>
+      <w:proofErr w:type="gramEnd"/>
+      <w:r>
+        <w:rPr>
+          <w:i/>
+          <w:color w:val="0000FF"/>
+        </w:rPr>
+        <w:t xml:space="preserve"> with your specific system user role names]</w:t>
       </w:r>
     </w:p>
     <w:tbl>
@@ -5840,10 +5402,7 @@
               </w:rPr>
             </w:pPr>
             <w:r>
-              <w:rPr>
-                <w:b/>
-              </w:rPr>
-              <w:t>Screen</w:t>
+              <w:t>Screen Name</w:t>
             </w:r>
           </w:p>
         </w:tc>
@@ -5862,10 +5421,7 @@
               </w:rPr>
             </w:pPr>
             <w:r>
-              <w:rPr>
-                <w:b/>
-              </w:rPr>
-              <w:t>Role-Name1</w:t>
+              <w:t>Academic Admin</w:t>
             </w:r>
           </w:p>
         </w:tc>
@@ -5883,10 +5439,7 @@
               </w:rPr>
             </w:pPr>
             <w:r>
-              <w:rPr>
-                <w:b/>
-              </w:rPr>
-              <w:t>Role-Name2</w:t>
+              <w:t>Teacher</w:t>
             </w:r>
           </w:p>
         </w:tc>
@@ -5903,12 +5456,7 @@
                 <w:b/>
               </w:rPr>
             </w:pPr>
-            <w:r>
-              <w:rPr>
-                <w:b/>
-              </w:rPr>
-              <w:t>Role-Name3</w:t>
-            </w:r>
+            <w:r/>
           </w:p>
         </w:tc>
         <w:tc>
@@ -5924,12 +5472,7 @@
                 <w:b/>
               </w:rPr>
             </w:pPr>
-            <w:r>
-              <w:rPr>
-                <w:b/>
-              </w:rPr>
-              <w:t>…</w:t>
-            </w:r>
+            <w:r/>
           </w:p>
         </w:tc>
       </w:tr>
@@ -5950,10 +5493,7 @@
               </w:rPr>
             </w:pPr>
             <w:r>
-              <w:rPr>
-                <w:color w:val="000000"/>
-              </w:rPr>
-              <w:t>&lt;&lt;Screen Name1&gt;&gt;</w:t>
+              <w:t>User Login</w:t>
             </w:r>
           </w:p>
         </w:tc>
@@ -5971,9 +5511,6 @@
               </w:rPr>
             </w:pPr>
             <w:r>
-              <w:rPr>
-                <w:color w:val="000000"/>
-              </w:rPr>
               <w:t>X</w:t>
             </w:r>
           </w:p>
@@ -5990,6 +5527,9 @@
                 <w:color w:val="000000"/>
               </w:rPr>
             </w:pPr>
+            <w:r>
+              <w:t>X</w:t>
+            </w:r>
           </w:p>
         </w:tc>
         <w:tc>
@@ -6004,12 +5544,7 @@
                 <w:color w:val="000000"/>
               </w:rPr>
             </w:pPr>
-            <w:r>
-              <w:rPr>
-                <w:color w:val="000000"/>
-              </w:rPr>
-              <w:t>X</w:t>
-            </w:r>
+            <w:r/>
           </w:p>
         </w:tc>
         <w:tc>
@@ -6024,12 +5559,7 @@
                 <w:color w:val="000000"/>
               </w:rPr>
             </w:pPr>
-            <w:r>
-              <w:rPr>
-                <w:color w:val="000000"/>
-              </w:rPr>
-              <w:t>X</w:t>
-            </w:r>
+            <w:r/>
           </w:p>
         </w:tc>
       </w:tr>
@@ -6050,10 +5580,7 @@
               </w:rPr>
             </w:pPr>
             <w:r>
-              <w:rPr>
-                <w:color w:val="000000"/>
-              </w:rPr>
-              <w:t>&lt;&lt;Screen Name2&gt;&gt;</w:t>
+              <w:t>Admin Dashboard</w:t>
             </w:r>
           </w:p>
         </w:tc>
@@ -6070,6 +5597,9 @@
                 <w:color w:val="000000"/>
               </w:rPr>
             </w:pPr>
+            <w:r>
+              <w:t>X</w:t>
+            </w:r>
           </w:p>
         </w:tc>
         <w:tc>
@@ -6084,12 +5614,7 @@
                 <w:color w:val="000000"/>
               </w:rPr>
             </w:pPr>
-            <w:r>
-              <w:rPr>
-                <w:color w:val="000000"/>
-              </w:rPr>
-              <w:t>X</w:t>
-            </w:r>
+            <w:r/>
           </w:p>
         </w:tc>
         <w:tc>
@@ -6104,6 +5629,7 @@
                 <w:color w:val="000000"/>
               </w:rPr>
             </w:pPr>
+            <w:r/>
           </w:p>
         </w:tc>
         <w:tc>
@@ -6118,6 +5644,7 @@
                 <w:color w:val="000000"/>
               </w:rPr>
             </w:pPr>
+            <w:r/>
           </w:p>
         </w:tc>
       </w:tr>
@@ -6138,10 +5665,7 @@
               </w:rPr>
             </w:pPr>
             <w:r>
-              <w:rPr>
-                <w:color w:val="000000"/>
-              </w:rPr>
-              <w:t xml:space="preserve">    …</w:t>
+              <w:t>Teacher Dashboard</w:t>
             </w:r>
           </w:p>
         </w:tc>
@@ -6158,6 +5682,7 @@
                 <w:color w:val="000000"/>
               </w:rPr>
             </w:pPr>
+            <w:r/>
           </w:p>
         </w:tc>
         <w:tc>
@@ -6172,6 +5697,9 @@
                 <w:color w:val="000000"/>
               </w:rPr>
             </w:pPr>
+            <w:r>
+              <w:t>X</w:t>
+            </w:r>
           </w:p>
         </w:tc>
         <w:tc>
@@ -6186,6 +5714,7 @@
                 <w:color w:val="000000"/>
               </w:rPr>
             </w:pPr>
+            <w:r/>
           </w:p>
         </w:tc>
         <w:tc>
@@ -6200,6 +5729,1027 @@
                 <w:color w:val="000000"/>
               </w:rPr>
             </w:pPr>
+            <w:r/>
+          </w:p>
+        </w:tc>
+      </w:tr>
+      <w:tr>
+        <w:trPr>
+          <w:trHeight w:val="288"/>
+        </w:trPr>
+        <w:tc>
+          <w:tcPr>
+            <w:tcW w:w="3119" w:type="dxa"/>
+            <w:vAlign w:val="bottom"/>
+          </w:tcPr>
+          <w:p>
+            <w:pPr>
+              <w:spacing w:after="0"/>
+              <w:rPr>
+                <w:color w:val="000000"/>
+              </w:rPr>
+            </w:pPr>
+            <w:r>
+              <w:t>Students List</w:t>
+            </w:r>
+          </w:p>
+        </w:tc>
+        <w:tc>
+          <w:tcPr>
+            <w:tcW w:w="1417" w:type="dxa"/>
+            <w:vAlign w:val="bottom"/>
+          </w:tcPr>
+          <w:p>
+            <w:pPr>
+              <w:spacing w:after="0"/>
+              <w:jc w:val="center"/>
+              <w:rPr>
+                <w:color w:val="000000"/>
+              </w:rPr>
+            </w:pPr>
+            <w:r>
+              <w:t>X</w:t>
+            </w:r>
+          </w:p>
+        </w:tc>
+        <w:tc>
+          <w:tcPr>
+            <w:tcW w:w="1418" w:type="dxa"/>
+          </w:tcPr>
+          <w:p>
+            <w:pPr>
+              <w:spacing w:after="0"/>
+              <w:jc w:val="center"/>
+              <w:rPr>
+                <w:color w:val="000000"/>
+              </w:rPr>
+            </w:pPr>
+            <w:r/>
+          </w:p>
+        </w:tc>
+        <w:tc>
+          <w:tcPr>
+            <w:tcW w:w="1559" w:type="dxa"/>
+          </w:tcPr>
+          <w:p>
+            <w:pPr>
+              <w:spacing w:after="0"/>
+              <w:jc w:val="center"/>
+              <w:rPr>
+                <w:color w:val="000000"/>
+              </w:rPr>
+            </w:pPr>
+            <w:r/>
+          </w:p>
+        </w:tc>
+        <w:tc>
+          <w:tcPr>
+            <w:tcW w:w="1701" w:type="dxa"/>
+          </w:tcPr>
+          <w:p>
+            <w:pPr>
+              <w:spacing w:after="0"/>
+              <w:jc w:val="center"/>
+              <w:rPr>
+                <w:color w:val="000000"/>
+              </w:rPr>
+            </w:pPr>
+            <w:r/>
+          </w:p>
+        </w:tc>
+      </w:tr>
+      <w:tr>
+        <w:trPr>
+          <w:trHeight w:val="288"/>
+        </w:trPr>
+        <w:tc>
+          <w:tcPr>
+            <w:tcW w:w="3119" w:type="dxa"/>
+            <w:vAlign w:val="bottom"/>
+          </w:tcPr>
+          <w:p>
+            <w:pPr>
+              <w:spacing w:after="0"/>
+              <w:rPr>
+                <w:color w:val="000000"/>
+              </w:rPr>
+            </w:pPr>
+            <w:r>
+              <w:t>Student Profile Details</w:t>
+            </w:r>
+          </w:p>
+        </w:tc>
+        <w:tc>
+          <w:tcPr>
+            <w:tcW w:w="1417" w:type="dxa"/>
+            <w:vAlign w:val="bottom"/>
+          </w:tcPr>
+          <w:p>
+            <w:pPr>
+              <w:spacing w:after="0"/>
+              <w:jc w:val="center"/>
+              <w:rPr>
+                <w:color w:val="000000"/>
+              </w:rPr>
+            </w:pPr>
+            <w:r>
+              <w:t>X</w:t>
+            </w:r>
+          </w:p>
+        </w:tc>
+        <w:tc>
+          <w:tcPr>
+            <w:tcW w:w="1418" w:type="dxa"/>
+          </w:tcPr>
+          <w:p>
+            <w:pPr>
+              <w:spacing w:after="0"/>
+              <w:jc w:val="center"/>
+              <w:rPr>
+                <w:color w:val="000000"/>
+              </w:rPr>
+            </w:pPr>
+            <w:r/>
+          </w:p>
+        </w:tc>
+        <w:tc>
+          <w:tcPr>
+            <w:tcW w:w="1559" w:type="dxa"/>
+          </w:tcPr>
+          <w:p>
+            <w:pPr>
+              <w:spacing w:after="0"/>
+              <w:jc w:val="center"/>
+              <w:rPr>
+                <w:color w:val="000000"/>
+              </w:rPr>
+            </w:pPr>
+            <w:r/>
+          </w:p>
+        </w:tc>
+        <w:tc>
+          <w:tcPr>
+            <w:tcW w:w="1701" w:type="dxa"/>
+          </w:tcPr>
+          <w:p>
+            <w:pPr>
+              <w:spacing w:after="0"/>
+              <w:jc w:val="center"/>
+              <w:rPr>
+                <w:color w:val="000000"/>
+              </w:rPr>
+            </w:pPr>
+            <w:r/>
+          </w:p>
+        </w:tc>
+      </w:tr>
+      <w:tr>
+        <w:trPr>
+          <w:trHeight w:val="288"/>
+        </w:trPr>
+        <w:tc>
+          <w:tcPr>
+            <w:tcW w:w="3119" w:type="dxa"/>
+            <w:vAlign w:val="bottom"/>
+          </w:tcPr>
+          <w:p>
+            <w:pPr>
+              <w:spacing w:after="0"/>
+              <w:rPr>
+                <w:color w:val="000000"/>
+              </w:rPr>
+            </w:pPr>
+            <w:r>
+              <w:t>Record Tuition Payment</w:t>
+            </w:r>
+          </w:p>
+        </w:tc>
+        <w:tc>
+          <w:tcPr>
+            <w:tcW w:w="1417" w:type="dxa"/>
+            <w:vAlign w:val="bottom"/>
+          </w:tcPr>
+          <w:p>
+            <w:pPr>
+              <w:spacing w:after="0"/>
+              <w:jc w:val="center"/>
+              <w:rPr>
+                <w:color w:val="000000"/>
+              </w:rPr>
+            </w:pPr>
+            <w:r>
+              <w:t>X</w:t>
+            </w:r>
+          </w:p>
+        </w:tc>
+        <w:tc>
+          <w:tcPr>
+            <w:tcW w:w="1418" w:type="dxa"/>
+          </w:tcPr>
+          <w:p>
+            <w:pPr>
+              <w:spacing w:after="0"/>
+              <w:jc w:val="center"/>
+              <w:rPr>
+                <w:color w:val="000000"/>
+              </w:rPr>
+            </w:pPr>
+            <w:r/>
+          </w:p>
+        </w:tc>
+        <w:tc>
+          <w:tcPr>
+            <w:tcW w:w="1559" w:type="dxa"/>
+          </w:tcPr>
+          <w:p>
+            <w:pPr>
+              <w:spacing w:after="0"/>
+              <w:jc w:val="center"/>
+              <w:rPr>
+                <w:color w:val="000000"/>
+              </w:rPr>
+            </w:pPr>
+            <w:r/>
+          </w:p>
+        </w:tc>
+        <w:tc>
+          <w:tcPr>
+            <w:tcW w:w="1701" w:type="dxa"/>
+          </w:tcPr>
+          <w:p>
+            <w:pPr>
+              <w:spacing w:after="0"/>
+              <w:jc w:val="center"/>
+              <w:rPr>
+                <w:color w:val="000000"/>
+              </w:rPr>
+            </w:pPr>
+            <w:r/>
+          </w:p>
+        </w:tc>
+      </w:tr>
+      <w:tr>
+        <w:trPr>
+          <w:trHeight w:val="288"/>
+        </w:trPr>
+        <w:tc>
+          <w:tcPr>
+            <w:tcW w:w="3119" w:type="dxa"/>
+            <w:vAlign w:val="bottom"/>
+          </w:tcPr>
+          <w:p>
+            <w:pPr>
+              <w:spacing w:after="0"/>
+              <w:rPr>
+                <w:color w:val="000000"/>
+              </w:rPr>
+            </w:pPr>
+            <w:r>
+              <w:t>Core Schedules</w:t>
+            </w:r>
+          </w:p>
+        </w:tc>
+        <w:tc>
+          <w:tcPr>
+            <w:tcW w:w="1417" w:type="dxa"/>
+            <w:vAlign w:val="bottom"/>
+          </w:tcPr>
+          <w:p>
+            <w:pPr>
+              <w:spacing w:after="0"/>
+              <w:jc w:val="center"/>
+              <w:rPr>
+                <w:color w:val="000000"/>
+              </w:rPr>
+            </w:pPr>
+            <w:r>
+              <w:t>X</w:t>
+            </w:r>
+          </w:p>
+        </w:tc>
+        <w:tc>
+          <w:tcPr>
+            <w:tcW w:w="1418" w:type="dxa"/>
+          </w:tcPr>
+          <w:p>
+            <w:pPr>
+              <w:spacing w:after="0"/>
+              <w:jc w:val="center"/>
+              <w:rPr>
+                <w:color w:val="000000"/>
+              </w:rPr>
+            </w:pPr>
+            <w:r/>
+          </w:p>
+        </w:tc>
+        <w:tc>
+          <w:tcPr>
+            <w:tcW w:w="1559" w:type="dxa"/>
+          </w:tcPr>
+          <w:p>
+            <w:pPr>
+              <w:spacing w:after="0"/>
+              <w:jc w:val="center"/>
+              <w:rPr>
+                <w:color w:val="000000"/>
+              </w:rPr>
+            </w:pPr>
+            <w:r/>
+          </w:p>
+        </w:tc>
+        <w:tc>
+          <w:tcPr>
+            <w:tcW w:w="1701" w:type="dxa"/>
+          </w:tcPr>
+          <w:p>
+            <w:pPr>
+              <w:spacing w:after="0"/>
+              <w:jc w:val="center"/>
+              <w:rPr>
+                <w:color w:val="000000"/>
+              </w:rPr>
+            </w:pPr>
+            <w:r/>
+          </w:p>
+        </w:tc>
+      </w:tr>
+      <w:tr>
+        <w:trPr>
+          <w:trHeight w:val="288"/>
+        </w:trPr>
+        <w:tc>
+          <w:tcPr>
+            <w:tcW w:w="3119" w:type="dxa"/>
+            <w:vAlign w:val="bottom"/>
+          </w:tcPr>
+          <w:p>
+            <w:pPr>
+              <w:spacing w:after="0"/>
+              <w:rPr>
+                <w:color w:val="000000"/>
+              </w:rPr>
+            </w:pPr>
+            <w:r>
+              <w:t>Session Details (Admin View)</w:t>
+            </w:r>
+          </w:p>
+        </w:tc>
+        <w:tc>
+          <w:tcPr>
+            <w:tcW w:w="1417" w:type="dxa"/>
+            <w:vAlign w:val="bottom"/>
+          </w:tcPr>
+          <w:p>
+            <w:pPr>
+              <w:spacing w:after="0"/>
+              <w:jc w:val="center"/>
+              <w:rPr>
+                <w:color w:val="000000"/>
+              </w:rPr>
+            </w:pPr>
+            <w:r>
+              <w:t>X</w:t>
+            </w:r>
+          </w:p>
+        </w:tc>
+        <w:tc>
+          <w:tcPr>
+            <w:tcW w:w="1418" w:type="dxa"/>
+          </w:tcPr>
+          <w:p>
+            <w:pPr>
+              <w:spacing w:after="0"/>
+              <w:jc w:val="center"/>
+              <w:rPr>
+                <w:color w:val="000000"/>
+              </w:rPr>
+            </w:pPr>
+            <w:r/>
+          </w:p>
+        </w:tc>
+        <w:tc>
+          <w:tcPr>
+            <w:tcW w:w="1559" w:type="dxa"/>
+          </w:tcPr>
+          <w:p>
+            <w:pPr>
+              <w:spacing w:after="0"/>
+              <w:jc w:val="center"/>
+              <w:rPr>
+                <w:color w:val="000000"/>
+              </w:rPr>
+            </w:pPr>
+            <w:r/>
+          </w:p>
+        </w:tc>
+        <w:tc>
+          <w:tcPr>
+            <w:tcW w:w="1701" w:type="dxa"/>
+          </w:tcPr>
+          <w:p>
+            <w:pPr>
+              <w:spacing w:after="0"/>
+              <w:jc w:val="center"/>
+              <w:rPr>
+                <w:color w:val="000000"/>
+              </w:rPr>
+            </w:pPr>
+            <w:r/>
+          </w:p>
+        </w:tc>
+      </w:tr>
+      <w:tr>
+        <w:trPr>
+          <w:trHeight w:val="288"/>
+        </w:trPr>
+        <w:tc>
+          <w:tcPr>
+            <w:tcW w:w="3119" w:type="dxa"/>
+            <w:vAlign w:val="bottom"/>
+          </w:tcPr>
+          <w:p>
+            <w:pPr>
+              <w:spacing w:after="0"/>
+              <w:rPr>
+                <w:color w:val="000000"/>
+              </w:rPr>
+            </w:pPr>
+            <w:r>
+              <w:t>Resolve Conflicts Screen</w:t>
+            </w:r>
+          </w:p>
+        </w:tc>
+        <w:tc>
+          <w:tcPr>
+            <w:tcW w:w="1417" w:type="dxa"/>
+            <w:vAlign w:val="bottom"/>
+          </w:tcPr>
+          <w:p>
+            <w:pPr>
+              <w:spacing w:after="0"/>
+              <w:jc w:val="center"/>
+              <w:rPr>
+                <w:color w:val="000000"/>
+              </w:rPr>
+            </w:pPr>
+            <w:r>
+              <w:t>X</w:t>
+            </w:r>
+          </w:p>
+        </w:tc>
+        <w:tc>
+          <w:tcPr>
+            <w:tcW w:w="1418" w:type="dxa"/>
+          </w:tcPr>
+          <w:p>
+            <w:pPr>
+              <w:spacing w:after="0"/>
+              <w:jc w:val="center"/>
+              <w:rPr>
+                <w:color w:val="000000"/>
+              </w:rPr>
+            </w:pPr>
+            <w:r/>
+          </w:p>
+        </w:tc>
+        <w:tc>
+          <w:tcPr>
+            <w:tcW w:w="1559" w:type="dxa"/>
+          </w:tcPr>
+          <w:p>
+            <w:pPr>
+              <w:spacing w:after="0"/>
+              <w:jc w:val="center"/>
+              <w:rPr>
+                <w:color w:val="000000"/>
+              </w:rPr>
+            </w:pPr>
+            <w:r/>
+          </w:p>
+        </w:tc>
+        <w:tc>
+          <w:tcPr>
+            <w:tcW w:w="1701" w:type="dxa"/>
+          </w:tcPr>
+          <w:p>
+            <w:pPr>
+              <w:spacing w:after="0"/>
+              <w:jc w:val="center"/>
+              <w:rPr>
+                <w:color w:val="000000"/>
+              </w:rPr>
+            </w:pPr>
+            <w:r/>
+          </w:p>
+        </w:tc>
+      </w:tr>
+      <w:tr>
+        <w:trPr>
+          <w:trHeight w:val="288"/>
+        </w:trPr>
+        <w:tc>
+          <w:tcPr>
+            <w:tcW w:w="3119" w:type="dxa"/>
+            <w:vAlign w:val="bottom"/>
+          </w:tcPr>
+          <w:p>
+            <w:pPr>
+              <w:spacing w:after="0"/>
+              <w:rPr>
+                <w:color w:val="000000"/>
+              </w:rPr>
+            </w:pPr>
+            <w:r>
+              <w:t>Renewal Alerts List</w:t>
+            </w:r>
+          </w:p>
+        </w:tc>
+        <w:tc>
+          <w:tcPr>
+            <w:tcW w:w="1417" w:type="dxa"/>
+            <w:vAlign w:val="bottom"/>
+          </w:tcPr>
+          <w:p>
+            <w:pPr>
+              <w:spacing w:after="0"/>
+              <w:jc w:val="center"/>
+              <w:rPr>
+                <w:color w:val="000000"/>
+              </w:rPr>
+            </w:pPr>
+            <w:r>
+              <w:t>X</w:t>
+            </w:r>
+          </w:p>
+        </w:tc>
+        <w:tc>
+          <w:tcPr>
+            <w:tcW w:w="1418" w:type="dxa"/>
+          </w:tcPr>
+          <w:p>
+            <w:pPr>
+              <w:spacing w:after="0"/>
+              <w:jc w:val="center"/>
+              <w:rPr>
+                <w:color w:val="000000"/>
+              </w:rPr>
+            </w:pPr>
+            <w:r/>
+          </w:p>
+        </w:tc>
+        <w:tc>
+          <w:tcPr>
+            <w:tcW w:w="1559" w:type="dxa"/>
+          </w:tcPr>
+          <w:p>
+            <w:pPr>
+              <w:spacing w:after="0"/>
+              <w:jc w:val="center"/>
+              <w:rPr>
+                <w:color w:val="000000"/>
+              </w:rPr>
+            </w:pPr>
+            <w:r/>
+          </w:p>
+        </w:tc>
+        <w:tc>
+          <w:tcPr>
+            <w:tcW w:w="1701" w:type="dxa"/>
+          </w:tcPr>
+          <w:p>
+            <w:pPr>
+              <w:spacing w:after="0"/>
+              <w:jc w:val="center"/>
+              <w:rPr>
+                <w:color w:val="000000"/>
+              </w:rPr>
+            </w:pPr>
+            <w:r/>
+          </w:p>
+        </w:tc>
+      </w:tr>
+      <w:tr>
+        <w:trPr>
+          <w:trHeight w:val="288"/>
+        </w:trPr>
+        <w:tc>
+          <w:tcPr>
+            <w:tcW w:w="3119" w:type="dxa"/>
+            <w:vAlign w:val="bottom"/>
+          </w:tcPr>
+          <w:p>
+            <w:pPr>
+              <w:spacing w:after="0"/>
+              <w:rPr>
+                <w:color w:val="000000"/>
+              </w:rPr>
+            </w:pPr>
+            <w:r>
+              <w:t>Alert Action Details</w:t>
+            </w:r>
+          </w:p>
+        </w:tc>
+        <w:tc>
+          <w:tcPr>
+            <w:tcW w:w="1417" w:type="dxa"/>
+            <w:vAlign w:val="bottom"/>
+          </w:tcPr>
+          <w:p>
+            <w:pPr>
+              <w:spacing w:after="0"/>
+              <w:jc w:val="center"/>
+              <w:rPr>
+                <w:color w:val="000000"/>
+              </w:rPr>
+            </w:pPr>
+            <w:r>
+              <w:t>X</w:t>
+            </w:r>
+          </w:p>
+        </w:tc>
+        <w:tc>
+          <w:tcPr>
+            <w:tcW w:w="1418" w:type="dxa"/>
+          </w:tcPr>
+          <w:p>
+            <w:pPr>
+              <w:spacing w:after="0"/>
+              <w:jc w:val="center"/>
+              <w:rPr>
+                <w:color w:val="000000"/>
+              </w:rPr>
+            </w:pPr>
+            <w:r/>
+          </w:p>
+        </w:tc>
+        <w:tc>
+          <w:tcPr>
+            <w:tcW w:w="1559" w:type="dxa"/>
+          </w:tcPr>
+          <w:p>
+            <w:pPr>
+              <w:spacing w:after="0"/>
+              <w:jc w:val="center"/>
+              <w:rPr>
+                <w:color w:val="000000"/>
+              </w:rPr>
+            </w:pPr>
+            <w:r/>
+          </w:p>
+        </w:tc>
+        <w:tc>
+          <w:tcPr>
+            <w:tcW w:w="1701" w:type="dxa"/>
+          </w:tcPr>
+          <w:p>
+            <w:pPr>
+              <w:spacing w:after="0"/>
+              <w:jc w:val="center"/>
+              <w:rPr>
+                <w:color w:val="000000"/>
+              </w:rPr>
+            </w:pPr>
+            <w:r/>
+          </w:p>
+        </w:tc>
+      </w:tr>
+      <w:tr>
+        <w:trPr>
+          <w:trHeight w:val="288"/>
+        </w:trPr>
+        <w:tc>
+          <w:tcPr>
+            <w:tcW w:w="3119" w:type="dxa"/>
+            <w:vAlign w:val="bottom"/>
+          </w:tcPr>
+          <w:p>
+            <w:pPr>
+              <w:spacing w:after="0"/>
+              <w:rPr>
+                <w:color w:val="000000"/>
+              </w:rPr>
+            </w:pPr>
+            <w:r>
+              <w:t>My Timetable</w:t>
+            </w:r>
+          </w:p>
+        </w:tc>
+        <w:tc>
+          <w:tcPr>
+            <w:tcW w:w="1417" w:type="dxa"/>
+            <w:vAlign w:val="bottom"/>
+          </w:tcPr>
+          <w:p>
+            <w:pPr>
+              <w:spacing w:after="0"/>
+              <w:jc w:val="center"/>
+              <w:rPr>
+                <w:color w:val="000000"/>
+              </w:rPr>
+            </w:pPr>
+            <w:r/>
+          </w:p>
+        </w:tc>
+        <w:tc>
+          <w:tcPr>
+            <w:tcW w:w="1418" w:type="dxa"/>
+          </w:tcPr>
+          <w:p>
+            <w:pPr>
+              <w:spacing w:after="0"/>
+              <w:jc w:val="center"/>
+              <w:rPr>
+                <w:color w:val="000000"/>
+              </w:rPr>
+            </w:pPr>
+            <w:r>
+              <w:t>X</w:t>
+            </w:r>
+          </w:p>
+        </w:tc>
+        <w:tc>
+          <w:tcPr>
+            <w:tcW w:w="1559" w:type="dxa"/>
+          </w:tcPr>
+          <w:p>
+            <w:pPr>
+              <w:spacing w:after="0"/>
+              <w:jc w:val="center"/>
+              <w:rPr>
+                <w:color w:val="000000"/>
+              </w:rPr>
+            </w:pPr>
+            <w:r/>
+          </w:p>
+        </w:tc>
+        <w:tc>
+          <w:tcPr>
+            <w:tcW w:w="1701" w:type="dxa"/>
+          </w:tcPr>
+          <w:p>
+            <w:pPr>
+              <w:spacing w:after="0"/>
+              <w:jc w:val="center"/>
+              <w:rPr>
+                <w:color w:val="000000"/>
+              </w:rPr>
+            </w:pPr>
+            <w:r/>
+          </w:p>
+        </w:tc>
+      </w:tr>
+      <w:tr>
+        <w:trPr>
+          <w:trHeight w:val="288"/>
+        </w:trPr>
+        <w:tc>
+          <w:tcPr>
+            <w:tcW w:w="3119" w:type="dxa"/>
+            <w:vAlign w:val="bottom"/>
+          </w:tcPr>
+          <w:p>
+            <w:pPr>
+              <w:spacing w:after="0"/>
+              <w:rPr>
+                <w:color w:val="000000"/>
+              </w:rPr>
+            </w:pPr>
+            <w:r>
+              <w:t>Class Session Details</w:t>
+            </w:r>
+          </w:p>
+        </w:tc>
+        <w:tc>
+          <w:tcPr>
+            <w:tcW w:w="1417" w:type="dxa"/>
+            <w:vAlign w:val="bottom"/>
+          </w:tcPr>
+          <w:p>
+            <w:pPr>
+              <w:spacing w:after="0"/>
+              <w:jc w:val="center"/>
+              <w:rPr>
+                <w:color w:val="000000"/>
+              </w:rPr>
+            </w:pPr>
+            <w:r/>
+          </w:p>
+        </w:tc>
+        <w:tc>
+          <w:tcPr>
+            <w:tcW w:w="1418" w:type="dxa"/>
+          </w:tcPr>
+          <w:p>
+            <w:pPr>
+              <w:spacing w:after="0"/>
+              <w:jc w:val="center"/>
+              <w:rPr>
+                <w:color w:val="000000"/>
+              </w:rPr>
+            </w:pPr>
+            <w:r>
+              <w:t>X</w:t>
+            </w:r>
+          </w:p>
+        </w:tc>
+        <w:tc>
+          <w:tcPr>
+            <w:tcW w:w="1559" w:type="dxa"/>
+          </w:tcPr>
+          <w:p>
+            <w:pPr>
+              <w:spacing w:after="0"/>
+              <w:jc w:val="center"/>
+              <w:rPr>
+                <w:color w:val="000000"/>
+              </w:rPr>
+            </w:pPr>
+            <w:r/>
+          </w:p>
+        </w:tc>
+        <w:tc>
+          <w:tcPr>
+            <w:tcW w:w="1701" w:type="dxa"/>
+          </w:tcPr>
+          <w:p>
+            <w:pPr>
+              <w:spacing w:after="0"/>
+              <w:jc w:val="center"/>
+              <w:rPr>
+                <w:color w:val="000000"/>
+              </w:rPr>
+            </w:pPr>
+            <w:r/>
+          </w:p>
+        </w:tc>
+      </w:tr>
+      <w:tr>
+        <w:trPr>
+          <w:trHeight w:val="288"/>
+        </w:trPr>
+        <w:tc>
+          <w:tcPr>
+            <w:tcW w:w="3119" w:type="dxa"/>
+            <w:vAlign w:val="bottom"/>
+          </w:tcPr>
+          <w:p>
+            <w:pPr>
+              <w:spacing w:after="0"/>
+              <w:rPr>
+                <w:color w:val="000000"/>
+              </w:rPr>
+            </w:pPr>
+            <w:r>
+              <w:t>Record Attendance</w:t>
+            </w:r>
+          </w:p>
+        </w:tc>
+        <w:tc>
+          <w:tcPr>
+            <w:tcW w:w="1417" w:type="dxa"/>
+            <w:vAlign w:val="bottom"/>
+          </w:tcPr>
+          <w:p>
+            <w:pPr>
+              <w:spacing w:after="0"/>
+              <w:jc w:val="center"/>
+              <w:rPr>
+                <w:color w:val="000000"/>
+              </w:rPr>
+            </w:pPr>
+            <w:r/>
+          </w:p>
+        </w:tc>
+        <w:tc>
+          <w:tcPr>
+            <w:tcW w:w="1418" w:type="dxa"/>
+          </w:tcPr>
+          <w:p>
+            <w:pPr>
+              <w:spacing w:after="0"/>
+              <w:jc w:val="center"/>
+              <w:rPr>
+                <w:color w:val="000000"/>
+              </w:rPr>
+            </w:pPr>
+            <w:r>
+              <w:t>X</w:t>
+            </w:r>
+          </w:p>
+        </w:tc>
+        <w:tc>
+          <w:tcPr>
+            <w:tcW w:w="1559" w:type="dxa"/>
+          </w:tcPr>
+          <w:p>
+            <w:pPr>
+              <w:spacing w:after="0"/>
+              <w:jc w:val="center"/>
+              <w:rPr>
+                <w:color w:val="000000"/>
+              </w:rPr>
+            </w:pPr>
+            <w:r/>
+          </w:p>
+        </w:tc>
+        <w:tc>
+          <w:tcPr>
+            <w:tcW w:w="1701" w:type="dxa"/>
+          </w:tcPr>
+          <w:p>
+            <w:pPr>
+              <w:spacing w:after="0"/>
+              <w:jc w:val="center"/>
+              <w:rPr>
+                <w:color w:val="000000"/>
+              </w:rPr>
+            </w:pPr>
+            <w:r/>
+          </w:p>
+        </w:tc>
+      </w:tr>
+      <w:tr>
+        <w:trPr>
+          <w:trHeight w:val="288"/>
+        </w:trPr>
+        <w:tc>
+          <w:tcPr>
+            <w:tcW w:w="3119" w:type="dxa"/>
+            <w:vAlign w:val="bottom"/>
+          </w:tcPr>
+          <w:p>
+            <w:pPr>
+              <w:spacing w:after="0"/>
+              <w:rPr>
+                <w:color w:val="000000"/>
+              </w:rPr>
+            </w:pPr>
+            <w:r>
+              <w:t>Submit Academic Feedback</w:t>
+            </w:r>
+          </w:p>
+        </w:tc>
+        <w:tc>
+          <w:tcPr>
+            <w:tcW w:w="1417" w:type="dxa"/>
+            <w:vAlign w:val="bottom"/>
+          </w:tcPr>
+          <w:p>
+            <w:pPr>
+              <w:spacing w:after="0"/>
+              <w:jc w:val="center"/>
+              <w:rPr>
+                <w:color w:val="000000"/>
+              </w:rPr>
+            </w:pPr>
+            <w:r/>
+          </w:p>
+        </w:tc>
+        <w:tc>
+          <w:tcPr>
+            <w:tcW w:w="1418" w:type="dxa"/>
+          </w:tcPr>
+          <w:p>
+            <w:pPr>
+              <w:spacing w:after="0"/>
+              <w:jc w:val="center"/>
+              <w:rPr>
+                <w:color w:val="000000"/>
+              </w:rPr>
+            </w:pPr>
+            <w:r>
+              <w:t>X</w:t>
+            </w:r>
+          </w:p>
+        </w:tc>
+        <w:tc>
+          <w:tcPr>
+            <w:tcW w:w="1559" w:type="dxa"/>
+          </w:tcPr>
+          <w:p>
+            <w:pPr>
+              <w:spacing w:after="0"/>
+              <w:jc w:val="center"/>
+              <w:rPr>
+                <w:color w:val="000000"/>
+              </w:rPr>
+            </w:pPr>
+            <w:r/>
+          </w:p>
+        </w:tc>
+        <w:tc>
+          <w:tcPr>
+            <w:tcW w:w="1701" w:type="dxa"/>
+          </w:tcPr>
+          <w:p>
+            <w:pPr>
+              <w:spacing w:after="0"/>
+              <w:jc w:val="center"/>
+              <w:rPr>
+                <w:color w:val="000000"/>
+              </w:rPr>
+            </w:pPr>
+            <w:r/>
           </w:p>
         </w:tc>
       </w:tr>
@@ -6217,23 +6767,6 @@
       </w:pPr>
       <w:r>
         <w:t>1.4.3 Non-UI Functions</w:t>
-      </w:r>
-    </w:p>
-    <w:p>
-      <w:pPr>
-        <w:spacing w:after="60" w:line="240" w:lineRule="auto"/>
-        <w:jc w:val="both"/>
-        <w:rPr>
-          <w:i/>
-          <w:color w:val="0000FF"/>
-        </w:rPr>
-      </w:pPr>
-      <w:r>
-        <w:rPr>
-          <w:i/>
-          <w:color w:val="0000FF"/>
-        </w:rPr>
-        <w:t>[Provide the descriptions for the non-screen system functions, i.e batch/cron job, service, API, etc.]</w:t>
       </w:r>
     </w:p>
     <w:tbl>
@@ -6276,10 +6809,6 @@
               </w:rPr>
             </w:pPr>
             <w:r>
-              <w:rPr>
-                <w:b/>
-              </w:rPr>
-              <w:lastRenderedPageBreak/>
               <w:t>#</w:t>
             </w:r>
           </w:p>
@@ -6297,9 +6826,6 @@
               </w:rPr>
             </w:pPr>
             <w:r>
-              <w:rPr>
-                <w:b/>
-              </w:rPr>
               <w:t>Feature</w:t>
             </w:r>
           </w:p>
@@ -6318,9 +6844,6 @@
               </w:rPr>
             </w:pPr>
             <w:r>
-              <w:rPr>
-                <w:b/>
-              </w:rPr>
               <w:t>System Function</w:t>
             </w:r>
           </w:p>
@@ -6339,9 +6862,6 @@
               </w:rPr>
             </w:pPr>
             <w:r>
-              <w:rPr>
-                <w:b/>
-              </w:rPr>
               <w:t>Description</w:t>
             </w:r>
           </w:p>
@@ -6370,7 +6890,7 @@
               <w:spacing w:after="0"/>
             </w:pPr>
             <w:r>
-              <w:t>&lt;&lt;Feature Name&gt;&gt;</w:t>
+              <w:t>System Automation</w:t>
             </w:r>
           </w:p>
         </w:tc>
@@ -6383,7 +6903,7 @@
               <w:spacing w:after="0"/>
             </w:pPr>
             <w:r>
-              <w:t>&lt;&lt;Function Name1&gt;&gt;</w:t>
+              <w:t>Execute Daily Depletion Scans</w:t>
             </w:r>
           </w:p>
         </w:tc>
@@ -6396,7 +6916,7 @@
               <w:spacing w:after="0"/>
             </w:pPr>
             <w:r>
-              <w:t>&lt;&lt;Function Name1 Description&gt;&gt;</w:t>
+              <w:t>A background cron job that runs daily to count remaining curriculum sessions, automatically flagging profiles that drop below the 2-week threshold into the Admin's renewal alert queue.</w:t>
             </w:r>
           </w:p>
         </w:tc>
@@ -6424,7 +6944,7 @@
               <w:spacing w:after="0"/>
             </w:pPr>
             <w:r>
-              <w:t>…</w:t>
+              <w:t>System Automation</w:t>
             </w:r>
           </w:p>
         </w:tc>
@@ -6436,6 +6956,9 @@
             <w:pPr>
               <w:spacing w:after="0"/>
             </w:pPr>
+            <w:r>
+              <w:t>SLA Monitoring Timer</w:t>
+            </w:r>
           </w:p>
         </w:tc>
         <w:tc>
@@ -6446,6 +6969,225 @@
             <w:pPr>
               <w:spacing w:after="0"/>
             </w:pPr>
+            <w:r>
+              <w:t>A backend tracker that monitors the strict 12-hour window post-session for Teacher feedback submission. Logs elapsed violations to be aggregated on the Admin Dashboard.</w:t>
+            </w:r>
+          </w:p>
+        </w:tc>
+      </w:tr>
+      <w:tr>
+        <w:tc>
+          <w:tcPr>
+            <w:tcW w:w="362" w:type="dxa"/>
+          </w:tcPr>
+          <w:p>
+            <w:pPr>
+              <w:spacing w:after="0"/>
+            </w:pPr>
+            <w:r>
+              <w:t>3</w:t>
+            </w:r>
+          </w:p>
+        </w:tc>
+        <w:tc>
+          <w:tcPr>
+            <w:tcW w:w="2043" w:type="dxa"/>
+          </w:tcPr>
+          <w:p>
+            <w:pPr>
+              <w:spacing w:after="0"/>
+            </w:pPr>
+            <w:r>
+              <w:t>System Backend Core</w:t>
+            </w:r>
+          </w:p>
+        </w:tc>
+        <w:tc>
+          <w:tcPr>
+            <w:tcW w:w="2268" w:type="dxa"/>
+          </w:tcPr>
+          <w:p>
+            <w:pPr>
+              <w:spacing w:after="0"/>
+            </w:pPr>
+            <w:r>
+              <w:t>Double-Booking Prevention Algorithm</w:t>
+            </w:r>
+          </w:p>
+        </w:tc>
+        <w:tc>
+          <w:tcPr>
+            <w:tcW w:w="4530" w:type="dxa"/>
+          </w:tcPr>
+          <w:p>
+            <w:pPr>
+              <w:spacing w:after="0"/>
+            </w:pPr>
+            <w:r>
+              <w:t>A logical backend rule-engine that algorithmically validates any schedule insert/update against existing data to strictly reject any overlapping Teacher or Room assignments.</w:t>
+            </w:r>
+          </w:p>
+        </w:tc>
+      </w:tr>
+      <w:tr>
+        <w:tc>
+          <w:tcPr>
+            <w:tcW w:w="362" w:type="dxa"/>
+          </w:tcPr>
+          <w:p>
+            <w:pPr>
+              <w:spacing w:after="0"/>
+            </w:pPr>
+            <w:r>
+              <w:t>4</w:t>
+            </w:r>
+          </w:p>
+        </w:tc>
+        <w:tc>
+          <w:tcPr>
+            <w:tcW w:w="2043" w:type="dxa"/>
+          </w:tcPr>
+          <w:p>
+            <w:pPr>
+              <w:spacing w:after="0"/>
+            </w:pPr>
+            <w:r>
+              <w:t>Messaging Gateway</w:t>
+            </w:r>
+          </w:p>
+        </w:tc>
+        <w:tc>
+          <w:tcPr>
+            <w:tcW w:w="2268" w:type="dxa"/>
+          </w:tcPr>
+          <w:p>
+            <w:pPr>
+              <w:spacing w:after="0"/>
+            </w:pPr>
+            <w:r>
+              <w:t>Dispatch Automated Attendance Emails</w:t>
+            </w:r>
+          </w:p>
+        </w:tc>
+        <w:tc>
+          <w:tcPr>
+            <w:tcW w:w="4530" w:type="dxa"/>
+          </w:tcPr>
+          <w:p>
+            <w:pPr>
+              <w:spacing w:after="0"/>
+            </w:pPr>
+            <w:r>
+              <w:t>An API-driven hook that formats and instantly sends a zero-touch attendance/absence report to the Parent's registered email once a Teacher commits the session data.</w:t>
+            </w:r>
+          </w:p>
+        </w:tc>
+      </w:tr>
+      <w:tr>
+        <w:tc>
+          <w:tcPr>
+            <w:tcW w:w="362" w:type="dxa"/>
+          </w:tcPr>
+          <w:p>
+            <w:pPr>
+              <w:spacing w:after="0"/>
+            </w:pPr>
+            <w:r>
+              <w:t>5</w:t>
+            </w:r>
+          </w:p>
+        </w:tc>
+        <w:tc>
+          <w:tcPr>
+            <w:tcW w:w="2043" w:type="dxa"/>
+          </w:tcPr>
+          <w:p>
+            <w:pPr>
+              <w:spacing w:after="0"/>
+            </w:pPr>
+            <w:r>
+              <w:t>Messaging Gateway</w:t>
+            </w:r>
+          </w:p>
+        </w:tc>
+        <w:tc>
+          <w:tcPr>
+            <w:tcW w:w="2268" w:type="dxa"/>
+          </w:tcPr>
+          <w:p>
+            <w:pPr>
+              <w:spacing w:after="0"/>
+            </w:pPr>
+            <w:r>
+              <w:t>Dispatch Renewal Notifications</w:t>
+            </w:r>
+          </w:p>
+        </w:tc>
+        <w:tc>
+          <w:tcPr>
+            <w:tcW w:w="4530" w:type="dxa"/>
+          </w:tcPr>
+          <w:p>
+            <w:pPr>
+              <w:spacing w:after="0"/>
+            </w:pPr>
+            <w:r>
+              <w:t>An automated email dispatcher that securely sends structured package expiration warnings directly to the Parent / Financial Sponsor when the depletion trigger is activated.</w:t>
+            </w:r>
+          </w:p>
+        </w:tc>
+      </w:tr>
+      <w:tr>
+        <w:tc>
+          <w:tcPr>
+            <w:tcW w:w="362" w:type="dxa"/>
+          </w:tcPr>
+          <w:p>
+            <w:pPr>
+              <w:spacing w:after="0"/>
+            </w:pPr>
+            <w:r>
+              <w:t>6</w:t>
+            </w:r>
+          </w:p>
+        </w:tc>
+        <w:tc>
+          <w:tcPr>
+            <w:tcW w:w="2043" w:type="dxa"/>
+          </w:tcPr>
+          <w:p>
+            <w:pPr>
+              <w:spacing w:after="0"/>
+            </w:pPr>
+            <w:r>
+              <w:t>Messaging Gateway</w:t>
+            </w:r>
+          </w:p>
+        </w:tc>
+        <w:tc>
+          <w:tcPr>
+            <w:tcW w:w="2268" w:type="dxa"/>
+          </w:tcPr>
+          <w:p>
+            <w:pPr>
+              <w:spacing w:after="0"/>
+            </w:pPr>
+            <w:r>
+              <w:t>Dispatch Schedule Shift Alerts</w:t>
+            </w:r>
+          </w:p>
+        </w:tc>
+        <w:tc>
+          <w:tcPr>
+            <w:tcW w:w="4530" w:type="dxa"/>
+          </w:tcPr>
+          <w:p>
+            <w:pPr>
+              <w:spacing w:after="0"/>
+            </w:pPr>
+            <w:r>
+              <w:t>A database listener that detects if a pre-existing class parameter (Time, Date, Teacher) is altered, subsequently dispatching a targeted notification to the impacted Parent.</w:t>
+            </w:r>
           </w:p>
         </w:tc>
       </w:tr>
@@ -6463,53 +7205,12 @@
     </w:p>
     <w:p>
       <w:pPr>
+        <w:jc w:val="center"/>
+      </w:pPr>
+      <w:r>
         <w:rPr>
-          <w:i/>
-          <w:color w:val="0000FF"/>
+          <w:noProof/>
         </w:rPr>
-      </w:pPr>
-      <w:r>
-        <w:rPr>
-          <w:i/>
-          <w:color w:val="0000FF"/>
-        </w:rPr>
-        <w:t xml:space="preserve">[Provide the </w:t>
-      </w:r>
-      <w:r>
-        <w:rPr>
-          <w:b/>
-          <w:i/>
-          <w:color w:val="0000FF"/>
-        </w:rPr>
-        <w:t>ERD</w:t>
-      </w:r>
-      <w:r>
-        <w:rPr>
-          <w:i/>
-          <w:color w:val="0000FF"/>
-        </w:rPr>
-        <w:t xml:space="preserve"> </w:t>
-      </w:r>
-      <w:r>
-        <w:rPr>
-          <w:i/>
-          <w:color w:val="0000FF"/>
-        </w:rPr>
-        <w:t xml:space="preserve">using the Crow-Foot notation </w:t>
-      </w:r>
-      <w:r>
-        <w:rPr>
-          <w:i/>
-          <w:color w:val="0000FF"/>
-        </w:rPr>
-        <w:t>and the entity descriptions as below]</w:t>
-      </w:r>
-    </w:p>
-    <w:p>
-      <w:pPr>
-        <w:jc w:val="center"/>
-      </w:pPr>
-      <w:r>
         <w:drawing>
           <wp:inline distT="0" distB="0" distL="0" distR="0" wp14:anchorId="44732052" wp14:editId="2B7BAAFF">
             <wp:extent cx="5746750" cy="3408045"/>
@@ -6600,18 +7301,31 @@
               </w:rPr>
             </w:pPr>
             <w:r>
+              <w:t>#</w:t>
+            </w:r>
+          </w:p>
+        </w:tc>
+        <w:tc>
+          <w:tcPr>
+            <w:tcW w:w="1208" w:type="pct"/>
+            <w:shd w:val="clear" w:color="auto" w:fill="FFE8E1"/>
+          </w:tcPr>
+          <w:p>
+            <w:pPr>
               <w:rPr>
                 <w:rFonts w:asciiTheme="minorHAnsi" w:hAnsiTheme="minorHAnsi" w:cstheme="minorHAnsi"/>
                 <w:b/>
                 <w:sz w:val="22"/>
               </w:rPr>
-              <w:t>#</w:t>
-            </w:r>
-          </w:p>
-        </w:tc>
-        <w:tc>
-          <w:tcPr>
-            <w:tcW w:w="1208" w:type="pct"/>
+            </w:pPr>
+            <w:r>
+              <w:t>Entity</w:t>
+            </w:r>
+          </w:p>
+        </w:tc>
+        <w:tc>
+          <w:tcPr>
+            <w:tcW w:w="3498" w:type="pct"/>
             <w:shd w:val="clear" w:color="auto" w:fill="FFE8E1"/>
           </w:tcPr>
           <w:p>
@@ -6623,34 +7337,6 @@
               </w:rPr>
             </w:pPr>
             <w:r>
-              <w:rPr>
-                <w:rFonts w:asciiTheme="minorHAnsi" w:hAnsiTheme="minorHAnsi" w:cstheme="minorHAnsi"/>
-                <w:b/>
-                <w:sz w:val="22"/>
-              </w:rPr>
-              <w:t>Entity</w:t>
-            </w:r>
-          </w:p>
-        </w:tc>
-        <w:tc>
-          <w:tcPr>
-            <w:tcW w:w="3498" w:type="pct"/>
-            <w:shd w:val="clear" w:color="auto" w:fill="FFE8E1"/>
-          </w:tcPr>
-          <w:p>
-            <w:pPr>
-              <w:rPr>
-                <w:rFonts w:asciiTheme="minorHAnsi" w:hAnsiTheme="minorHAnsi" w:cstheme="minorHAnsi"/>
-                <w:b/>
-                <w:sz w:val="22"/>
-              </w:rPr>
-            </w:pPr>
-            <w:r>
-              <w:rPr>
-                <w:rFonts w:asciiTheme="minorHAnsi" w:hAnsiTheme="minorHAnsi" w:cstheme="minorHAnsi"/>
-                <w:b/>
-                <w:sz w:val="22"/>
-              </w:rPr>
               <w:t>Description</w:t>
             </w:r>
           </w:p>
@@ -6669,17 +7355,29 @@
               </w:rPr>
             </w:pPr>
             <w:r>
+              <w:t>1</w:t>
+            </w:r>
+          </w:p>
+        </w:tc>
+        <w:tc>
+          <w:tcPr>
+            <w:tcW w:w="1208" w:type="pct"/>
+          </w:tcPr>
+          <w:p>
+            <w:pPr>
               <w:rPr>
                 <w:rFonts w:asciiTheme="minorHAnsi" w:hAnsiTheme="minorHAnsi" w:cstheme="minorHAnsi"/>
                 <w:sz w:val="22"/>
               </w:rPr>
-              <w:t>1</w:t>
-            </w:r>
-          </w:p>
-        </w:tc>
-        <w:tc>
-          <w:tcPr>
-            <w:tcW w:w="1208" w:type="pct"/>
+            </w:pPr>
+            <w:r>
+              <w:t>User</w:t>
+            </w:r>
+          </w:p>
+        </w:tc>
+        <w:tc>
+          <w:tcPr>
+            <w:tcW w:w="3498" w:type="pct"/>
           </w:tcPr>
           <w:p>
             <w:pPr>
@@ -6689,31 +7387,7 @@
               </w:rPr>
             </w:pPr>
             <w:r>
-              <w:rPr>
-                <w:rFonts w:asciiTheme="minorHAnsi" w:hAnsiTheme="minorHAnsi" w:cstheme="minorHAnsi"/>
-                <w:sz w:val="22"/>
-              </w:rPr>
-              <w:t>Patrol</w:t>
-            </w:r>
-          </w:p>
-        </w:tc>
-        <w:tc>
-          <w:tcPr>
-            <w:tcW w:w="3498" w:type="pct"/>
-          </w:tcPr>
-          <w:p>
-            <w:pPr>
-              <w:rPr>
-                <w:rFonts w:asciiTheme="minorHAnsi" w:hAnsiTheme="minorHAnsi" w:cstheme="minorHAnsi"/>
-                <w:sz w:val="22"/>
-              </w:rPr>
-            </w:pPr>
-            <w:r>
-              <w:rPr>
-                <w:rFonts w:asciiTheme="minorHAnsi" w:hAnsiTheme="minorHAnsi" w:cstheme="minorHAnsi"/>
-                <w:sz w:val="22"/>
-              </w:rPr>
-              <w:t>Cafeteria’s customer information</w:t>
+              <w:t>Stores authentication credentials, roles (e.g., Admin, Teacher, Director), and profile information for system actors.</w:t>
             </w:r>
           </w:p>
         </w:tc>
@@ -6731,17 +7405,29 @@
               </w:rPr>
             </w:pPr>
             <w:r>
+              <w:t>2</w:t>
+            </w:r>
+          </w:p>
+        </w:tc>
+        <w:tc>
+          <w:tcPr>
+            <w:tcW w:w="1208" w:type="pct"/>
+          </w:tcPr>
+          <w:p>
+            <w:pPr>
               <w:rPr>
                 <w:rFonts w:asciiTheme="minorHAnsi" w:hAnsiTheme="minorHAnsi" w:cstheme="minorHAnsi"/>
                 <w:sz w:val="22"/>
               </w:rPr>
-              <w:t>2</w:t>
-            </w:r>
-          </w:p>
-        </w:tc>
-        <w:tc>
-          <w:tcPr>
-            <w:tcW w:w="1208" w:type="pct"/>
+            </w:pPr>
+            <w:r>
+              <w:t>Activity_Log</w:t>
+            </w:r>
+          </w:p>
+        </w:tc>
+        <w:tc>
+          <w:tcPr>
+            <w:tcW w:w="3498" w:type="pct"/>
           </w:tcPr>
           <w:p>
             <w:pPr>
@@ -6751,31 +7437,7 @@
               </w:rPr>
             </w:pPr>
             <w:r>
-              <w:rPr>
-                <w:rFonts w:asciiTheme="minorHAnsi" w:hAnsiTheme="minorHAnsi" w:cstheme="minorHAnsi"/>
-                <w:sz w:val="22"/>
-              </w:rPr>
-              <w:t>Meal</w:t>
-            </w:r>
-          </w:p>
-        </w:tc>
-        <w:tc>
-          <w:tcPr>
-            <w:tcW w:w="3498" w:type="pct"/>
-          </w:tcPr>
-          <w:p>
-            <w:pPr>
-              <w:rPr>
-                <w:rFonts w:asciiTheme="minorHAnsi" w:hAnsiTheme="minorHAnsi" w:cstheme="minorHAnsi"/>
-                <w:sz w:val="22"/>
-              </w:rPr>
-            </w:pPr>
-            <w:r>
-              <w:rPr>
-                <w:rFonts w:asciiTheme="minorHAnsi" w:hAnsiTheme="minorHAnsi" w:cstheme="minorHAnsi"/>
-                <w:sz w:val="22"/>
-              </w:rPr>
-              <w:t>…</w:t>
+              <w:t>Tracks system-wide user actions for security and auditing purposes, recording 'who' performed 'what' and 'when'.</w:t>
             </w:r>
           </w:p>
         </w:tc>
@@ -6793,11 +7455,57 @@
               </w:rPr>
             </w:pPr>
             <w:r>
+              <w:t>3</w:t>
+            </w:r>
+          </w:p>
+        </w:tc>
+        <w:tc>
+          <w:tcPr>
+            <w:tcW w:w="1208" w:type="pct"/>
+          </w:tcPr>
+          <w:p>
+            <w:pPr>
               <w:rPr>
                 <w:rFonts w:asciiTheme="minorHAnsi" w:hAnsiTheme="minorHAnsi" w:cstheme="minorHAnsi"/>
                 <w:sz w:val="22"/>
               </w:rPr>
-              <w:t>3</w:t>
+            </w:pPr>
+            <w:r>
+              <w:t>Room</w:t>
+            </w:r>
+          </w:p>
+        </w:tc>
+        <w:tc>
+          <w:tcPr>
+            <w:tcW w:w="3498" w:type="pct"/>
+          </w:tcPr>
+          <w:p>
+            <w:pPr>
+              <w:rPr>
+                <w:rFonts w:asciiTheme="minorHAnsi" w:hAnsiTheme="minorHAnsi" w:cstheme="minorHAnsi"/>
+                <w:sz w:val="22"/>
+              </w:rPr>
+            </w:pPr>
+            <w:r>
+              <w:t>Defines the physical or virtual classrooms available for scheduling, including maximum capacity and active status.</w:t>
+            </w:r>
+          </w:p>
+        </w:tc>
+      </w:tr>
+      <w:tr>
+        <w:tc>
+          <w:tcPr>
+            <w:tcW w:w="294" w:type="pct"/>
+          </w:tcPr>
+          <w:p>
+            <w:pPr>
+              <w:rPr>
+                <w:rFonts w:asciiTheme="minorHAnsi" w:hAnsiTheme="minorHAnsi" w:cstheme="minorHAnsi"/>
+                <w:sz w:val="22"/>
+              </w:rPr>
+            </w:pPr>
+            <w:r>
+              <w:t>4</w:t>
             </w:r>
           </w:p>
         </w:tc>
@@ -6813,11 +7521,57 @@
               </w:rPr>
             </w:pPr>
             <w:r>
+              <w:t>Parent</w:t>
+            </w:r>
+          </w:p>
+        </w:tc>
+        <w:tc>
+          <w:tcPr>
+            <w:tcW w:w="3498" w:type="pct"/>
+          </w:tcPr>
+          <w:p>
+            <w:pPr>
               <w:rPr>
                 <w:rFonts w:asciiTheme="minorHAnsi" w:hAnsiTheme="minorHAnsi" w:cstheme="minorHAnsi"/>
                 <w:sz w:val="22"/>
               </w:rPr>
-              <w:t>…</w:t>
+            </w:pPr>
+            <w:r>
+              <w:t>Stores contact details (email, phone) of financial sponsors/guardians who receive automated zero-touch notifications.</w:t>
+            </w:r>
+          </w:p>
+        </w:tc>
+      </w:tr>
+      <w:tr>
+        <w:tc>
+          <w:tcPr>
+            <w:tcW w:w="294" w:type="pct"/>
+          </w:tcPr>
+          <w:p>
+            <w:pPr>
+              <w:rPr>
+                <w:rFonts w:asciiTheme="minorHAnsi" w:hAnsiTheme="minorHAnsi" w:cstheme="minorHAnsi"/>
+                <w:sz w:val="22"/>
+              </w:rPr>
+            </w:pPr>
+            <w:r>
+              <w:t>5</w:t>
+            </w:r>
+          </w:p>
+        </w:tc>
+        <w:tc>
+          <w:tcPr>
+            <w:tcW w:w="1208" w:type="pct"/>
+          </w:tcPr>
+          <w:p>
+            <w:pPr>
+              <w:rPr>
+                <w:rFonts w:asciiTheme="minorHAnsi" w:hAnsiTheme="minorHAnsi" w:cstheme="minorHAnsi"/>
+                <w:sz w:val="22"/>
+              </w:rPr>
+            </w:pPr>
+            <w:r>
+              <w:t>Student</w:t>
             </w:r>
           </w:p>
         </w:tc>
@@ -6832,6 +7586,459 @@
                 <w:sz w:val="22"/>
               </w:rPr>
             </w:pPr>
+            <w:r>
+              <w:t>Contains demographic details and lifecycle status information for learners enrolled at the center.</w:t>
+            </w:r>
+          </w:p>
+        </w:tc>
+      </w:tr>
+      <w:tr>
+        <w:tc>
+          <w:tcPr>
+            <w:tcW w:w="294" w:type="pct"/>
+          </w:tcPr>
+          <w:p>
+            <w:pPr>
+              <w:rPr>
+                <w:rFonts w:asciiTheme="minorHAnsi" w:hAnsiTheme="minorHAnsi" w:cstheme="minorHAnsi"/>
+                <w:sz w:val="22"/>
+              </w:rPr>
+            </w:pPr>
+            <w:r>
+              <w:t>6</w:t>
+            </w:r>
+          </w:p>
+        </w:tc>
+        <w:tc>
+          <w:tcPr>
+            <w:tcW w:w="1208" w:type="pct"/>
+          </w:tcPr>
+          <w:p>
+            <w:pPr>
+              <w:rPr>
+                <w:rFonts w:asciiTheme="minorHAnsi" w:hAnsiTheme="minorHAnsi" w:cstheme="minorHAnsi"/>
+                <w:sz w:val="22"/>
+              </w:rPr>
+            </w:pPr>
+            <w:r>
+              <w:t>Class</w:t>
+            </w:r>
+          </w:p>
+        </w:tc>
+        <w:tc>
+          <w:tcPr>
+            <w:tcW w:w="3498" w:type="pct"/>
+          </w:tcPr>
+          <w:p>
+            <w:pPr>
+              <w:rPr>
+                <w:rFonts w:asciiTheme="minorHAnsi" w:hAnsiTheme="minorHAnsi" w:cstheme="minorHAnsi"/>
+                <w:sz w:val="22"/>
+              </w:rPr>
+            </w:pPr>
+            <w:r>
+              <w:t>Represents a master grouping or course cohort that groups of students are assigned to.</w:t>
+            </w:r>
+          </w:p>
+        </w:tc>
+      </w:tr>
+      <w:tr>
+        <w:tc>
+          <w:tcPr>
+            <w:tcW w:w="294" w:type="pct"/>
+          </w:tcPr>
+          <w:p>
+            <w:pPr>
+              <w:rPr>
+                <w:rFonts w:asciiTheme="minorHAnsi" w:hAnsiTheme="minorHAnsi" w:cstheme="minorHAnsi"/>
+                <w:sz w:val="22"/>
+              </w:rPr>
+            </w:pPr>
+            <w:r>
+              <w:t>7</w:t>
+            </w:r>
+          </w:p>
+        </w:tc>
+        <w:tc>
+          <w:tcPr>
+            <w:tcW w:w="1208" w:type="pct"/>
+          </w:tcPr>
+          <w:p>
+            <w:pPr>
+              <w:rPr>
+                <w:rFonts w:asciiTheme="minorHAnsi" w:hAnsiTheme="minorHAnsi" w:cstheme="minorHAnsi"/>
+                <w:sz w:val="22"/>
+              </w:rPr>
+            </w:pPr>
+            <w:r>
+              <w:t>Class_Student</w:t>
+            </w:r>
+          </w:p>
+        </w:tc>
+        <w:tc>
+          <w:tcPr>
+            <w:tcW w:w="3498" w:type="pct"/>
+          </w:tcPr>
+          <w:p>
+            <w:pPr>
+              <w:rPr>
+                <w:rFonts w:asciiTheme="minorHAnsi" w:hAnsiTheme="minorHAnsi" w:cstheme="minorHAnsi"/>
+                <w:sz w:val="22"/>
+              </w:rPr>
+            </w:pPr>
+            <w:r>
+              <w:t>A mapping entity (bridge table) that tracks the many-to-many enrollment relationship between Students and Classes.</w:t>
+            </w:r>
+          </w:p>
+        </w:tc>
+      </w:tr>
+      <w:tr>
+        <w:tc>
+          <w:tcPr>
+            <w:tcW w:w="294" w:type="pct"/>
+          </w:tcPr>
+          <w:p>
+            <w:pPr>
+              <w:rPr>
+                <w:rFonts w:asciiTheme="minorHAnsi" w:hAnsiTheme="minorHAnsi" w:cstheme="minorHAnsi"/>
+                <w:sz w:val="22"/>
+              </w:rPr>
+            </w:pPr>
+            <w:r>
+              <w:t>8</w:t>
+            </w:r>
+          </w:p>
+        </w:tc>
+        <w:tc>
+          <w:tcPr>
+            <w:tcW w:w="1208" w:type="pct"/>
+          </w:tcPr>
+          <w:p>
+            <w:pPr>
+              <w:rPr>
+                <w:rFonts w:asciiTheme="minorHAnsi" w:hAnsiTheme="minorHAnsi" w:cstheme="minorHAnsi"/>
+                <w:sz w:val="22"/>
+              </w:rPr>
+            </w:pPr>
+            <w:r>
+              <w:t>Session</w:t>
+            </w:r>
+          </w:p>
+        </w:tc>
+        <w:tc>
+          <w:tcPr>
+            <w:tcW w:w="3498" w:type="pct"/>
+          </w:tcPr>
+          <w:p>
+            <w:pPr>
+              <w:rPr>
+                <w:rFonts w:asciiTheme="minorHAnsi" w:hAnsiTheme="minorHAnsi" w:cstheme="minorHAnsi"/>
+                <w:sz w:val="22"/>
+              </w:rPr>
+            </w:pPr>
+            <w:r>
+              <w:t>Represents a specific scheduled teaching block (timetable slot) algorithmically linked to a Class, Teacher, and Room.</w:t>
+            </w:r>
+          </w:p>
+        </w:tc>
+      </w:tr>
+      <w:tr>
+        <w:tc>
+          <w:tcPr>
+            <w:tcW w:w="294" w:type="pct"/>
+          </w:tcPr>
+          <w:p>
+            <w:pPr>
+              <w:rPr>
+                <w:rFonts w:asciiTheme="minorHAnsi" w:hAnsiTheme="minorHAnsi" w:cstheme="minorHAnsi"/>
+                <w:sz w:val="22"/>
+              </w:rPr>
+            </w:pPr>
+            <w:r>
+              <w:t>9</w:t>
+            </w:r>
+          </w:p>
+        </w:tc>
+        <w:tc>
+          <w:tcPr>
+            <w:tcW w:w="1208" w:type="pct"/>
+          </w:tcPr>
+          <w:p>
+            <w:pPr>
+              <w:rPr>
+                <w:rFonts w:asciiTheme="minorHAnsi" w:hAnsiTheme="minorHAnsi" w:cstheme="minorHAnsi"/>
+                <w:sz w:val="22"/>
+              </w:rPr>
+            </w:pPr>
+            <w:r>
+              <w:t>Attendance</w:t>
+            </w:r>
+          </w:p>
+        </w:tc>
+        <w:tc>
+          <w:tcPr>
+            <w:tcW w:w="3498" w:type="pct"/>
+          </w:tcPr>
+          <w:p>
+            <w:pPr>
+              <w:rPr>
+                <w:rFonts w:asciiTheme="minorHAnsi" w:hAnsiTheme="minorHAnsi" w:cstheme="minorHAnsi"/>
+                <w:sz w:val="22"/>
+              </w:rPr>
+            </w:pPr>
+            <w:r>
+              <w:t>Records individual student presence, absence, or tardiness status submitted by the Teacher for a specific Session.</w:t>
+            </w:r>
+          </w:p>
+        </w:tc>
+      </w:tr>
+      <w:tr>
+        <w:tc>
+          <w:tcPr>
+            <w:tcW w:w="294" w:type="pct"/>
+          </w:tcPr>
+          <w:p>
+            <w:pPr>
+              <w:rPr>
+                <w:rFonts w:asciiTheme="minorHAnsi" w:hAnsiTheme="minorHAnsi" w:cstheme="minorHAnsi"/>
+                <w:sz w:val="22"/>
+              </w:rPr>
+            </w:pPr>
+            <w:r>
+              <w:t>10</w:t>
+            </w:r>
+          </w:p>
+        </w:tc>
+        <w:tc>
+          <w:tcPr>
+            <w:tcW w:w="1208" w:type="pct"/>
+          </w:tcPr>
+          <w:p>
+            <w:pPr>
+              <w:rPr>
+                <w:rFonts w:asciiTheme="minorHAnsi" w:hAnsiTheme="minorHAnsi" w:cstheme="minorHAnsi"/>
+                <w:sz w:val="22"/>
+              </w:rPr>
+            </w:pPr>
+            <w:r>
+              <w:t>Feedback</w:t>
+            </w:r>
+          </w:p>
+        </w:tc>
+        <w:tc>
+          <w:tcPr>
+            <w:tcW w:w="3498" w:type="pct"/>
+          </w:tcPr>
+          <w:p>
+            <w:pPr>
+              <w:rPr>
+                <w:rFonts w:asciiTheme="minorHAnsi" w:hAnsiTheme="minorHAnsi" w:cstheme="minorHAnsi"/>
+                <w:sz w:val="22"/>
+              </w:rPr>
+            </w:pPr>
+            <w:r>
+              <w:t>Stores mandatory qualitative academic evaluations and scores submitted by Teachers within the 12-hour SLA post-session.</w:t>
+            </w:r>
+          </w:p>
+        </w:tc>
+      </w:tr>
+      <w:tr>
+        <w:tc>
+          <w:tcPr>
+            <w:tcW w:w="294" w:type="pct"/>
+          </w:tcPr>
+          <w:p>
+            <w:pPr>
+              <w:rPr>
+                <w:rFonts w:asciiTheme="minorHAnsi" w:hAnsiTheme="minorHAnsi" w:cstheme="minorHAnsi"/>
+                <w:sz w:val="22"/>
+              </w:rPr>
+            </w:pPr>
+            <w:r>
+              <w:t>11</w:t>
+            </w:r>
+          </w:p>
+        </w:tc>
+        <w:tc>
+          <w:tcPr>
+            <w:tcW w:w="1208" w:type="pct"/>
+          </w:tcPr>
+          <w:p>
+            <w:pPr>
+              <w:rPr>
+                <w:rFonts w:asciiTheme="minorHAnsi" w:hAnsiTheme="minorHAnsi" w:cstheme="minorHAnsi"/>
+                <w:sz w:val="22"/>
+              </w:rPr>
+            </w:pPr>
+            <w:r>
+              <w:t>Package</w:t>
+            </w:r>
+          </w:p>
+        </w:tc>
+        <w:tc>
+          <w:tcPr>
+            <w:tcW w:w="3498" w:type="pct"/>
+          </w:tcPr>
+          <w:p>
+            <w:pPr>
+              <w:rPr>
+                <w:rFonts w:asciiTheme="minorHAnsi" w:hAnsiTheme="minorHAnsi" w:cstheme="minorHAnsi"/>
+                <w:sz w:val="22"/>
+              </w:rPr>
+            </w:pPr>
+            <w:r>
+              <w:t>Defines the master catalog of tuition packages offered, mapping out total sessions, duration limits, and base prices.</w:t>
+            </w:r>
+          </w:p>
+        </w:tc>
+      </w:tr>
+      <w:tr>
+        <w:tc>
+          <w:tcPr>
+            <w:tcW w:w="294" w:type="pct"/>
+          </w:tcPr>
+          <w:p>
+            <w:pPr>
+              <w:rPr>
+                <w:rFonts w:asciiTheme="minorHAnsi" w:hAnsiTheme="minorHAnsi" w:cstheme="minorHAnsi"/>
+                <w:sz w:val="22"/>
+              </w:rPr>
+            </w:pPr>
+            <w:r>
+              <w:t>12</w:t>
+            </w:r>
+          </w:p>
+        </w:tc>
+        <w:tc>
+          <w:tcPr>
+            <w:tcW w:w="1208" w:type="pct"/>
+          </w:tcPr>
+          <w:p>
+            <w:pPr>
+              <w:rPr>
+                <w:rFonts w:asciiTheme="minorHAnsi" w:hAnsiTheme="minorHAnsi" w:cstheme="minorHAnsi"/>
+                <w:sz w:val="22"/>
+              </w:rPr>
+            </w:pPr>
+            <w:r>
+              <w:t>Student_Package</w:t>
+            </w:r>
+          </w:p>
+        </w:tc>
+        <w:tc>
+          <w:tcPr>
+            <w:tcW w:w="3498" w:type="pct"/>
+          </w:tcPr>
+          <w:p>
+            <w:pPr>
+              <w:rPr>
+                <w:rFonts w:asciiTheme="minorHAnsi" w:hAnsiTheme="minorHAnsi" w:cstheme="minorHAnsi"/>
+                <w:sz w:val="22"/>
+              </w:rPr>
+            </w:pPr>
+            <w:r>
+              <w:t>Tracks the specific operational package purchased by a student, critically monitoring the countdown of remaining sessions.</w:t>
+            </w:r>
+          </w:p>
+        </w:tc>
+      </w:tr>
+      <w:tr>
+        <w:tc>
+          <w:tcPr>
+            <w:tcW w:w="294" w:type="pct"/>
+          </w:tcPr>
+          <w:p>
+            <w:pPr>
+              <w:rPr>
+                <w:rFonts w:asciiTheme="minorHAnsi" w:hAnsiTheme="minorHAnsi" w:cstheme="minorHAnsi"/>
+                <w:sz w:val="22"/>
+              </w:rPr>
+            </w:pPr>
+            <w:r>
+              <w:t>13</w:t>
+            </w:r>
+          </w:p>
+        </w:tc>
+        <w:tc>
+          <w:tcPr>
+            <w:tcW w:w="1208" w:type="pct"/>
+          </w:tcPr>
+          <w:p>
+            <w:pPr>
+              <w:rPr>
+                <w:rFonts w:asciiTheme="minorHAnsi" w:hAnsiTheme="minorHAnsi" w:cstheme="minorHAnsi"/>
+                <w:sz w:val="22"/>
+              </w:rPr>
+            </w:pPr>
+            <w:r>
+              <w:t>Payment</w:t>
+            </w:r>
+          </w:p>
+        </w:tc>
+        <w:tc>
+          <w:tcPr>
+            <w:tcW w:w="3498" w:type="pct"/>
+          </w:tcPr>
+          <w:p>
+            <w:pPr>
+              <w:rPr>
+                <w:rFonts w:asciiTheme="minorHAnsi" w:hAnsiTheme="minorHAnsi" w:cstheme="minorHAnsi"/>
+                <w:sz w:val="22"/>
+              </w:rPr>
+            </w:pPr>
+            <w:r>
+              <w:t>Logs offline/online tuition fee transactions, tracking the amounts paid against a Student_Package by the Academic Admin.</w:t>
+            </w:r>
+          </w:p>
+        </w:tc>
+      </w:tr>
+      <w:tr>
+        <w:tc>
+          <w:tcPr>
+            <w:tcW w:w="294" w:type="pct"/>
+          </w:tcPr>
+          <w:p>
+            <w:pPr>
+              <w:rPr>
+                <w:rFonts w:asciiTheme="minorHAnsi" w:hAnsiTheme="minorHAnsi" w:cstheme="minorHAnsi"/>
+                <w:sz w:val="22"/>
+              </w:rPr>
+            </w:pPr>
+            <w:r>
+              <w:t>14</w:t>
+            </w:r>
+          </w:p>
+        </w:tc>
+        <w:tc>
+          <w:tcPr>
+            <w:tcW w:w="1208" w:type="pct"/>
+          </w:tcPr>
+          <w:p>
+            <w:pPr>
+              <w:rPr>
+                <w:rFonts w:asciiTheme="minorHAnsi" w:hAnsiTheme="minorHAnsi" w:cstheme="minorHAnsi"/>
+                <w:sz w:val="22"/>
+              </w:rPr>
+            </w:pPr>
+            <w:r>
+              <w:t>Alert_Notification</w:t>
+            </w:r>
+          </w:p>
+        </w:tc>
+        <w:tc>
+          <w:tcPr>
+            <w:tcW w:w="3498" w:type="pct"/>
+          </w:tcPr>
+          <w:p>
+            <w:pPr>
+              <w:rPr>
+                <w:rFonts w:asciiTheme="minorHAnsi" w:hAnsiTheme="minorHAnsi" w:cstheme="minorHAnsi"/>
+                <w:sz w:val="22"/>
+              </w:rPr>
+            </w:pPr>
+            <w:r>
+              <w:t>Acts as an outbound queue logging automated system warnings (e.g., Package Depletion, Schedule Shifts) prior to email dispatch.</w:t>
+            </w:r>
           </w:p>
         </w:tc>
       </w:tr>
@@ -6868,7 +8075,16 @@
           <w:i/>
           <w:color w:val="0000FF"/>
         </w:rPr>
-        <w:t>You just need to provide UC specifications for UCs involving in the main workflows (business processes) or the complex ones</w:t>
+        <w:t xml:space="preserve">You just need to provide UC specifications for UCs </w:t>
+      </w:r>
+      <w:r>
+        <w:rPr>
+          <w:b/>
+          <w:i/>
+          <w:color w:val="0000FF"/>
+        </w:rPr>
+        <w:lastRenderedPageBreak/>
+        <w:t>involving in the main workflows (business processes) or the complex ones</w:t>
       </w:r>
       <w:r>
         <w:rPr>
@@ -6880,238 +8096,6 @@
     </w:p>
     <w:p>
       <w:pPr>
-        <w:pStyle w:val="Heading3"/>
-      </w:pPr>
-      <w:bookmarkStart w:id="9" w:name="_Toc187341939"/>
-      <w:r>
-        <w:t>2.1 &lt;&lt;Feature Name1&gt;&gt;</w:t>
-      </w:r>
-      <w:bookmarkEnd w:id="9"/>
-    </w:p>
-    <w:p>
-      <w:pPr>
-        <w:pStyle w:val="Heading4"/>
-      </w:pPr>
-      <w:r>
-        <w:t>2.1.1 UC Name1</w:t>
-      </w:r>
-    </w:p>
-    <w:tbl>
-      <w:tblPr>
-        <w:tblStyle w:val="a3"/>
-        <w:tblW w:w="9341" w:type="dxa"/>
-        <w:tblBorders>
-          <w:top w:val="single" w:sz="8" w:space="0" w:color="000000"/>
-          <w:left w:val="single" w:sz="8" w:space="0" w:color="000000"/>
-          <w:bottom w:val="single" w:sz="8" w:space="0" w:color="000000"/>
-          <w:right w:val="single" w:sz="8" w:space="0" w:color="000000"/>
-          <w:insideH w:val="single" w:sz="8" w:space="0" w:color="000000"/>
-          <w:insideV w:val="single" w:sz="8" w:space="0" w:color="000000"/>
-        </w:tblBorders>
-        <w:tblLayout w:type="fixed"/>
-        <w:tblLook w:val="0000" w:firstRow="0" w:lastRow="0" w:firstColumn="0" w:lastColumn="0" w:noHBand="0" w:noVBand="0"/>
-      </w:tblPr>
-      <w:tblGrid>
-        <w:gridCol w:w="1833"/>
-        <w:gridCol w:w="2685"/>
-        <w:gridCol w:w="1890"/>
-        <w:gridCol w:w="2933"/>
-      </w:tblGrid>
-      <w:tr>
-        <w:tc>
-          <w:tcPr>
-            <w:tcW w:w="1833" w:type="dxa"/>
-          </w:tcPr>
-          <w:p>
-            <w:pPr>
-              <w:spacing w:after="0" w:line="240" w:lineRule="auto"/>
-              <w:jc w:val="right"/>
-            </w:pPr>
-            <w:r>
-              <w:t>Primary Actors</w:t>
-            </w:r>
-          </w:p>
-        </w:tc>
-        <w:tc>
-          <w:tcPr>
-            <w:tcW w:w="2685" w:type="dxa"/>
-          </w:tcPr>
-          <w:p>
-            <w:pPr>
-              <w:spacing w:after="0" w:line="240" w:lineRule="auto"/>
-            </w:pPr>
-          </w:p>
-        </w:tc>
-        <w:tc>
-          <w:tcPr>
-            <w:tcW w:w="1890" w:type="dxa"/>
-          </w:tcPr>
-          <w:p>
-            <w:pPr>
-              <w:spacing w:after="0" w:line="240" w:lineRule="auto"/>
-              <w:jc w:val="right"/>
-            </w:pPr>
-            <w:r>
-              <w:t>Secondary Actors</w:t>
-            </w:r>
-          </w:p>
-        </w:tc>
-        <w:tc>
-          <w:tcPr>
-            <w:tcW w:w="2933" w:type="dxa"/>
-          </w:tcPr>
-          <w:p>
-            <w:pPr>
-              <w:spacing w:after="0" w:line="240" w:lineRule="auto"/>
-            </w:pPr>
-          </w:p>
-        </w:tc>
-      </w:tr>
-      <w:tr>
-        <w:tc>
-          <w:tcPr>
-            <w:tcW w:w="1833" w:type="dxa"/>
-          </w:tcPr>
-          <w:p>
-            <w:pPr>
-              <w:spacing w:after="0" w:line="240" w:lineRule="auto"/>
-              <w:jc w:val="right"/>
-            </w:pPr>
-            <w:r>
-              <w:t>Description</w:t>
-            </w:r>
-          </w:p>
-        </w:tc>
-        <w:tc>
-          <w:tcPr>
-            <w:tcW w:w="7508" w:type="dxa"/>
-            <w:gridSpan w:val="3"/>
-          </w:tcPr>
-          <w:p>
-            <w:pPr>
-              <w:spacing w:after="0" w:line="240" w:lineRule="auto"/>
-            </w:pPr>
-          </w:p>
-        </w:tc>
-      </w:tr>
-      <w:tr>
-        <w:tc>
-          <w:tcPr>
-            <w:tcW w:w="1833" w:type="dxa"/>
-          </w:tcPr>
-          <w:p>
-            <w:pPr>
-              <w:spacing w:after="0" w:line="240" w:lineRule="auto"/>
-              <w:jc w:val="right"/>
-            </w:pPr>
-            <w:r>
-              <w:t>Preconditions</w:t>
-            </w:r>
-          </w:p>
-        </w:tc>
-        <w:tc>
-          <w:tcPr>
-            <w:tcW w:w="7508" w:type="dxa"/>
-            <w:gridSpan w:val="3"/>
-          </w:tcPr>
-          <w:p>
-            <w:pPr>
-              <w:spacing w:after="0" w:line="240" w:lineRule="auto"/>
-            </w:pPr>
-          </w:p>
-        </w:tc>
-      </w:tr>
-      <w:tr>
-        <w:tc>
-          <w:tcPr>
-            <w:tcW w:w="1833" w:type="dxa"/>
-          </w:tcPr>
-          <w:p>
-            <w:pPr>
-              <w:spacing w:after="0" w:line="240" w:lineRule="auto"/>
-              <w:jc w:val="right"/>
-            </w:pPr>
-            <w:r>
-              <w:t>Postconditions</w:t>
-            </w:r>
-          </w:p>
-        </w:tc>
-        <w:tc>
-          <w:tcPr>
-            <w:tcW w:w="7508" w:type="dxa"/>
-            <w:gridSpan w:val="3"/>
-          </w:tcPr>
-          <w:p>
-            <w:pPr>
-              <w:spacing w:after="0" w:line="240" w:lineRule="auto"/>
-            </w:pPr>
-          </w:p>
-        </w:tc>
-      </w:tr>
-      <w:tr>
-        <w:tc>
-          <w:tcPr>
-            <w:tcW w:w="1833" w:type="dxa"/>
-          </w:tcPr>
-          <w:p>
-            <w:pPr>
-              <w:spacing w:after="0" w:line="240" w:lineRule="auto"/>
-              <w:jc w:val="right"/>
-            </w:pPr>
-            <w:r>
-              <w:lastRenderedPageBreak/>
-              <w:t xml:space="preserve">Normal </w:t>
-            </w:r>
-            <w:r>
-              <w:t>Sequence/Flow</w:t>
-            </w:r>
-          </w:p>
-        </w:tc>
-        <w:tc>
-          <w:tcPr>
-            <w:tcW w:w="7508" w:type="dxa"/>
-            <w:gridSpan w:val="3"/>
-          </w:tcPr>
-          <w:p>
-            <w:pPr>
-              <w:spacing w:after="0" w:line="240" w:lineRule="auto"/>
-            </w:pPr>
-          </w:p>
-        </w:tc>
-      </w:tr>
-      <w:tr>
-        <w:tc>
-          <w:tcPr>
-            <w:tcW w:w="1833" w:type="dxa"/>
-          </w:tcPr>
-          <w:p>
-            <w:pPr>
-              <w:spacing w:after="0" w:line="240" w:lineRule="auto"/>
-              <w:jc w:val="right"/>
-            </w:pPr>
-            <w:r>
-              <w:t xml:space="preserve">Alternative </w:t>
-            </w:r>
-            <w:r>
-              <w:t>Sequences/Flows</w:t>
-            </w:r>
-          </w:p>
-        </w:tc>
-        <w:tc>
-          <w:tcPr>
-            <w:tcW w:w="7508" w:type="dxa"/>
-            <w:gridSpan w:val="3"/>
-          </w:tcPr>
-          <w:p>
-            <w:pPr>
-              <w:spacing w:after="0" w:line="240" w:lineRule="auto"/>
-            </w:pPr>
-          </w:p>
-        </w:tc>
-      </w:tr>
-    </w:tbl>
-    <w:p>
-      <w:pPr>
         <w:spacing w:after="60" w:line="240" w:lineRule="auto"/>
         <w:rPr>
           <w:b/>
@@ -7121,219 +8105,18 @@
     </w:p>
     <w:p>
       <w:pPr>
-        <w:spacing w:after="60" w:line="240" w:lineRule="auto"/>
-        <w:rPr>
-          <w:b/>
-          <w:i/>
-        </w:rPr>
-      </w:pPr>
-      <w:r>
-        <w:rPr>
-          <w:b/>
-          <w:i/>
-        </w:rPr>
-        <w:t>Primary and Secondary Actors</w:t>
+        <w:pStyle w:val="Heading2"/>
+      </w:pPr>
+      <w:r>
+        <w:t>2.1 Student Management</w:t>
       </w:r>
     </w:p>
     <w:p>
       <w:pPr>
-        <w:spacing w:after="120" w:line="220" w:lineRule="auto"/>
-        <w:jc w:val="both"/>
-      </w:pPr>
-      <w:r>
-        <w:t>An actor is a person or other entity external to the software system being specified who interacts with the system and performs use cases to accomplish tasks. Name the primary actor that will be initiating this UC and any other secondary actors who will participate in completing execution of the UC.</w:t>
-      </w:r>
-    </w:p>
-    <w:p>
-      <w:pPr>
-        <w:pBdr>
-          <w:top w:val="nil"/>
-          <w:left w:val="nil"/>
-          <w:bottom w:val="nil"/>
-          <w:right w:val="nil"/>
-          <w:between w:val="nil"/>
-        </w:pBdr>
-        <w:spacing w:after="60" w:line="240" w:lineRule="auto"/>
-        <w:jc w:val="both"/>
-        <w:rPr>
-          <w:b/>
-          <w:i/>
-          <w:color w:val="000000"/>
-        </w:rPr>
-      </w:pPr>
-      <w:r>
-        <w:rPr>
-          <w:b/>
-          <w:i/>
-          <w:color w:val="000000"/>
-        </w:rPr>
-        <w:t>Description</w:t>
-      </w:r>
-    </w:p>
-    <w:p>
-      <w:pPr>
-        <w:spacing w:after="60" w:line="240" w:lineRule="auto"/>
-      </w:pPr>
-      <w:r>
-        <w:t xml:space="preserve">Provide a brief description of the reason for and outcome of this use case, or a high-level description of the sequence of actions and the outcome of executing the use case. The description can be in the form of a user story (As a </w:t>
-      </w:r>
-      <w:r>
-        <w:rPr>
-          <w:b/>
-        </w:rPr>
-        <w:t>&lt;type of user&gt;</w:t>
-      </w:r>
-      <w:r>
-        <w:t xml:space="preserve">, I want </w:t>
-      </w:r>
-      <w:r>
-        <w:rPr>
-          <w:b/>
-        </w:rPr>
-        <w:t xml:space="preserve">&lt;some goal&gt; </w:t>
-      </w:r>
-      <w:r>
-        <w:t xml:space="preserve">so that </w:t>
-      </w:r>
-      <w:r>
-        <w:rPr>
-          <w:b/>
-        </w:rPr>
-        <w:t>&lt;some reasons&gt;</w:t>
-      </w:r>
-      <w:r>
-        <w:t>)</w:t>
-      </w:r>
-    </w:p>
-    <w:p>
-      <w:pPr>
-        <w:spacing w:after="60" w:line="240" w:lineRule="auto"/>
-        <w:rPr>
-          <w:b/>
-          <w:i/>
-        </w:rPr>
-      </w:pPr>
-      <w:r>
-        <w:rPr>
-          <w:b/>
-          <w:i/>
-        </w:rPr>
-        <w:t>Preconditions</w:t>
-      </w:r>
-    </w:p>
-    <w:p>
-      <w:pPr>
-        <w:spacing w:after="120" w:line="220" w:lineRule="auto"/>
-      </w:pPr>
-      <w:r>
-        <w:t xml:space="preserve">List any activities that must take place, or any conditions that must be true, before the use case can be started. </w:t>
-      </w:r>
-    </w:p>
-    <w:p>
-      <w:pPr>
-        <w:spacing w:after="60" w:line="240" w:lineRule="auto"/>
-        <w:rPr>
-          <w:b/>
-          <w:i/>
-        </w:rPr>
-      </w:pPr>
-      <w:r>
-        <w:rPr>
-          <w:b/>
-          <w:i/>
-        </w:rPr>
-        <w:t>Postconditions</w:t>
-      </w:r>
-    </w:p>
-    <w:p>
-      <w:pPr>
-        <w:spacing w:after="120" w:line="220" w:lineRule="auto"/>
-      </w:pPr>
-      <w:r>
-        <w:t xml:space="preserve">Describe the state of the system at the successful conclusion of the use case execution. </w:t>
-      </w:r>
-    </w:p>
-    <w:p>
-      <w:pPr>
-        <w:spacing w:after="60" w:line="240" w:lineRule="auto"/>
-        <w:rPr>
-          <w:b/>
-          <w:i/>
-        </w:rPr>
-      </w:pPr>
-      <w:r>
-        <w:rPr>
-          <w:b/>
-          <w:i/>
-        </w:rPr>
-        <w:t>Normal Flow</w:t>
-      </w:r>
-    </w:p>
-    <w:p>
-      <w:pPr>
-        <w:spacing w:after="120" w:line="220" w:lineRule="auto"/>
-      </w:pPr>
-      <w:r>
-        <w:t xml:space="preserve">Provide a description of the user actions and corresponding system responses that will take place during execution of the use case under normal, expected conditions. </w:t>
-      </w:r>
-    </w:p>
-    <w:p>
-      <w:pPr>
-        <w:spacing w:after="60" w:line="240" w:lineRule="auto"/>
-        <w:rPr>
-          <w:b/>
-          <w:i/>
-        </w:rPr>
-      </w:pPr>
-      <w:r>
-        <w:rPr>
-          <w:b/>
-          <w:i/>
-        </w:rPr>
-        <w:t>Alternative Flows</w:t>
-      </w:r>
-    </w:p>
-    <w:p>
-      <w:pPr>
-        <w:spacing w:after="120" w:line="220" w:lineRule="auto"/>
-      </w:pPr>
-      <w:r>
-        <w:t>Describe below two information if any:</w:t>
-      </w:r>
-    </w:p>
-    <w:p>
-      <w:pPr>
-        <w:numPr>
-          <w:ilvl w:val="0"/>
-          <w:numId w:val="5"/>
-        </w:numPr>
-        <w:spacing w:after="120" w:line="220" w:lineRule="auto"/>
-        <w:ind w:left="567" w:hanging="283"/>
-      </w:pPr>
-      <w:r>
-        <w:t xml:space="preserve">Other successful usage scenarios that can take place within this use case. State the alternative flow, and describe any differences in the sequence of steps that take place. </w:t>
-      </w:r>
-    </w:p>
-    <w:p>
-      <w:pPr>
-        <w:numPr>
-          <w:ilvl w:val="0"/>
-          <w:numId w:val="5"/>
-        </w:numPr>
-        <w:spacing w:after="120" w:line="220" w:lineRule="auto"/>
-        <w:ind w:left="567" w:hanging="283"/>
-      </w:pPr>
-      <w:r>
-        <w:t>Any anticipated error conditions that could occur during execution of the use case and how the system is to respond to those conditions.</w:t>
-      </w:r>
-    </w:p>
-    <w:p/>
-    <w:p>
-      <w:pPr>
-        <w:pStyle w:val="Heading4"/>
-      </w:pPr>
-      <w:r>
-        <w:t>2.1.2 Login System</w:t>
+        <w:pStyle w:val="Heading3"/>
+      </w:pPr>
+      <w:r>
+        <w:t>2.1.1 UC-01: Onboard New Student Profiles</w:t>
       </w:r>
     </w:p>
     <w:tbl>
@@ -7375,6 +8158,11 @@
               <w:jc w:val="right"/>
             </w:pPr>
             <w:r>
+              <w:rPr>
+                <w:rFonts w:ascii="Times New Roman" w:hAnsi="Times New Roman"/>
+                <w:color w:val="000000"/>
+                <w:sz w:val="22"/>
+              </w:rPr>
               <w:t>Primary Actors</w:t>
             </w:r>
           </w:p>
@@ -7391,7 +8179,12 @@
           </w:tcPr>
           <w:p>
             <w:r>
-              <w:t>Customer</w:t>
+              <w:rPr>
+                <w:rFonts w:ascii="Times New Roman" w:hAnsi="Times New Roman"/>
+                <w:color w:val="000000"/>
+                <w:sz w:val="22"/>
+              </w:rPr>
+              <w:t>Academic Admin</w:t>
             </w:r>
           </w:p>
         </w:tc>
@@ -7410,6 +8203,11 @@
               <w:jc w:val="right"/>
             </w:pPr>
             <w:r>
+              <w:rPr>
+                <w:rFonts w:ascii="Times New Roman" w:hAnsi="Times New Roman"/>
+                <w:color w:val="000000"/>
+                <w:sz w:val="22"/>
+              </w:rPr>
               <w:t>Secondary Actors</w:t>
             </w:r>
           </w:p>
@@ -7426,6 +8224,11 @@
           </w:tcPr>
           <w:p>
             <w:r>
+              <w:rPr>
+                <w:rFonts w:ascii="Times New Roman" w:hAnsi="Times New Roman"/>
+                <w:color w:val="000000"/>
+                <w:sz w:val="22"/>
+              </w:rPr>
               <w:t>None</w:t>
             </w:r>
           </w:p>
@@ -7447,6 +8250,11 @@
               <w:jc w:val="right"/>
             </w:pPr>
             <w:r>
+              <w:rPr>
+                <w:rFonts w:ascii="Times New Roman" w:hAnsi="Times New Roman"/>
+                <w:color w:val="000000"/>
+                <w:sz w:val="22"/>
+              </w:rPr>
               <w:t>Description</w:t>
             </w:r>
           </w:p>
@@ -7464,7 +8272,12 @@
           </w:tcPr>
           <w:p>
             <w:r>
-              <w:t>As a user, I want to be able to log into the system so that I can use the system’s authenticated features and access my personalized account.</w:t>
+              <w:rPr>
+                <w:rFonts w:ascii="Times New Roman" w:hAnsi="Times New Roman"/>
+                <w:color w:val="000000"/>
+                <w:sz w:val="22"/>
+              </w:rPr>
+              <w:t>As an Academic Admin, I want to create a new student record so that I can manage the student's lifecycle, enrollments, and tuition fees.</w:t>
             </w:r>
           </w:p>
         </w:tc>
@@ -7485,6 +8298,11 @@
               <w:jc w:val="right"/>
             </w:pPr>
             <w:r>
+              <w:rPr>
+                <w:rFonts w:ascii="Times New Roman" w:hAnsi="Times New Roman"/>
+                <w:color w:val="000000"/>
+                <w:sz w:val="22"/>
+              </w:rPr>
               <w:t>Preconditions</w:t>
             </w:r>
           </w:p>
@@ -7502,7 +8320,12 @@
           </w:tcPr>
           <w:p>
             <w:r>
-              <w:t>User account has been created &amp; authorized</w:t>
+              <w:rPr>
+                <w:rFonts w:ascii="Times New Roman" w:hAnsi="Times New Roman"/>
+                <w:color w:val="000000"/>
+                <w:sz w:val="22"/>
+              </w:rPr>
+              <w:t>Student or Parent has provided required onboarding demographic and contact information.</w:t>
             </w:r>
           </w:p>
         </w:tc>
@@ -7523,6 +8346,11 @@
               <w:jc w:val="right"/>
             </w:pPr>
             <w:r>
+              <w:rPr>
+                <w:rFonts w:ascii="Times New Roman" w:hAnsi="Times New Roman"/>
+                <w:color w:val="000000"/>
+                <w:sz w:val="22"/>
+              </w:rPr>
               <w:t>Postconditions</w:t>
             </w:r>
           </w:p>
@@ -7539,31 +8367,13 @@
             </w:tcBorders>
           </w:tcPr>
           <w:p>
-            <w:pPr>
-              <w:numPr>
-                <w:ilvl w:val="0"/>
-                <w:numId w:val="4"/>
-              </w:numPr>
-              <w:shd w:val="clear" w:color="auto" w:fill="FFFFFF"/>
-              <w:spacing w:after="0" w:line="240" w:lineRule="auto"/>
-              <w:ind w:left="340" w:hanging="238"/>
-            </w:pPr>
-            <w:r>
-              <w:t>User logs in the system successfully</w:t>
-            </w:r>
-          </w:p>
-          <w:p>
-            <w:pPr>
-              <w:numPr>
-                <w:ilvl w:val="0"/>
-                <w:numId w:val="4"/>
-              </w:numPr>
-              <w:shd w:val="clear" w:color="auto" w:fill="FFFFFF"/>
-              <w:spacing w:after="0" w:line="240" w:lineRule="auto"/>
-              <w:ind w:left="340" w:hanging="238"/>
-            </w:pPr>
-            <w:r>
-              <w:t>The system tracked successful login into the Activity Log</w:t>
+            <w:r>
+              <w:rPr>
+                <w:rFonts w:ascii="Times New Roman" w:hAnsi="Times New Roman"/>
+                <w:color w:val="000000"/>
+                <w:sz w:val="22"/>
+              </w:rPr>
+              <w:t>A new active Student profile is securely saved in the system database. Activity log is recorded.</w:t>
             </w:r>
           </w:p>
         </w:tc>
@@ -7584,6 +8394,11 @@
               <w:jc w:val="right"/>
             </w:pPr>
             <w:r>
+              <w:rPr>
+                <w:rFonts w:ascii="Times New Roman" w:hAnsi="Times New Roman"/>
+                <w:color w:val="000000"/>
+                <w:sz w:val="22"/>
+              </w:rPr>
               <w:t>Normal Sequence/Flow</w:t>
             </w:r>
           </w:p>
@@ -7600,236 +8415,23 @@
             </w:tcBorders>
           </w:tcPr>
           <w:p>
-            <w:pPr>
-              <w:spacing w:after="60" w:line="240" w:lineRule="auto"/>
-              <w:rPr>
-                <w:b/>
-                <w:i/>
-              </w:rPr>
-            </w:pPr>
-            <w:r>
-              <w:rPr>
-                <w:b/>
-                <w:i/>
-              </w:rPr>
-              <w:t>Login System</w:t>
-            </w:r>
-          </w:p>
-          <w:p>
-            <w:pPr>
-              <w:numPr>
-                <w:ilvl w:val="0"/>
-                <w:numId w:val="7"/>
-              </w:numPr>
-              <w:pBdr>
-                <w:top w:val="nil"/>
-                <w:left w:val="nil"/>
-                <w:bottom w:val="nil"/>
-                <w:right w:val="nil"/>
-                <w:between w:val="nil"/>
-              </w:pBdr>
-              <w:shd w:val="clear" w:color="auto" w:fill="FFFFFF"/>
-              <w:spacing w:after="0" w:line="240" w:lineRule="auto"/>
-              <w:ind w:left="458" w:hanging="283"/>
-              <w:rPr>
-                <w:color w:val="000000"/>
-              </w:rPr>
-            </w:pPr>
-            <w:r>
-              <w:rPr>
-                <w:color w:val="000000"/>
-              </w:rPr>
-              <w:t>User clicks Login button from the page header or accesses an authenticated feature (from a link or type the page URL directly into the address bar)</w:t>
-            </w:r>
-          </w:p>
-          <w:p>
-            <w:pPr>
-              <w:numPr>
-                <w:ilvl w:val="0"/>
-                <w:numId w:val="7"/>
-              </w:numPr>
-              <w:pBdr>
-                <w:top w:val="nil"/>
-                <w:left w:val="nil"/>
-                <w:bottom w:val="nil"/>
-                <w:right w:val="nil"/>
-                <w:between w:val="nil"/>
-              </w:pBdr>
-              <w:shd w:val="clear" w:color="auto" w:fill="FFFFFF"/>
-              <w:spacing w:after="0" w:line="240" w:lineRule="auto"/>
-              <w:ind w:left="458" w:hanging="283"/>
-              <w:rPr>
-                <w:color w:val="000000"/>
-              </w:rPr>
-            </w:pPr>
-            <w:r>
-              <w:rPr>
-                <w:color w:val="000000"/>
-              </w:rPr>
-              <w:t>System show the User Login screen</w:t>
-            </w:r>
-          </w:p>
-          <w:p>
-            <w:pPr>
-              <w:numPr>
-                <w:ilvl w:val="0"/>
-                <w:numId w:val="7"/>
-              </w:numPr>
-              <w:pBdr>
-                <w:top w:val="nil"/>
-                <w:left w:val="nil"/>
-                <w:bottom w:val="nil"/>
-                <w:right w:val="nil"/>
-                <w:between w:val="nil"/>
-              </w:pBdr>
-              <w:shd w:val="clear" w:color="auto" w:fill="FFFFFF"/>
-              <w:spacing w:after="0" w:line="240" w:lineRule="auto"/>
-              <w:ind w:left="458" w:hanging="283"/>
-              <w:rPr>
-                <w:color w:val="000000"/>
-              </w:rPr>
-            </w:pPr>
-            <w:r>
-              <w:rPr>
-                <w:color w:val="000000"/>
-              </w:rPr>
-              <w:t>User types in the login details (email, password)</w:t>
-            </w:r>
-          </w:p>
-          <w:p>
-            <w:pPr>
-              <w:numPr>
-                <w:ilvl w:val="0"/>
-                <w:numId w:val="7"/>
-              </w:numPr>
-              <w:pBdr>
-                <w:top w:val="nil"/>
-                <w:left w:val="nil"/>
-                <w:bottom w:val="nil"/>
-                <w:right w:val="nil"/>
-                <w:between w:val="nil"/>
-              </w:pBdr>
-              <w:shd w:val="clear" w:color="auto" w:fill="FFFFFF"/>
-              <w:spacing w:after="0" w:line="240" w:lineRule="auto"/>
-              <w:ind w:left="458" w:hanging="283"/>
-              <w:rPr>
-                <w:color w:val="000000"/>
-              </w:rPr>
-            </w:pPr>
-            <w:r>
-              <w:rPr>
-                <w:color w:val="000000"/>
-              </w:rPr>
-              <w:t>User clicks the Login button</w:t>
-            </w:r>
-          </w:p>
-          <w:p>
-            <w:pPr>
-              <w:numPr>
-                <w:ilvl w:val="0"/>
-                <w:numId w:val="7"/>
-              </w:numPr>
-              <w:pBdr>
-                <w:top w:val="nil"/>
-                <w:left w:val="nil"/>
-                <w:bottom w:val="nil"/>
-                <w:right w:val="nil"/>
-                <w:between w:val="nil"/>
-              </w:pBdr>
-              <w:shd w:val="clear" w:color="auto" w:fill="FFFFFF"/>
-              <w:spacing w:after="0" w:line="240" w:lineRule="auto"/>
-              <w:ind w:left="458" w:hanging="283"/>
-              <w:rPr>
-                <w:color w:val="000000"/>
-              </w:rPr>
-            </w:pPr>
-            <w:r>
-              <w:rPr>
-                <w:color w:val="000000"/>
-              </w:rPr>
-              <w:t>System validates the login details (BR-01, BR-02)</w:t>
-            </w:r>
-          </w:p>
-          <w:p>
-            <w:pPr>
-              <w:numPr>
-                <w:ilvl w:val="0"/>
-                <w:numId w:val="7"/>
-              </w:numPr>
-              <w:pBdr>
-                <w:top w:val="nil"/>
-                <w:left w:val="nil"/>
-                <w:bottom w:val="nil"/>
-                <w:right w:val="nil"/>
-                <w:between w:val="nil"/>
-              </w:pBdr>
-              <w:shd w:val="clear" w:color="auto" w:fill="FFFFFF"/>
-              <w:spacing w:after="0" w:line="240" w:lineRule="auto"/>
-              <w:ind w:left="458" w:hanging="283"/>
-              <w:rPr>
-                <w:color w:val="000000"/>
-              </w:rPr>
-            </w:pPr>
-            <w:r>
-              <w:rPr>
-                <w:color w:val="000000"/>
-              </w:rPr>
-              <w:lastRenderedPageBreak/>
-              <w:t>System allows user to access</w:t>
-            </w:r>
-          </w:p>
-          <w:p>
-            <w:pPr>
-              <w:numPr>
-                <w:ilvl w:val="0"/>
-                <w:numId w:val="7"/>
-              </w:numPr>
-              <w:pBdr>
-                <w:top w:val="nil"/>
-                <w:left w:val="nil"/>
-                <w:bottom w:val="nil"/>
-                <w:right w:val="nil"/>
-                <w:between w:val="nil"/>
-              </w:pBdr>
-              <w:shd w:val="clear" w:color="auto" w:fill="FFFFFF"/>
-              <w:spacing w:after="0" w:line="240" w:lineRule="auto"/>
-              <w:ind w:left="458" w:hanging="283"/>
-              <w:rPr>
-                <w:color w:val="000000"/>
-              </w:rPr>
-            </w:pPr>
-            <w:r>
-              <w:rPr>
-                <w:color w:val="000000"/>
-              </w:rPr>
-              <w:t>System tracks user’s success login to the Activity Log</w:t>
-            </w:r>
-          </w:p>
-          <w:p>
-            <w:pPr>
-              <w:numPr>
-                <w:ilvl w:val="0"/>
-                <w:numId w:val="7"/>
-              </w:numPr>
-              <w:pBdr>
-                <w:top w:val="nil"/>
-                <w:left w:val="nil"/>
-                <w:bottom w:val="nil"/>
-                <w:right w:val="nil"/>
-                <w:between w:val="nil"/>
-              </w:pBdr>
-              <w:shd w:val="clear" w:color="auto" w:fill="FFFFFF"/>
-              <w:spacing w:after="0" w:line="240" w:lineRule="auto"/>
-              <w:ind w:left="458" w:hanging="283"/>
-              <w:rPr>
-                <w:color w:val="000000"/>
-              </w:rPr>
-            </w:pPr>
-            <w:r>
-              <w:rPr>
-                <w:color w:val="000000"/>
-              </w:rPr>
-              <w:t>System directs user to the Home Page (or the previous calling page if any)</w:t>
+            <w:r>
+              <w:rPr>
+                <w:rFonts w:ascii="Times New Roman" w:hAnsi="Times New Roman"/>
+                <w:color w:val="000000"/>
+                <w:sz w:val="22"/>
+              </w:rPr>
+              <w:t>1. Admin selects 'Add New Student' from the Student Management module.</w:t>
+              <w:br/>
+              <w:t>2. System displays the onboarding data form.</w:t>
+              <w:br/>
+              <w:t>3. Admin inputs Demographic details, Parent contact details.</w:t>
+              <w:br/>
+              <w:t>4. Admin clicks Save.</w:t>
+              <w:br/>
+              <w:t>5. System validates the required fields rigorously.</w:t>
+              <w:br/>
+              <w:t>6. System saves the record and navigates to the Student detail view.</w:t>
             </w:r>
           </w:p>
         </w:tc>
@@ -7850,7 +8452,11 @@
               <w:jc w:val="right"/>
             </w:pPr>
             <w:r>
-              <w:lastRenderedPageBreak/>
+              <w:rPr>
+                <w:rFonts w:ascii="Times New Roman" w:hAnsi="Times New Roman"/>
+                <w:color w:val="000000"/>
+                <w:sz w:val="22"/>
+              </w:rPr>
               <w:t>Alternative Sequences/Flows</w:t>
             </w:r>
           </w:p>
@@ -7867,355 +8473,3851 @@
             </w:tcBorders>
           </w:tcPr>
           <w:p>
-            <w:pPr>
-              <w:spacing w:before="120" w:after="60" w:line="240" w:lineRule="auto"/>
-              <w:rPr>
-                <w:b/>
-                <w:i/>
-              </w:rPr>
-            </w:pPr>
-            <w:r>
-              <w:rPr>
-                <w:b/>
-                <w:i/>
-              </w:rPr>
-              <w:t>Step 2.1_Google Login</w:t>
-            </w:r>
-          </w:p>
-          <w:p>
-            <w:pPr>
-              <w:numPr>
-                <w:ilvl w:val="0"/>
-                <w:numId w:val="8"/>
-              </w:numPr>
-              <w:pBdr>
-                <w:top w:val="nil"/>
-                <w:left w:val="nil"/>
-                <w:bottom w:val="nil"/>
-                <w:right w:val="nil"/>
-                <w:between w:val="nil"/>
-              </w:pBdr>
-              <w:shd w:val="clear" w:color="auto" w:fill="FFFFFF"/>
-              <w:spacing w:after="0" w:line="240" w:lineRule="auto"/>
-              <w:ind w:left="458" w:hanging="283"/>
-              <w:rPr>
-                <w:color w:val="000000"/>
-              </w:rPr>
-            </w:pPr>
-            <w:r>
-              <w:rPr>
-                <w:color w:val="000000"/>
-              </w:rPr>
-              <w:t>User clicks Google Login button to login system using Google account</w:t>
-            </w:r>
-          </w:p>
-          <w:p>
-            <w:pPr>
-              <w:numPr>
-                <w:ilvl w:val="0"/>
-                <w:numId w:val="8"/>
-              </w:numPr>
-              <w:pBdr>
-                <w:top w:val="nil"/>
-                <w:left w:val="nil"/>
-                <w:bottom w:val="nil"/>
-                <w:right w:val="nil"/>
-                <w:between w:val="nil"/>
-              </w:pBdr>
-              <w:shd w:val="clear" w:color="auto" w:fill="FFFFFF"/>
-              <w:spacing w:after="0" w:line="240" w:lineRule="auto"/>
-              <w:ind w:left="458" w:hanging="283"/>
-              <w:rPr>
-                <w:color w:val="000000"/>
-              </w:rPr>
-            </w:pPr>
-            <w:r>
-              <w:rPr>
-                <w:color w:val="000000"/>
-              </w:rPr>
-              <w:t>System redirects the user to the Google’s Login screen</w:t>
-            </w:r>
-          </w:p>
-          <w:p>
-            <w:pPr>
-              <w:numPr>
-                <w:ilvl w:val="0"/>
-                <w:numId w:val="8"/>
-              </w:numPr>
-              <w:pBdr>
-                <w:top w:val="nil"/>
-                <w:left w:val="nil"/>
-                <w:bottom w:val="nil"/>
-                <w:right w:val="nil"/>
-                <w:between w:val="nil"/>
-              </w:pBdr>
-              <w:shd w:val="clear" w:color="auto" w:fill="FFFFFF"/>
-              <w:spacing w:after="0" w:line="240" w:lineRule="auto"/>
-              <w:ind w:left="458" w:hanging="283"/>
-              <w:rPr>
-                <w:color w:val="000000"/>
-              </w:rPr>
-            </w:pPr>
-            <w:r>
-              <w:rPr>
-                <w:color w:val="000000"/>
-              </w:rPr>
-              <w:t>User types in the Google account details and chooses to login</w:t>
-            </w:r>
-          </w:p>
-          <w:p>
-            <w:pPr>
-              <w:numPr>
-                <w:ilvl w:val="0"/>
-                <w:numId w:val="8"/>
-              </w:numPr>
-              <w:pBdr>
-                <w:top w:val="nil"/>
-                <w:left w:val="nil"/>
-                <w:bottom w:val="nil"/>
-                <w:right w:val="nil"/>
-                <w:between w:val="nil"/>
-              </w:pBdr>
-              <w:shd w:val="clear" w:color="auto" w:fill="FFFFFF"/>
-              <w:spacing w:after="0" w:line="240" w:lineRule="auto"/>
-              <w:ind w:left="458" w:hanging="283"/>
-              <w:rPr>
-                <w:color w:val="000000"/>
-              </w:rPr>
-            </w:pPr>
-            <w:r>
-              <w:rPr>
-                <w:color w:val="000000"/>
-              </w:rPr>
-              <w:t>Google validates user’s login information successfully and redirect him/her back to the system</w:t>
-            </w:r>
-          </w:p>
-          <w:p>
-            <w:pPr>
-              <w:numPr>
-                <w:ilvl w:val="0"/>
-                <w:numId w:val="8"/>
-              </w:numPr>
-              <w:pBdr>
-                <w:top w:val="nil"/>
-                <w:left w:val="nil"/>
-                <w:bottom w:val="nil"/>
-                <w:right w:val="nil"/>
-                <w:between w:val="nil"/>
-              </w:pBdr>
-              <w:shd w:val="clear" w:color="auto" w:fill="FFFFFF"/>
-              <w:spacing w:after="0" w:line="240" w:lineRule="auto"/>
-              <w:ind w:left="458" w:hanging="283"/>
-              <w:rPr>
-                <w:color w:val="000000"/>
-              </w:rPr>
-            </w:pPr>
-            <w:r>
-              <w:rPr>
-                <w:color w:val="000000"/>
-              </w:rPr>
-              <w:t>Return to step 5 of normal flow.</w:t>
-            </w:r>
-          </w:p>
-          <w:p>
-            <w:pPr>
-              <w:spacing w:before="120" w:after="60" w:line="240" w:lineRule="auto"/>
-              <w:rPr>
-                <w:b/>
-                <w:i/>
-              </w:rPr>
-            </w:pPr>
-            <w:r>
-              <w:rPr>
-                <w:b/>
-                <w:i/>
-              </w:rPr>
-              <w:t>Step 4_System can’t authenticate the user</w:t>
-            </w:r>
-          </w:p>
-          <w:p>
-            <w:pPr>
-              <w:spacing w:after="0" w:line="240" w:lineRule="auto"/>
-            </w:pPr>
-            <w:r>
-              <w:t>User can’t be authenticated &amp; get relevant error message in one of below cases</w:t>
-            </w:r>
-          </w:p>
-          <w:p>
-            <w:pPr>
-              <w:numPr>
-                <w:ilvl w:val="0"/>
-                <w:numId w:val="1"/>
-              </w:numPr>
-              <w:pBdr>
-                <w:top w:val="nil"/>
-                <w:left w:val="nil"/>
-                <w:bottom w:val="nil"/>
-                <w:right w:val="nil"/>
-                <w:between w:val="nil"/>
-              </w:pBdr>
-              <w:shd w:val="clear" w:color="auto" w:fill="FFFFFF"/>
-              <w:spacing w:after="0" w:line="240" w:lineRule="auto"/>
-              <w:ind w:left="458" w:hanging="284"/>
-              <w:rPr>
-                <w:color w:val="000000"/>
-              </w:rPr>
-            </w:pPr>
-            <w:r>
-              <w:rPr>
-                <w:color w:val="000000"/>
-              </w:rPr>
-              <w:t>He/she leaves the Email and/or Password field blank (MSG10)</w:t>
-            </w:r>
-          </w:p>
-          <w:p>
-            <w:pPr>
-              <w:numPr>
-                <w:ilvl w:val="0"/>
-                <w:numId w:val="1"/>
-              </w:numPr>
-              <w:pBdr>
-                <w:top w:val="nil"/>
-                <w:left w:val="nil"/>
-                <w:bottom w:val="nil"/>
-                <w:right w:val="nil"/>
-                <w:between w:val="nil"/>
-              </w:pBdr>
-              <w:shd w:val="clear" w:color="auto" w:fill="FFFFFF"/>
-              <w:spacing w:after="0" w:line="240" w:lineRule="auto"/>
-              <w:ind w:left="458" w:hanging="284"/>
-              <w:rPr>
-                <w:color w:val="000000"/>
-              </w:rPr>
-            </w:pPr>
-            <w:r>
-              <w:rPr>
-                <w:color w:val="000000"/>
-              </w:rPr>
-              <w:t>Input Email or Password are incorrect (MSG09)</w:t>
-            </w:r>
-          </w:p>
-          <w:p>
-            <w:pPr>
-              <w:numPr>
-                <w:ilvl w:val="0"/>
-                <w:numId w:val="1"/>
-              </w:numPr>
-              <w:pBdr>
-                <w:top w:val="nil"/>
-                <w:left w:val="nil"/>
-                <w:bottom w:val="nil"/>
-                <w:right w:val="nil"/>
-                <w:between w:val="nil"/>
-              </w:pBdr>
-              <w:shd w:val="clear" w:color="auto" w:fill="FFFFFF"/>
-              <w:spacing w:after="0" w:line="240" w:lineRule="auto"/>
-              <w:ind w:left="458" w:hanging="283"/>
-              <w:rPr>
-                <w:color w:val="000000"/>
-              </w:rPr>
-            </w:pPr>
-            <w:r>
-              <w:rPr>
-                <w:color w:val="000000"/>
-              </w:rPr>
-              <w:t>Input Email/Password are correct but email has not been verified (MSG11)</w:t>
-            </w:r>
-          </w:p>
-          <w:p>
-            <w:pPr>
-              <w:numPr>
-                <w:ilvl w:val="0"/>
-                <w:numId w:val="1"/>
-              </w:numPr>
-              <w:pBdr>
-                <w:top w:val="nil"/>
-                <w:left w:val="nil"/>
-                <w:bottom w:val="nil"/>
-                <w:right w:val="nil"/>
-                <w:between w:val="nil"/>
-              </w:pBdr>
-              <w:shd w:val="clear" w:color="auto" w:fill="FFFFFF"/>
-              <w:spacing w:after="0" w:line="240" w:lineRule="auto"/>
-              <w:ind w:left="458" w:hanging="283"/>
-              <w:rPr>
-                <w:color w:val="000000"/>
-              </w:rPr>
-            </w:pPr>
-            <w:r>
-              <w:rPr>
-                <w:color w:val="000000"/>
-              </w:rPr>
-              <w:t>The user account is blocked / inactive (MSG12)</w:t>
-            </w:r>
-          </w:p>
-          <w:p>
-            <w:pPr>
-              <w:shd w:val="clear" w:color="auto" w:fill="FFFFFF"/>
-              <w:spacing w:after="0" w:line="240" w:lineRule="auto"/>
-            </w:pPr>
-            <w:r>
-              <w:rPr>
-                <w:color w:val="444444"/>
-              </w:rPr>
-              <w:t>If user inputs wrong logging-in details 5 times continuously, system will lock his/her account in 30 minutes (with relevant warning message - MSG13)</w:t>
+            <w:r>
+              <w:rPr>
+                <w:rFonts w:ascii="Times New Roman" w:hAnsi="Times New Roman"/>
+                <w:color w:val="000000"/>
+                <w:sz w:val="22"/>
+              </w:rPr>
+              <w:t>Step 5a: If mandatory fields are missing or email is invalid, the system displays an inline error message. Admin corrects the input and saves again.</w:t>
             </w:r>
           </w:p>
         </w:tc>
       </w:tr>
     </w:tbl>
-    <w:p/>
     <w:p>
       <w:pPr>
-        <w:pStyle w:val="Heading4"/>
-      </w:pPr>
-      <w:r>
-        <w:t>2.1.</w:t>
-      </w:r>
-      <w:r>
-        <w:t>3</w:t>
-      </w:r>
-      <w:r>
-        <w:t xml:space="preserve"> UC Name2</w:t>
-      </w:r>
+        <w:pStyle w:val="Heading3"/>
+      </w:pPr>
+      <w:r/>
     </w:p>
     <w:p>
-      <w:r>
-        <w:t>…</w:t>
-      </w:r>
+      <w:pPr>
+        <w:pStyle w:val="Heading3"/>
+      </w:pPr>
+      <w:r>
+        <w:t>2.1.2 UC-02: Update Student Lifecycles</w:t>
+      </w:r>
+    </w:p>
+    <w:tbl>
+      <w:tblPr>
+        <w:tblW w:w="9341" w:type="dxa"/>
+        <w:tblBorders>
+          <w:top w:val="single" w:sz="12" w:space="0" w:color="000000"/>
+          <w:left w:val="single" w:sz="12" w:space="0" w:color="000000"/>
+          <w:bottom w:val="single" w:sz="12" w:space="0" w:color="000000"/>
+          <w:right w:val="single" w:sz="12" w:space="0" w:color="000000"/>
+          <w:insideH w:val="single" w:sz="6" w:space="0" w:color="000000"/>
+          <w:insideV w:val="single" w:sz="6" w:space="0" w:color="000000"/>
+        </w:tblBorders>
+        <w:tblLayout w:type="fixed"/>
+        <w:tblLook w:val="0000" w:firstRow="0" w:lastRow="0" w:firstColumn="0" w:lastColumn="0" w:noHBand="0" w:noVBand="0"/>
+      </w:tblPr>
+      <w:tblGrid>
+        <w:gridCol w:w="1828"/>
+        <w:gridCol w:w="2690"/>
+        <w:gridCol w:w="1890"/>
+        <w:gridCol w:w="2933"/>
+      </w:tblGrid>
+      <w:tr>
+        <w:trPr>
+          <w:trHeight w:val="251"/>
+        </w:trPr>
+        <w:tc>
+          <w:tcPr>
+            <w:tcW w:w="1828" w:type="dxa"/>
+            <w:tcBorders>
+              <w:top w:val="single" w:sz="8" w:space="0" w:color="000000"/>
+              <w:left w:val="single" w:sz="8" w:space="0" w:color="000000"/>
+              <w:bottom w:val="single" w:sz="8" w:space="0" w:color="000000"/>
+              <w:right w:val="single" w:sz="8" w:space="0" w:color="000000"/>
+            </w:tcBorders>
+          </w:tcPr>
+          <w:p>
+            <w:pPr>
+              <w:jc w:val="right"/>
+            </w:pPr>
+            <w:r>
+              <w:rPr>
+                <w:rFonts w:ascii="Times New Roman" w:hAnsi="Times New Roman"/>
+                <w:color w:val="000000"/>
+                <w:sz w:val="22"/>
+              </w:rPr>
+              <w:t>Primary Actors</w:t>
+            </w:r>
+          </w:p>
+        </w:tc>
+        <w:tc>
+          <w:tcPr>
+            <w:tcW w:w="2690" w:type="dxa"/>
+            <w:tcBorders>
+              <w:top w:val="single" w:sz="8" w:space="0" w:color="000000"/>
+              <w:left w:val="single" w:sz="8" w:space="0" w:color="000000"/>
+              <w:bottom w:val="single" w:sz="8" w:space="0" w:color="000000"/>
+              <w:right w:val="single" w:sz="8" w:space="0" w:color="000000"/>
+            </w:tcBorders>
+          </w:tcPr>
+          <w:p>
+            <w:r>
+              <w:rPr>
+                <w:rFonts w:ascii="Times New Roman" w:hAnsi="Times New Roman"/>
+                <w:color w:val="000000"/>
+                <w:sz w:val="22"/>
+              </w:rPr>
+              <w:t>Academic Admin</w:t>
+            </w:r>
+          </w:p>
+        </w:tc>
+        <w:tc>
+          <w:tcPr>
+            <w:tcW w:w="1890" w:type="dxa"/>
+            <w:tcBorders>
+              <w:top w:val="single" w:sz="8" w:space="0" w:color="000000"/>
+              <w:left w:val="single" w:sz="8" w:space="0" w:color="000000"/>
+              <w:bottom w:val="single" w:sz="8" w:space="0" w:color="000000"/>
+              <w:right w:val="single" w:sz="8" w:space="0" w:color="000000"/>
+            </w:tcBorders>
+          </w:tcPr>
+          <w:p>
+            <w:pPr>
+              <w:jc w:val="right"/>
+            </w:pPr>
+            <w:r>
+              <w:rPr>
+                <w:rFonts w:ascii="Times New Roman" w:hAnsi="Times New Roman"/>
+                <w:color w:val="000000"/>
+                <w:sz w:val="22"/>
+              </w:rPr>
+              <w:t>Secondary Actors</w:t>
+            </w:r>
+          </w:p>
+        </w:tc>
+        <w:tc>
+          <w:tcPr>
+            <w:tcW w:w="2933" w:type="dxa"/>
+            <w:tcBorders>
+              <w:top w:val="single" w:sz="8" w:space="0" w:color="000000"/>
+              <w:left w:val="single" w:sz="8" w:space="0" w:color="000000"/>
+              <w:bottom w:val="single" w:sz="8" w:space="0" w:color="000000"/>
+              <w:right w:val="single" w:sz="8" w:space="0" w:color="000000"/>
+            </w:tcBorders>
+          </w:tcPr>
+          <w:p>
+            <w:r>
+              <w:rPr>
+                <w:rFonts w:ascii="Times New Roman" w:hAnsi="Times New Roman"/>
+                <w:color w:val="000000"/>
+                <w:sz w:val="22"/>
+              </w:rPr>
+              <w:t>None</w:t>
+            </w:r>
+          </w:p>
+        </w:tc>
+      </w:tr>
+      <w:tr>
+        <w:tc>
+          <w:tcPr>
+            <w:tcW w:w="1828" w:type="dxa"/>
+            <w:tcBorders>
+              <w:top w:val="single" w:sz="8" w:space="0" w:color="000000"/>
+              <w:left w:val="single" w:sz="8" w:space="0" w:color="000000"/>
+              <w:bottom w:val="single" w:sz="8" w:space="0" w:color="000000"/>
+              <w:right w:val="single" w:sz="8" w:space="0" w:color="000000"/>
+            </w:tcBorders>
+          </w:tcPr>
+          <w:p>
+            <w:pPr>
+              <w:jc w:val="right"/>
+            </w:pPr>
+            <w:r>
+              <w:rPr>
+                <w:rFonts w:ascii="Times New Roman" w:hAnsi="Times New Roman"/>
+                <w:color w:val="000000"/>
+                <w:sz w:val="22"/>
+              </w:rPr>
+              <w:t>Description</w:t>
+            </w:r>
+          </w:p>
+        </w:tc>
+        <w:tc>
+          <w:tcPr>
+            <w:tcW w:w="7513" w:type="dxa"/>
+            <w:gridSpan w:val="3"/>
+            <w:tcBorders>
+              <w:top w:val="single" w:sz="8" w:space="0" w:color="000000"/>
+              <w:left w:val="single" w:sz="8" w:space="0" w:color="000000"/>
+              <w:bottom w:val="single" w:sz="8" w:space="0" w:color="000000"/>
+              <w:right w:val="single" w:sz="8" w:space="0" w:color="000000"/>
+            </w:tcBorders>
+          </w:tcPr>
+          <w:p>
+            <w:r>
+              <w:rPr>
+                <w:rFonts w:ascii="Times New Roman" w:hAnsi="Times New Roman"/>
+                <w:color w:val="000000"/>
+                <w:sz w:val="22"/>
+              </w:rPr>
+              <w:t>As an Admin, I want to efficiently update existing student profiles or deactivate dropped-out students to keep the center's data reliable.</w:t>
+            </w:r>
+          </w:p>
+        </w:tc>
+      </w:tr>
+      <w:tr>
+        <w:tc>
+          <w:tcPr>
+            <w:tcW w:w="1828" w:type="dxa"/>
+            <w:tcBorders>
+              <w:top w:val="single" w:sz="8" w:space="0" w:color="000000"/>
+              <w:left w:val="single" w:sz="8" w:space="0" w:color="000000"/>
+              <w:bottom w:val="single" w:sz="8" w:space="0" w:color="000000"/>
+              <w:right w:val="single" w:sz="8" w:space="0" w:color="000000"/>
+            </w:tcBorders>
+          </w:tcPr>
+          <w:p>
+            <w:pPr>
+              <w:jc w:val="right"/>
+            </w:pPr>
+            <w:r>
+              <w:rPr>
+                <w:rFonts w:ascii="Times New Roman" w:hAnsi="Times New Roman"/>
+                <w:color w:val="000000"/>
+                <w:sz w:val="22"/>
+              </w:rPr>
+              <w:t>Preconditions</w:t>
+            </w:r>
+          </w:p>
+        </w:tc>
+        <w:tc>
+          <w:tcPr>
+            <w:tcW w:w="7513" w:type="dxa"/>
+            <w:gridSpan w:val="3"/>
+            <w:tcBorders>
+              <w:top w:val="single" w:sz="8" w:space="0" w:color="000000"/>
+              <w:left w:val="single" w:sz="8" w:space="0" w:color="000000"/>
+              <w:bottom w:val="single" w:sz="8" w:space="0" w:color="000000"/>
+              <w:right w:val="single" w:sz="8" w:space="0" w:color="000000"/>
+            </w:tcBorders>
+          </w:tcPr>
+          <w:p>
+            <w:r>
+              <w:rPr>
+                <w:rFonts w:ascii="Times New Roman" w:hAnsi="Times New Roman"/>
+                <w:color w:val="000000"/>
+                <w:sz w:val="22"/>
+              </w:rPr>
+              <w:t>An active Student profile already exists in the system.</w:t>
+            </w:r>
+          </w:p>
+        </w:tc>
+      </w:tr>
+      <w:tr>
+        <w:tc>
+          <w:tcPr>
+            <w:tcW w:w="1828" w:type="dxa"/>
+            <w:tcBorders>
+              <w:top w:val="single" w:sz="8" w:space="0" w:color="000000"/>
+              <w:left w:val="single" w:sz="8" w:space="0" w:color="000000"/>
+              <w:bottom w:val="single" w:sz="8" w:space="0" w:color="000000"/>
+              <w:right w:val="single" w:sz="8" w:space="0" w:color="000000"/>
+            </w:tcBorders>
+          </w:tcPr>
+          <w:p>
+            <w:pPr>
+              <w:jc w:val="right"/>
+            </w:pPr>
+            <w:r>
+              <w:rPr>
+                <w:rFonts w:ascii="Times New Roman" w:hAnsi="Times New Roman"/>
+                <w:color w:val="000000"/>
+                <w:sz w:val="22"/>
+              </w:rPr>
+              <w:t>Postconditions</w:t>
+            </w:r>
+          </w:p>
+        </w:tc>
+        <w:tc>
+          <w:tcPr>
+            <w:tcW w:w="7513" w:type="dxa"/>
+            <w:gridSpan w:val="3"/>
+            <w:tcBorders>
+              <w:top w:val="single" w:sz="8" w:space="0" w:color="000000"/>
+              <w:left w:val="single" w:sz="8" w:space="0" w:color="000000"/>
+              <w:bottom w:val="single" w:sz="8" w:space="0" w:color="000000"/>
+              <w:right w:val="single" w:sz="8" w:space="0" w:color="000000"/>
+            </w:tcBorders>
+          </w:tcPr>
+          <w:p>
+            <w:r>
+              <w:rPr>
+                <w:rFonts w:ascii="Times New Roman" w:hAnsi="Times New Roman"/>
+                <w:color w:val="000000"/>
+                <w:sz w:val="22"/>
+              </w:rPr>
+              <w:t>Student profile status is updated (or deactivated) and Activity Log securely records the mutation.</w:t>
+            </w:r>
+          </w:p>
+        </w:tc>
+      </w:tr>
+      <w:tr>
+        <w:tc>
+          <w:tcPr>
+            <w:tcW w:w="1828" w:type="dxa"/>
+            <w:tcBorders>
+              <w:top w:val="single" w:sz="8" w:space="0" w:color="000000"/>
+              <w:left w:val="single" w:sz="8" w:space="0" w:color="000000"/>
+              <w:bottom w:val="single" w:sz="8" w:space="0" w:color="000000"/>
+              <w:right w:val="single" w:sz="8" w:space="0" w:color="000000"/>
+            </w:tcBorders>
+          </w:tcPr>
+          <w:p>
+            <w:pPr>
+              <w:jc w:val="right"/>
+            </w:pPr>
+            <w:r>
+              <w:rPr>
+                <w:rFonts w:ascii="Times New Roman" w:hAnsi="Times New Roman"/>
+                <w:color w:val="000000"/>
+                <w:sz w:val="22"/>
+              </w:rPr>
+              <w:t>Normal Sequence/Flow</w:t>
+            </w:r>
+          </w:p>
+        </w:tc>
+        <w:tc>
+          <w:tcPr>
+            <w:tcW w:w="7513" w:type="dxa"/>
+            <w:gridSpan w:val="3"/>
+            <w:tcBorders>
+              <w:top w:val="single" w:sz="8" w:space="0" w:color="000000"/>
+              <w:left w:val="single" w:sz="8" w:space="0" w:color="000000"/>
+              <w:bottom w:val="single" w:sz="8" w:space="0" w:color="000000"/>
+              <w:right w:val="single" w:sz="8" w:space="0" w:color="000000"/>
+            </w:tcBorders>
+          </w:tcPr>
+          <w:p>
+            <w:r>
+              <w:rPr>
+                <w:rFonts w:ascii="Times New Roman" w:hAnsi="Times New Roman"/>
+                <w:color w:val="000000"/>
+                <w:sz w:val="22"/>
+              </w:rPr>
+              <w:t>1. Admin searches and accesses the specific Student Detail screen.</w:t>
+              <w:br/>
+              <w:t>2. Admin clicks 'Edit Profile' or 'Deactivate'.</w:t>
+              <w:br/>
+              <w:t>3. Admin modifications are made.</w:t>
+              <w:br/>
+              <w:t>4. System validates the inputs and saves the change.</w:t>
+              <w:br/>
+              <w:t>5. System silently records to Activity_Log.</w:t>
+            </w:r>
+          </w:p>
+        </w:tc>
+      </w:tr>
+      <w:tr>
+        <w:tc>
+          <w:tcPr>
+            <w:tcW w:w="1828" w:type="dxa"/>
+            <w:tcBorders>
+              <w:top w:val="single" w:sz="8" w:space="0" w:color="000000"/>
+              <w:left w:val="single" w:sz="8" w:space="0" w:color="000000"/>
+              <w:bottom w:val="single" w:sz="8" w:space="0" w:color="000000"/>
+              <w:right w:val="single" w:sz="8" w:space="0" w:color="000000"/>
+            </w:tcBorders>
+          </w:tcPr>
+          <w:p>
+            <w:pPr>
+              <w:jc w:val="right"/>
+            </w:pPr>
+            <w:r>
+              <w:rPr>
+                <w:rFonts w:ascii="Times New Roman" w:hAnsi="Times New Roman"/>
+                <w:color w:val="000000"/>
+                <w:sz w:val="22"/>
+              </w:rPr>
+              <w:t>Alternative Sequences/Flows</w:t>
+            </w:r>
+          </w:p>
+        </w:tc>
+        <w:tc>
+          <w:tcPr>
+            <w:tcW w:w="7513" w:type="dxa"/>
+            <w:gridSpan w:val="3"/>
+            <w:tcBorders>
+              <w:top w:val="single" w:sz="8" w:space="0" w:color="000000"/>
+              <w:left w:val="single" w:sz="8" w:space="0" w:color="000000"/>
+              <w:bottom w:val="single" w:sz="8" w:space="0" w:color="000000"/>
+              <w:right w:val="single" w:sz="8" w:space="0" w:color="000000"/>
+            </w:tcBorders>
+          </w:tcPr>
+          <w:p>
+            <w:r>
+              <w:rPr>
+                <w:rFonts w:ascii="Times New Roman" w:hAnsi="Times New Roman"/>
+                <w:color w:val="000000"/>
+                <w:sz w:val="22"/>
+              </w:rPr>
+              <w:t>None</w:t>
+            </w:r>
+          </w:p>
+        </w:tc>
+      </w:tr>
+    </w:tbl>
+    <w:p>
+      <w:pPr>
+        <w:pStyle w:val="Heading3"/>
+      </w:pPr>
+      <w:r/>
     </w:p>
     <w:p>
       <w:pPr>
-        <w:pStyle w:val="Heading3"/>
-      </w:pPr>
-      <w:bookmarkStart w:id="10" w:name="_Toc187341940"/>
-      <w:r>
-        <w:t>2.</w:t>
-      </w:r>
-      <w:r>
-        <w:t>2</w:t>
-      </w:r>
-      <w:r>
-        <w:t xml:space="preserve"> Xyz Feature</w:t>
-      </w:r>
-      <w:bookmarkEnd w:id="10"/>
+        <w:pStyle w:val="Heading2"/>
+      </w:pPr>
+      <w:r>
+        <w:t>2.2 Financial Administration</w:t>
+      </w:r>
     </w:p>
     <w:p>
-      <w:r>
-        <w:t>…</w:t>
-      </w:r>
+      <w:pPr>
+        <w:pStyle w:val="Heading3"/>
+      </w:pPr>
+      <w:r>
+        <w:t>2.2.1 UC-03: Record Offline Tuition Payments</w:t>
+      </w:r>
+    </w:p>
+    <w:tbl>
+      <w:tblPr>
+        <w:tblW w:w="9341" w:type="dxa"/>
+        <w:tblBorders>
+          <w:top w:val="single" w:sz="12" w:space="0" w:color="000000"/>
+          <w:left w:val="single" w:sz="12" w:space="0" w:color="000000"/>
+          <w:bottom w:val="single" w:sz="12" w:space="0" w:color="000000"/>
+          <w:right w:val="single" w:sz="12" w:space="0" w:color="000000"/>
+          <w:insideH w:val="single" w:sz="6" w:space="0" w:color="000000"/>
+          <w:insideV w:val="single" w:sz="6" w:space="0" w:color="000000"/>
+        </w:tblBorders>
+        <w:tblLayout w:type="fixed"/>
+        <w:tblLook w:val="0000" w:firstRow="0" w:lastRow="0" w:firstColumn="0" w:lastColumn="0" w:noHBand="0" w:noVBand="0"/>
+      </w:tblPr>
+      <w:tblGrid>
+        <w:gridCol w:w="1828"/>
+        <w:gridCol w:w="2690"/>
+        <w:gridCol w:w="1890"/>
+        <w:gridCol w:w="2933"/>
+      </w:tblGrid>
+      <w:tr>
+        <w:trPr>
+          <w:trHeight w:val="251"/>
+        </w:trPr>
+        <w:tc>
+          <w:tcPr>
+            <w:tcW w:w="1828" w:type="dxa"/>
+            <w:tcBorders>
+              <w:top w:val="single" w:sz="8" w:space="0" w:color="000000"/>
+              <w:left w:val="single" w:sz="8" w:space="0" w:color="000000"/>
+              <w:bottom w:val="single" w:sz="8" w:space="0" w:color="000000"/>
+              <w:right w:val="single" w:sz="8" w:space="0" w:color="000000"/>
+            </w:tcBorders>
+          </w:tcPr>
+          <w:p>
+            <w:pPr>
+              <w:jc w:val="right"/>
+            </w:pPr>
+            <w:r>
+              <w:rPr>
+                <w:rFonts w:ascii="Times New Roman" w:hAnsi="Times New Roman"/>
+                <w:color w:val="000000"/>
+                <w:sz w:val="22"/>
+              </w:rPr>
+              <w:t>Primary Actors</w:t>
+            </w:r>
+          </w:p>
+        </w:tc>
+        <w:tc>
+          <w:tcPr>
+            <w:tcW w:w="2690" w:type="dxa"/>
+            <w:tcBorders>
+              <w:top w:val="single" w:sz="8" w:space="0" w:color="000000"/>
+              <w:left w:val="single" w:sz="8" w:space="0" w:color="000000"/>
+              <w:bottom w:val="single" w:sz="8" w:space="0" w:color="000000"/>
+              <w:right w:val="single" w:sz="8" w:space="0" w:color="000000"/>
+            </w:tcBorders>
+          </w:tcPr>
+          <w:p>
+            <w:r>
+              <w:rPr>
+                <w:rFonts w:ascii="Times New Roman" w:hAnsi="Times New Roman"/>
+                <w:color w:val="000000"/>
+                <w:sz w:val="22"/>
+              </w:rPr>
+              <w:t>Academic Admin</w:t>
+            </w:r>
+          </w:p>
+        </w:tc>
+        <w:tc>
+          <w:tcPr>
+            <w:tcW w:w="1890" w:type="dxa"/>
+            <w:tcBorders>
+              <w:top w:val="single" w:sz="8" w:space="0" w:color="000000"/>
+              <w:left w:val="single" w:sz="8" w:space="0" w:color="000000"/>
+              <w:bottom w:val="single" w:sz="8" w:space="0" w:color="000000"/>
+              <w:right w:val="single" w:sz="8" w:space="0" w:color="000000"/>
+            </w:tcBorders>
+          </w:tcPr>
+          <w:p>
+            <w:pPr>
+              <w:jc w:val="right"/>
+            </w:pPr>
+            <w:r>
+              <w:rPr>
+                <w:rFonts w:ascii="Times New Roman" w:hAnsi="Times New Roman"/>
+                <w:color w:val="000000"/>
+                <w:sz w:val="22"/>
+              </w:rPr>
+              <w:t>Secondary Actors</w:t>
+            </w:r>
+          </w:p>
+        </w:tc>
+        <w:tc>
+          <w:tcPr>
+            <w:tcW w:w="2933" w:type="dxa"/>
+            <w:tcBorders>
+              <w:top w:val="single" w:sz="8" w:space="0" w:color="000000"/>
+              <w:left w:val="single" w:sz="8" w:space="0" w:color="000000"/>
+              <w:bottom w:val="single" w:sz="8" w:space="0" w:color="000000"/>
+              <w:right w:val="single" w:sz="8" w:space="0" w:color="000000"/>
+            </w:tcBorders>
+          </w:tcPr>
+          <w:p>
+            <w:r>
+              <w:rPr>
+                <w:rFonts w:ascii="Times New Roman" w:hAnsi="Times New Roman"/>
+                <w:color w:val="000000"/>
+                <w:sz w:val="22"/>
+              </w:rPr>
+              <w:t>None</w:t>
+            </w:r>
+          </w:p>
+        </w:tc>
+      </w:tr>
+      <w:tr>
+        <w:tc>
+          <w:tcPr>
+            <w:tcW w:w="1828" w:type="dxa"/>
+            <w:tcBorders>
+              <w:top w:val="single" w:sz="8" w:space="0" w:color="000000"/>
+              <w:left w:val="single" w:sz="8" w:space="0" w:color="000000"/>
+              <w:bottom w:val="single" w:sz="8" w:space="0" w:color="000000"/>
+              <w:right w:val="single" w:sz="8" w:space="0" w:color="000000"/>
+            </w:tcBorders>
+          </w:tcPr>
+          <w:p>
+            <w:pPr>
+              <w:jc w:val="right"/>
+            </w:pPr>
+            <w:r>
+              <w:rPr>
+                <w:rFonts w:ascii="Times New Roman" w:hAnsi="Times New Roman"/>
+                <w:color w:val="000000"/>
+                <w:sz w:val="22"/>
+              </w:rPr>
+              <w:t>Description</w:t>
+            </w:r>
+          </w:p>
+        </w:tc>
+        <w:tc>
+          <w:tcPr>
+            <w:tcW w:w="7513" w:type="dxa"/>
+            <w:gridSpan w:val="3"/>
+            <w:tcBorders>
+              <w:top w:val="single" w:sz="8" w:space="0" w:color="000000"/>
+              <w:left w:val="single" w:sz="8" w:space="0" w:color="000000"/>
+              <w:bottom w:val="single" w:sz="8" w:space="0" w:color="000000"/>
+              <w:right w:val="single" w:sz="8" w:space="0" w:color="000000"/>
+            </w:tcBorders>
+          </w:tcPr>
+          <w:p>
+            <w:r>
+              <w:rPr>
+                <w:rFonts w:ascii="Times New Roman" w:hAnsi="Times New Roman"/>
+                <w:color w:val="000000"/>
+                <w:sz w:val="22"/>
+              </w:rPr>
+              <w:t>As an Admin, I want to logically log manual tuition fee collections to update student package balances securely.</w:t>
+            </w:r>
+          </w:p>
+        </w:tc>
+      </w:tr>
+      <w:tr>
+        <w:tc>
+          <w:tcPr>
+            <w:tcW w:w="1828" w:type="dxa"/>
+            <w:tcBorders>
+              <w:top w:val="single" w:sz="8" w:space="0" w:color="000000"/>
+              <w:left w:val="single" w:sz="8" w:space="0" w:color="000000"/>
+              <w:bottom w:val="single" w:sz="8" w:space="0" w:color="000000"/>
+              <w:right w:val="single" w:sz="8" w:space="0" w:color="000000"/>
+            </w:tcBorders>
+          </w:tcPr>
+          <w:p>
+            <w:pPr>
+              <w:jc w:val="right"/>
+            </w:pPr>
+            <w:r>
+              <w:rPr>
+                <w:rFonts w:ascii="Times New Roman" w:hAnsi="Times New Roman"/>
+                <w:color w:val="000000"/>
+                <w:sz w:val="22"/>
+              </w:rPr>
+              <w:t>Preconditions</w:t>
+            </w:r>
+          </w:p>
+        </w:tc>
+        <w:tc>
+          <w:tcPr>
+            <w:tcW w:w="7513" w:type="dxa"/>
+            <w:gridSpan w:val="3"/>
+            <w:tcBorders>
+              <w:top w:val="single" w:sz="8" w:space="0" w:color="000000"/>
+              <w:left w:val="single" w:sz="8" w:space="0" w:color="000000"/>
+              <w:bottom w:val="single" w:sz="8" w:space="0" w:color="000000"/>
+              <w:right w:val="single" w:sz="8" w:space="0" w:color="000000"/>
+            </w:tcBorders>
+          </w:tcPr>
+          <w:p>
+            <w:r>
+              <w:rPr>
+                <w:rFonts w:ascii="Times New Roman" w:hAnsi="Times New Roman"/>
+                <w:color w:val="000000"/>
+                <w:sz w:val="22"/>
+              </w:rPr>
+              <w:t>Student package exists and requires funding or renewal.</w:t>
+            </w:r>
+          </w:p>
+        </w:tc>
+      </w:tr>
+      <w:tr>
+        <w:tc>
+          <w:tcPr>
+            <w:tcW w:w="1828" w:type="dxa"/>
+            <w:tcBorders>
+              <w:top w:val="single" w:sz="8" w:space="0" w:color="000000"/>
+              <w:left w:val="single" w:sz="8" w:space="0" w:color="000000"/>
+              <w:bottom w:val="single" w:sz="8" w:space="0" w:color="000000"/>
+              <w:right w:val="single" w:sz="8" w:space="0" w:color="000000"/>
+            </w:tcBorders>
+          </w:tcPr>
+          <w:p>
+            <w:pPr>
+              <w:jc w:val="right"/>
+            </w:pPr>
+            <w:r>
+              <w:rPr>
+                <w:rFonts w:ascii="Times New Roman" w:hAnsi="Times New Roman"/>
+                <w:color w:val="000000"/>
+                <w:sz w:val="22"/>
+              </w:rPr>
+              <w:t>Postconditions</w:t>
+            </w:r>
+          </w:p>
+        </w:tc>
+        <w:tc>
+          <w:tcPr>
+            <w:tcW w:w="7513" w:type="dxa"/>
+            <w:gridSpan w:val="3"/>
+            <w:tcBorders>
+              <w:top w:val="single" w:sz="8" w:space="0" w:color="000000"/>
+              <w:left w:val="single" w:sz="8" w:space="0" w:color="000000"/>
+              <w:bottom w:val="single" w:sz="8" w:space="0" w:color="000000"/>
+              <w:right w:val="single" w:sz="8" w:space="0" w:color="000000"/>
+            </w:tcBorders>
+          </w:tcPr>
+          <w:p>
+            <w:r>
+              <w:rPr>
+                <w:rFonts w:ascii="Times New Roman" w:hAnsi="Times New Roman"/>
+                <w:color w:val="000000"/>
+                <w:sz w:val="22"/>
+              </w:rPr>
+              <w:t>Payment transaction is created; Student_Package balance is activated or updated.</w:t>
+            </w:r>
+          </w:p>
+        </w:tc>
+      </w:tr>
+      <w:tr>
+        <w:tc>
+          <w:tcPr>
+            <w:tcW w:w="1828" w:type="dxa"/>
+            <w:tcBorders>
+              <w:top w:val="single" w:sz="8" w:space="0" w:color="000000"/>
+              <w:left w:val="single" w:sz="8" w:space="0" w:color="000000"/>
+              <w:bottom w:val="single" w:sz="8" w:space="0" w:color="000000"/>
+              <w:right w:val="single" w:sz="8" w:space="0" w:color="000000"/>
+            </w:tcBorders>
+          </w:tcPr>
+          <w:p>
+            <w:pPr>
+              <w:jc w:val="right"/>
+            </w:pPr>
+            <w:r>
+              <w:rPr>
+                <w:rFonts w:ascii="Times New Roman" w:hAnsi="Times New Roman"/>
+                <w:color w:val="000000"/>
+                <w:sz w:val="22"/>
+              </w:rPr>
+              <w:t>Normal Sequence/Flow</w:t>
+            </w:r>
+          </w:p>
+        </w:tc>
+        <w:tc>
+          <w:tcPr>
+            <w:tcW w:w="7513" w:type="dxa"/>
+            <w:gridSpan w:val="3"/>
+            <w:tcBorders>
+              <w:top w:val="single" w:sz="8" w:space="0" w:color="000000"/>
+              <w:left w:val="single" w:sz="8" w:space="0" w:color="000000"/>
+              <w:bottom w:val="single" w:sz="8" w:space="0" w:color="000000"/>
+              <w:right w:val="single" w:sz="8" w:space="0" w:color="000000"/>
+            </w:tcBorders>
+          </w:tcPr>
+          <w:p>
+            <w:r>
+              <w:rPr>
+                <w:rFonts w:ascii="Times New Roman" w:hAnsi="Times New Roman"/>
+                <w:color w:val="000000"/>
+                <w:sz w:val="22"/>
+              </w:rPr>
+              <w:t>1. Admin navigates to the Student Payment UI.</w:t>
+              <w:br/>
+              <w:t>2. Admin inputs Amount, Payment Method (Cash, Bank Transfer).</w:t>
+              <w:br/>
+              <w:t>3. System securely verifies Admin role and logs the session.</w:t>
+              <w:br/>
+              <w:t>4. System saves Payment record and mathematically recalculates Remaining_Sessions for the package.</w:t>
+              <w:br/>
+              <w:t>5. System issues a success toast message (MSG03).</w:t>
+            </w:r>
+          </w:p>
+        </w:tc>
+      </w:tr>
+      <w:tr>
+        <w:tc>
+          <w:tcPr>
+            <w:tcW w:w="1828" w:type="dxa"/>
+            <w:tcBorders>
+              <w:top w:val="single" w:sz="8" w:space="0" w:color="000000"/>
+              <w:left w:val="single" w:sz="8" w:space="0" w:color="000000"/>
+              <w:bottom w:val="single" w:sz="8" w:space="0" w:color="000000"/>
+              <w:right w:val="single" w:sz="8" w:space="0" w:color="000000"/>
+            </w:tcBorders>
+          </w:tcPr>
+          <w:p>
+            <w:pPr>
+              <w:jc w:val="right"/>
+            </w:pPr>
+            <w:r>
+              <w:rPr>
+                <w:rFonts w:ascii="Times New Roman" w:hAnsi="Times New Roman"/>
+                <w:color w:val="000000"/>
+                <w:sz w:val="22"/>
+              </w:rPr>
+              <w:t>Alternative Sequences/Flows</w:t>
+            </w:r>
+          </w:p>
+        </w:tc>
+        <w:tc>
+          <w:tcPr>
+            <w:tcW w:w="7513" w:type="dxa"/>
+            <w:gridSpan w:val="3"/>
+            <w:tcBorders>
+              <w:top w:val="single" w:sz="8" w:space="0" w:color="000000"/>
+              <w:left w:val="single" w:sz="8" w:space="0" w:color="000000"/>
+              <w:bottom w:val="single" w:sz="8" w:space="0" w:color="000000"/>
+              <w:right w:val="single" w:sz="8" w:space="0" w:color="000000"/>
+            </w:tcBorders>
+          </w:tcPr>
+          <w:p>
+            <w:r>
+              <w:rPr>
+                <w:rFonts w:ascii="Times New Roman" w:hAnsi="Times New Roman"/>
+                <w:color w:val="000000"/>
+                <w:sz w:val="22"/>
+              </w:rPr>
+              <w:t>None</w:t>
+            </w:r>
+          </w:p>
+        </w:tc>
+      </w:tr>
+    </w:tbl>
+    <w:p>
+      <w:pPr>
+        <w:pStyle w:val="Heading3"/>
+      </w:pPr>
+      <w:r/>
     </w:p>
     <w:p>
       <w:pPr>
-        <w:rPr>
-          <w:b/>
-          <w:sz w:val="26"/>
-          <w:szCs w:val="26"/>
-        </w:rPr>
-      </w:pPr>
-      <w:r>
-        <w:br w:type="page"/>
-      </w:r>
+        <w:pStyle w:val="Heading2"/>
+      </w:pPr>
+      <w:r>
+        <w:t>2.3 Schedule Management</w:t>
+      </w:r>
+    </w:p>
+    <w:p>
+      <w:pPr>
+        <w:pStyle w:val="Heading3"/>
+      </w:pPr>
+      <w:r>
+        <w:t>2.3.1 UC-04: Setup Core Teaching Schedules</w:t>
+      </w:r>
+    </w:p>
+    <w:tbl>
+      <w:tblPr>
+        <w:tblW w:w="9341" w:type="dxa"/>
+        <w:tblBorders>
+          <w:top w:val="single" w:sz="12" w:space="0" w:color="000000"/>
+          <w:left w:val="single" w:sz="12" w:space="0" w:color="000000"/>
+          <w:bottom w:val="single" w:sz="12" w:space="0" w:color="000000"/>
+          <w:right w:val="single" w:sz="12" w:space="0" w:color="000000"/>
+          <w:insideH w:val="single" w:sz="6" w:space="0" w:color="000000"/>
+          <w:insideV w:val="single" w:sz="6" w:space="0" w:color="000000"/>
+        </w:tblBorders>
+        <w:tblLayout w:type="fixed"/>
+        <w:tblLook w:val="0000" w:firstRow="0" w:lastRow="0" w:firstColumn="0" w:lastColumn="0" w:noHBand="0" w:noVBand="0"/>
+      </w:tblPr>
+      <w:tblGrid>
+        <w:gridCol w:w="1828"/>
+        <w:gridCol w:w="2690"/>
+        <w:gridCol w:w="1890"/>
+        <w:gridCol w:w="2933"/>
+      </w:tblGrid>
+      <w:tr>
+        <w:trPr>
+          <w:trHeight w:val="251"/>
+        </w:trPr>
+        <w:tc>
+          <w:tcPr>
+            <w:tcW w:w="1828" w:type="dxa"/>
+            <w:tcBorders>
+              <w:top w:val="single" w:sz="8" w:space="0" w:color="000000"/>
+              <w:left w:val="single" w:sz="8" w:space="0" w:color="000000"/>
+              <w:bottom w:val="single" w:sz="8" w:space="0" w:color="000000"/>
+              <w:right w:val="single" w:sz="8" w:space="0" w:color="000000"/>
+            </w:tcBorders>
+          </w:tcPr>
+          <w:p>
+            <w:pPr>
+              <w:jc w:val="right"/>
+            </w:pPr>
+            <w:r>
+              <w:rPr>
+                <w:rFonts w:ascii="Times New Roman" w:hAnsi="Times New Roman"/>
+                <w:color w:val="000000"/>
+                <w:sz w:val="22"/>
+              </w:rPr>
+              <w:t>Primary Actors</w:t>
+            </w:r>
+          </w:p>
+        </w:tc>
+        <w:tc>
+          <w:tcPr>
+            <w:tcW w:w="2690" w:type="dxa"/>
+            <w:tcBorders>
+              <w:top w:val="single" w:sz="8" w:space="0" w:color="000000"/>
+              <w:left w:val="single" w:sz="8" w:space="0" w:color="000000"/>
+              <w:bottom w:val="single" w:sz="8" w:space="0" w:color="000000"/>
+              <w:right w:val="single" w:sz="8" w:space="0" w:color="000000"/>
+            </w:tcBorders>
+          </w:tcPr>
+          <w:p>
+            <w:r>
+              <w:rPr>
+                <w:rFonts w:ascii="Times New Roman" w:hAnsi="Times New Roman"/>
+                <w:color w:val="000000"/>
+                <w:sz w:val="22"/>
+              </w:rPr>
+              <w:t>Academic Admin</w:t>
+            </w:r>
+          </w:p>
+        </w:tc>
+        <w:tc>
+          <w:tcPr>
+            <w:tcW w:w="1890" w:type="dxa"/>
+            <w:tcBorders>
+              <w:top w:val="single" w:sz="8" w:space="0" w:color="000000"/>
+              <w:left w:val="single" w:sz="8" w:space="0" w:color="000000"/>
+              <w:bottom w:val="single" w:sz="8" w:space="0" w:color="000000"/>
+              <w:right w:val="single" w:sz="8" w:space="0" w:color="000000"/>
+            </w:tcBorders>
+          </w:tcPr>
+          <w:p>
+            <w:pPr>
+              <w:jc w:val="right"/>
+            </w:pPr>
+            <w:r>
+              <w:rPr>
+                <w:rFonts w:ascii="Times New Roman" w:hAnsi="Times New Roman"/>
+                <w:color w:val="000000"/>
+                <w:sz w:val="22"/>
+              </w:rPr>
+              <w:t>Secondary Actors</w:t>
+            </w:r>
+          </w:p>
+        </w:tc>
+        <w:tc>
+          <w:tcPr>
+            <w:tcW w:w="2933" w:type="dxa"/>
+            <w:tcBorders>
+              <w:top w:val="single" w:sz="8" w:space="0" w:color="000000"/>
+              <w:left w:val="single" w:sz="8" w:space="0" w:color="000000"/>
+              <w:bottom w:val="single" w:sz="8" w:space="0" w:color="000000"/>
+              <w:right w:val="single" w:sz="8" w:space="0" w:color="000000"/>
+            </w:tcBorders>
+          </w:tcPr>
+          <w:p>
+            <w:r>
+              <w:rPr>
+                <w:rFonts w:ascii="Times New Roman" w:hAnsi="Times New Roman"/>
+                <w:color w:val="000000"/>
+                <w:sz w:val="22"/>
+              </w:rPr>
+              <w:t>None</w:t>
+            </w:r>
+          </w:p>
+        </w:tc>
+      </w:tr>
+      <w:tr>
+        <w:tc>
+          <w:tcPr>
+            <w:tcW w:w="1828" w:type="dxa"/>
+            <w:tcBorders>
+              <w:top w:val="single" w:sz="8" w:space="0" w:color="000000"/>
+              <w:left w:val="single" w:sz="8" w:space="0" w:color="000000"/>
+              <w:bottom w:val="single" w:sz="8" w:space="0" w:color="000000"/>
+              <w:right w:val="single" w:sz="8" w:space="0" w:color="000000"/>
+            </w:tcBorders>
+          </w:tcPr>
+          <w:p>
+            <w:pPr>
+              <w:jc w:val="right"/>
+            </w:pPr>
+            <w:r>
+              <w:rPr>
+                <w:rFonts w:ascii="Times New Roman" w:hAnsi="Times New Roman"/>
+                <w:color w:val="000000"/>
+                <w:sz w:val="22"/>
+              </w:rPr>
+              <w:t>Description</w:t>
+            </w:r>
+          </w:p>
+        </w:tc>
+        <w:tc>
+          <w:tcPr>
+            <w:tcW w:w="7513" w:type="dxa"/>
+            <w:gridSpan w:val="3"/>
+            <w:tcBorders>
+              <w:top w:val="single" w:sz="8" w:space="0" w:color="000000"/>
+              <w:left w:val="single" w:sz="8" w:space="0" w:color="000000"/>
+              <w:bottom w:val="single" w:sz="8" w:space="0" w:color="000000"/>
+              <w:right w:val="single" w:sz="8" w:space="0" w:color="000000"/>
+            </w:tcBorders>
+          </w:tcPr>
+          <w:p>
+            <w:r>
+              <w:rPr>
+                <w:rFonts w:ascii="Times New Roman" w:hAnsi="Times New Roman"/>
+                <w:color w:val="000000"/>
+                <w:sz w:val="22"/>
+              </w:rPr>
+              <w:t>As an Admin, I want to define the master timetable by formally allocating available rooms and teachers to scheduled sessions.</w:t>
+            </w:r>
+          </w:p>
+        </w:tc>
+      </w:tr>
+      <w:tr>
+        <w:tc>
+          <w:tcPr>
+            <w:tcW w:w="1828" w:type="dxa"/>
+            <w:tcBorders>
+              <w:top w:val="single" w:sz="8" w:space="0" w:color="000000"/>
+              <w:left w:val="single" w:sz="8" w:space="0" w:color="000000"/>
+              <w:bottom w:val="single" w:sz="8" w:space="0" w:color="000000"/>
+              <w:right w:val="single" w:sz="8" w:space="0" w:color="000000"/>
+            </w:tcBorders>
+          </w:tcPr>
+          <w:p>
+            <w:pPr>
+              <w:jc w:val="right"/>
+            </w:pPr>
+            <w:r>
+              <w:rPr>
+                <w:rFonts w:ascii="Times New Roman" w:hAnsi="Times New Roman"/>
+                <w:color w:val="000000"/>
+                <w:sz w:val="22"/>
+              </w:rPr>
+              <w:t>Preconditions</w:t>
+            </w:r>
+          </w:p>
+        </w:tc>
+        <w:tc>
+          <w:tcPr>
+            <w:tcW w:w="7513" w:type="dxa"/>
+            <w:gridSpan w:val="3"/>
+            <w:tcBorders>
+              <w:top w:val="single" w:sz="8" w:space="0" w:color="000000"/>
+              <w:left w:val="single" w:sz="8" w:space="0" w:color="000000"/>
+              <w:bottom w:val="single" w:sz="8" w:space="0" w:color="000000"/>
+              <w:right w:val="single" w:sz="8" w:space="0" w:color="000000"/>
+            </w:tcBorders>
+          </w:tcPr>
+          <w:p>
+            <w:r>
+              <w:rPr>
+                <w:rFonts w:ascii="Times New Roman" w:hAnsi="Times New Roman"/>
+                <w:color w:val="000000"/>
+                <w:sz w:val="22"/>
+              </w:rPr>
+              <w:t>Active Teachers and Rooms exist in system.</w:t>
+            </w:r>
+          </w:p>
+        </w:tc>
+      </w:tr>
+      <w:tr>
+        <w:tc>
+          <w:tcPr>
+            <w:tcW w:w="1828" w:type="dxa"/>
+            <w:tcBorders>
+              <w:top w:val="single" w:sz="8" w:space="0" w:color="000000"/>
+              <w:left w:val="single" w:sz="8" w:space="0" w:color="000000"/>
+              <w:bottom w:val="single" w:sz="8" w:space="0" w:color="000000"/>
+              <w:right w:val="single" w:sz="8" w:space="0" w:color="000000"/>
+            </w:tcBorders>
+          </w:tcPr>
+          <w:p>
+            <w:pPr>
+              <w:jc w:val="right"/>
+            </w:pPr>
+            <w:r>
+              <w:rPr>
+                <w:rFonts w:ascii="Times New Roman" w:hAnsi="Times New Roman"/>
+                <w:color w:val="000000"/>
+                <w:sz w:val="22"/>
+              </w:rPr>
+              <w:t>Postconditions</w:t>
+            </w:r>
+          </w:p>
+        </w:tc>
+        <w:tc>
+          <w:tcPr>
+            <w:tcW w:w="7513" w:type="dxa"/>
+            <w:gridSpan w:val="3"/>
+            <w:tcBorders>
+              <w:top w:val="single" w:sz="8" w:space="0" w:color="000000"/>
+              <w:left w:val="single" w:sz="8" w:space="0" w:color="000000"/>
+              <w:bottom w:val="single" w:sz="8" w:space="0" w:color="000000"/>
+              <w:right w:val="single" w:sz="8" w:space="0" w:color="000000"/>
+            </w:tcBorders>
+          </w:tcPr>
+          <w:p>
+            <w:r>
+              <w:rPr>
+                <w:rFonts w:ascii="Times New Roman" w:hAnsi="Times New Roman"/>
+                <w:color w:val="000000"/>
+                <w:sz w:val="22"/>
+              </w:rPr>
+              <w:t>Session records are created persistently and immediately visible to targeted Teachers.</w:t>
+            </w:r>
+          </w:p>
+        </w:tc>
+      </w:tr>
+      <w:tr>
+        <w:tc>
+          <w:tcPr>
+            <w:tcW w:w="1828" w:type="dxa"/>
+            <w:tcBorders>
+              <w:top w:val="single" w:sz="8" w:space="0" w:color="000000"/>
+              <w:left w:val="single" w:sz="8" w:space="0" w:color="000000"/>
+              <w:bottom w:val="single" w:sz="8" w:space="0" w:color="000000"/>
+              <w:right w:val="single" w:sz="8" w:space="0" w:color="000000"/>
+            </w:tcBorders>
+          </w:tcPr>
+          <w:p>
+            <w:pPr>
+              <w:jc w:val="right"/>
+            </w:pPr>
+            <w:r>
+              <w:rPr>
+                <w:rFonts w:ascii="Times New Roman" w:hAnsi="Times New Roman"/>
+                <w:color w:val="000000"/>
+                <w:sz w:val="22"/>
+              </w:rPr>
+              <w:t>Normal Sequence/Flow</w:t>
+            </w:r>
+          </w:p>
+        </w:tc>
+        <w:tc>
+          <w:tcPr>
+            <w:tcW w:w="7513" w:type="dxa"/>
+            <w:gridSpan w:val="3"/>
+            <w:tcBorders>
+              <w:top w:val="single" w:sz="8" w:space="0" w:color="000000"/>
+              <w:left w:val="single" w:sz="8" w:space="0" w:color="000000"/>
+              <w:bottom w:val="single" w:sz="8" w:space="0" w:color="000000"/>
+              <w:right w:val="single" w:sz="8" w:space="0" w:color="000000"/>
+            </w:tcBorders>
+          </w:tcPr>
+          <w:p>
+            <w:r>
+              <w:rPr>
+                <w:rFonts w:ascii="Times New Roman" w:hAnsi="Times New Roman"/>
+                <w:color w:val="000000"/>
+                <w:sz w:val="22"/>
+              </w:rPr>
+              <w:t>1. Admin accesses Core Schedules module and clicks 'Create Session'.</w:t>
+              <w:br/>
+              <w:t>2. Admin securely selects Class, Teacher, Room, Start Time, and End Time.</w:t>
+              <w:br/>
+              <w:t>3. Admin clicks Save.</w:t>
+              <w:br/>
+              <w:t>4. System internally triggers Double-Booking Prevention Algorithm.</w:t>
+              <w:br/>
+              <w:t>5. If absolutely no conflicts, System saves Session data successfully.</w:t>
+            </w:r>
+          </w:p>
+        </w:tc>
+      </w:tr>
+      <w:tr>
+        <w:tc>
+          <w:tcPr>
+            <w:tcW w:w="1828" w:type="dxa"/>
+            <w:tcBorders>
+              <w:top w:val="single" w:sz="8" w:space="0" w:color="000000"/>
+              <w:left w:val="single" w:sz="8" w:space="0" w:color="000000"/>
+              <w:bottom w:val="single" w:sz="8" w:space="0" w:color="000000"/>
+              <w:right w:val="single" w:sz="8" w:space="0" w:color="000000"/>
+            </w:tcBorders>
+          </w:tcPr>
+          <w:p>
+            <w:pPr>
+              <w:jc w:val="right"/>
+            </w:pPr>
+            <w:r>
+              <w:rPr>
+                <w:rFonts w:ascii="Times New Roman" w:hAnsi="Times New Roman"/>
+                <w:color w:val="000000"/>
+                <w:sz w:val="22"/>
+              </w:rPr>
+              <w:t>Alternative Sequences/Flows</w:t>
+            </w:r>
+          </w:p>
+        </w:tc>
+        <w:tc>
+          <w:tcPr>
+            <w:tcW w:w="7513" w:type="dxa"/>
+            <w:gridSpan w:val="3"/>
+            <w:tcBorders>
+              <w:top w:val="single" w:sz="8" w:space="0" w:color="000000"/>
+              <w:left w:val="single" w:sz="8" w:space="0" w:color="000000"/>
+              <w:bottom w:val="single" w:sz="8" w:space="0" w:color="000000"/>
+              <w:right w:val="single" w:sz="8" w:space="0" w:color="000000"/>
+            </w:tcBorders>
+          </w:tcPr>
+          <w:p>
+            <w:r>
+              <w:rPr>
+                <w:rFonts w:ascii="Times New Roman" w:hAnsi="Times New Roman"/>
+                <w:color w:val="000000"/>
+                <w:sz w:val="22"/>
+              </w:rPr>
+              <w:t>Step 4a: If Conflict exists, see UC-05 (Resolve Scheduling Conflicts).</w:t>
+            </w:r>
+          </w:p>
+        </w:tc>
+      </w:tr>
+    </w:tbl>
+    <w:p>
+      <w:pPr>
+        <w:pStyle w:val="Heading3"/>
+      </w:pPr>
+      <w:r/>
+    </w:p>
+    <w:p>
+      <w:pPr>
+        <w:pStyle w:val="Heading3"/>
+      </w:pPr>
+      <w:r>
+        <w:t>2.3.2 UC-05: Resolve Scheduling Conflicts</w:t>
+      </w:r>
+    </w:p>
+    <w:tbl>
+      <w:tblPr>
+        <w:tblW w:w="9341" w:type="dxa"/>
+        <w:tblBorders>
+          <w:top w:val="single" w:sz="12" w:space="0" w:color="000000"/>
+          <w:left w:val="single" w:sz="12" w:space="0" w:color="000000"/>
+          <w:bottom w:val="single" w:sz="12" w:space="0" w:color="000000"/>
+          <w:right w:val="single" w:sz="12" w:space="0" w:color="000000"/>
+          <w:insideH w:val="single" w:sz="6" w:space="0" w:color="000000"/>
+          <w:insideV w:val="single" w:sz="6" w:space="0" w:color="000000"/>
+        </w:tblBorders>
+        <w:tblLayout w:type="fixed"/>
+        <w:tblLook w:val="0000" w:firstRow="0" w:lastRow="0" w:firstColumn="0" w:lastColumn="0" w:noHBand="0" w:noVBand="0"/>
+      </w:tblPr>
+      <w:tblGrid>
+        <w:gridCol w:w="1828"/>
+        <w:gridCol w:w="2690"/>
+        <w:gridCol w:w="1890"/>
+        <w:gridCol w:w="2933"/>
+      </w:tblGrid>
+      <w:tr>
+        <w:trPr>
+          <w:trHeight w:val="251"/>
+        </w:trPr>
+        <w:tc>
+          <w:tcPr>
+            <w:tcW w:w="1828" w:type="dxa"/>
+            <w:tcBorders>
+              <w:top w:val="single" w:sz="8" w:space="0" w:color="000000"/>
+              <w:left w:val="single" w:sz="8" w:space="0" w:color="000000"/>
+              <w:bottom w:val="single" w:sz="8" w:space="0" w:color="000000"/>
+              <w:right w:val="single" w:sz="8" w:space="0" w:color="000000"/>
+            </w:tcBorders>
+          </w:tcPr>
+          <w:p>
+            <w:pPr>
+              <w:jc w:val="right"/>
+            </w:pPr>
+            <w:r>
+              <w:rPr>
+                <w:rFonts w:ascii="Times New Roman" w:hAnsi="Times New Roman"/>
+                <w:color w:val="000000"/>
+                <w:sz w:val="22"/>
+              </w:rPr>
+              <w:t>Primary Actors</w:t>
+            </w:r>
+          </w:p>
+        </w:tc>
+        <w:tc>
+          <w:tcPr>
+            <w:tcW w:w="2690" w:type="dxa"/>
+            <w:tcBorders>
+              <w:top w:val="single" w:sz="8" w:space="0" w:color="000000"/>
+              <w:left w:val="single" w:sz="8" w:space="0" w:color="000000"/>
+              <w:bottom w:val="single" w:sz="8" w:space="0" w:color="000000"/>
+              <w:right w:val="single" w:sz="8" w:space="0" w:color="000000"/>
+            </w:tcBorders>
+          </w:tcPr>
+          <w:p>
+            <w:r>
+              <w:rPr>
+                <w:rFonts w:ascii="Times New Roman" w:hAnsi="Times New Roman"/>
+                <w:color w:val="000000"/>
+                <w:sz w:val="22"/>
+              </w:rPr>
+              <w:t>Academic Admin</w:t>
+            </w:r>
+          </w:p>
+        </w:tc>
+        <w:tc>
+          <w:tcPr>
+            <w:tcW w:w="1890" w:type="dxa"/>
+            <w:tcBorders>
+              <w:top w:val="single" w:sz="8" w:space="0" w:color="000000"/>
+              <w:left w:val="single" w:sz="8" w:space="0" w:color="000000"/>
+              <w:bottom w:val="single" w:sz="8" w:space="0" w:color="000000"/>
+              <w:right w:val="single" w:sz="8" w:space="0" w:color="000000"/>
+            </w:tcBorders>
+          </w:tcPr>
+          <w:p>
+            <w:pPr>
+              <w:jc w:val="right"/>
+            </w:pPr>
+            <w:r>
+              <w:rPr>
+                <w:rFonts w:ascii="Times New Roman" w:hAnsi="Times New Roman"/>
+                <w:color w:val="000000"/>
+                <w:sz w:val="22"/>
+              </w:rPr>
+              <w:t>Secondary Actors</w:t>
+            </w:r>
+          </w:p>
+        </w:tc>
+        <w:tc>
+          <w:tcPr>
+            <w:tcW w:w="2933" w:type="dxa"/>
+            <w:tcBorders>
+              <w:top w:val="single" w:sz="8" w:space="0" w:color="000000"/>
+              <w:left w:val="single" w:sz="8" w:space="0" w:color="000000"/>
+              <w:bottom w:val="single" w:sz="8" w:space="0" w:color="000000"/>
+              <w:right w:val="single" w:sz="8" w:space="0" w:color="000000"/>
+            </w:tcBorders>
+          </w:tcPr>
+          <w:p>
+            <w:r>
+              <w:rPr>
+                <w:rFonts w:ascii="Times New Roman" w:hAnsi="Times New Roman"/>
+                <w:color w:val="000000"/>
+                <w:sz w:val="22"/>
+              </w:rPr>
+              <w:t>None</w:t>
+            </w:r>
+          </w:p>
+        </w:tc>
+      </w:tr>
+      <w:tr>
+        <w:tc>
+          <w:tcPr>
+            <w:tcW w:w="1828" w:type="dxa"/>
+            <w:tcBorders>
+              <w:top w:val="single" w:sz="8" w:space="0" w:color="000000"/>
+              <w:left w:val="single" w:sz="8" w:space="0" w:color="000000"/>
+              <w:bottom w:val="single" w:sz="8" w:space="0" w:color="000000"/>
+              <w:right w:val="single" w:sz="8" w:space="0" w:color="000000"/>
+            </w:tcBorders>
+          </w:tcPr>
+          <w:p>
+            <w:pPr>
+              <w:jc w:val="right"/>
+            </w:pPr>
+            <w:r>
+              <w:rPr>
+                <w:rFonts w:ascii="Times New Roman" w:hAnsi="Times New Roman"/>
+                <w:color w:val="000000"/>
+                <w:sz w:val="22"/>
+              </w:rPr>
+              <w:t>Description</w:t>
+            </w:r>
+          </w:p>
+        </w:tc>
+        <w:tc>
+          <w:tcPr>
+            <w:tcW w:w="7513" w:type="dxa"/>
+            <w:gridSpan w:val="3"/>
+            <w:tcBorders>
+              <w:top w:val="single" w:sz="8" w:space="0" w:color="000000"/>
+              <w:left w:val="single" w:sz="8" w:space="0" w:color="000000"/>
+              <w:bottom w:val="single" w:sz="8" w:space="0" w:color="000000"/>
+              <w:right w:val="single" w:sz="8" w:space="0" w:color="000000"/>
+            </w:tcBorders>
+          </w:tcPr>
+          <w:p>
+            <w:r>
+              <w:rPr>
+                <w:rFonts w:ascii="Times New Roman" w:hAnsi="Times New Roman"/>
+                <w:color w:val="000000"/>
+                <w:sz w:val="22"/>
+              </w:rPr>
+              <w:t>As an Admin, I want to monitor system warnings and actively prevent double-booking of rooms or teachers during insertions.</w:t>
+            </w:r>
+          </w:p>
+        </w:tc>
+      </w:tr>
+      <w:tr>
+        <w:tc>
+          <w:tcPr>
+            <w:tcW w:w="1828" w:type="dxa"/>
+            <w:tcBorders>
+              <w:top w:val="single" w:sz="8" w:space="0" w:color="000000"/>
+              <w:left w:val="single" w:sz="8" w:space="0" w:color="000000"/>
+              <w:bottom w:val="single" w:sz="8" w:space="0" w:color="000000"/>
+              <w:right w:val="single" w:sz="8" w:space="0" w:color="000000"/>
+            </w:tcBorders>
+          </w:tcPr>
+          <w:p>
+            <w:pPr>
+              <w:jc w:val="right"/>
+            </w:pPr>
+            <w:r>
+              <w:rPr>
+                <w:rFonts w:ascii="Times New Roman" w:hAnsi="Times New Roman"/>
+                <w:color w:val="000000"/>
+                <w:sz w:val="22"/>
+              </w:rPr>
+              <w:t>Preconditions</w:t>
+            </w:r>
+          </w:p>
+        </w:tc>
+        <w:tc>
+          <w:tcPr>
+            <w:tcW w:w="7513" w:type="dxa"/>
+            <w:gridSpan w:val="3"/>
+            <w:tcBorders>
+              <w:top w:val="single" w:sz="8" w:space="0" w:color="000000"/>
+              <w:left w:val="single" w:sz="8" w:space="0" w:color="000000"/>
+              <w:bottom w:val="single" w:sz="8" w:space="0" w:color="000000"/>
+              <w:right w:val="single" w:sz="8" w:space="0" w:color="000000"/>
+            </w:tcBorders>
+          </w:tcPr>
+          <w:p>
+            <w:r>
+              <w:rPr>
+                <w:rFonts w:ascii="Times New Roman" w:hAnsi="Times New Roman"/>
+                <w:color w:val="000000"/>
+                <w:sz w:val="22"/>
+              </w:rPr>
+              <w:t>Admin attempts to save a Session that logically conflicts with an existing Session overlapping time/space.</w:t>
+            </w:r>
+          </w:p>
+        </w:tc>
+      </w:tr>
+      <w:tr>
+        <w:tc>
+          <w:tcPr>
+            <w:tcW w:w="1828" w:type="dxa"/>
+            <w:tcBorders>
+              <w:top w:val="single" w:sz="8" w:space="0" w:color="000000"/>
+              <w:left w:val="single" w:sz="8" w:space="0" w:color="000000"/>
+              <w:bottom w:val="single" w:sz="8" w:space="0" w:color="000000"/>
+              <w:right w:val="single" w:sz="8" w:space="0" w:color="000000"/>
+            </w:tcBorders>
+          </w:tcPr>
+          <w:p>
+            <w:pPr>
+              <w:jc w:val="right"/>
+            </w:pPr>
+            <w:r>
+              <w:rPr>
+                <w:rFonts w:ascii="Times New Roman" w:hAnsi="Times New Roman"/>
+                <w:color w:val="000000"/>
+                <w:sz w:val="22"/>
+              </w:rPr>
+              <w:t>Postconditions</w:t>
+            </w:r>
+          </w:p>
+        </w:tc>
+        <w:tc>
+          <w:tcPr>
+            <w:tcW w:w="7513" w:type="dxa"/>
+            <w:gridSpan w:val="3"/>
+            <w:tcBorders>
+              <w:top w:val="single" w:sz="8" w:space="0" w:color="000000"/>
+              <w:left w:val="single" w:sz="8" w:space="0" w:color="000000"/>
+              <w:bottom w:val="single" w:sz="8" w:space="0" w:color="000000"/>
+              <w:right w:val="single" w:sz="8" w:space="0" w:color="000000"/>
+            </w:tcBorders>
+          </w:tcPr>
+          <w:p>
+            <w:r>
+              <w:rPr>
+                <w:rFonts w:ascii="Times New Roman" w:hAnsi="Times New Roman"/>
+                <w:color w:val="000000"/>
+                <w:sz w:val="22"/>
+              </w:rPr>
+              <w:t>Conflict is completely resolved and the robust Session is saved.</w:t>
+            </w:r>
+          </w:p>
+        </w:tc>
+      </w:tr>
+      <w:tr>
+        <w:tc>
+          <w:tcPr>
+            <w:tcW w:w="1828" w:type="dxa"/>
+            <w:tcBorders>
+              <w:top w:val="single" w:sz="8" w:space="0" w:color="000000"/>
+              <w:left w:val="single" w:sz="8" w:space="0" w:color="000000"/>
+              <w:bottom w:val="single" w:sz="8" w:space="0" w:color="000000"/>
+              <w:right w:val="single" w:sz="8" w:space="0" w:color="000000"/>
+            </w:tcBorders>
+          </w:tcPr>
+          <w:p>
+            <w:pPr>
+              <w:jc w:val="right"/>
+            </w:pPr>
+            <w:r>
+              <w:rPr>
+                <w:rFonts w:ascii="Times New Roman" w:hAnsi="Times New Roman"/>
+                <w:color w:val="000000"/>
+                <w:sz w:val="22"/>
+              </w:rPr>
+              <w:t>Normal Sequence/Flow</w:t>
+            </w:r>
+          </w:p>
+        </w:tc>
+        <w:tc>
+          <w:tcPr>
+            <w:tcW w:w="7513" w:type="dxa"/>
+            <w:gridSpan w:val="3"/>
+            <w:tcBorders>
+              <w:top w:val="single" w:sz="8" w:space="0" w:color="000000"/>
+              <w:left w:val="single" w:sz="8" w:space="0" w:color="000000"/>
+              <w:bottom w:val="single" w:sz="8" w:space="0" w:color="000000"/>
+              <w:right w:val="single" w:sz="8" w:space="0" w:color="000000"/>
+            </w:tcBorders>
+          </w:tcPr>
+          <w:p>
+            <w:r>
+              <w:rPr>
+                <w:rFonts w:ascii="Times New Roman" w:hAnsi="Times New Roman"/>
+                <w:color w:val="000000"/>
+                <w:sz w:val="22"/>
+              </w:rPr>
+              <w:t>1. Admin receives 'Overlap Detected' system warning exception on the UI.</w:t>
+              <w:br/>
+              <w:t>2. System precisely displays the details of the conflicting session (Time, Room, Teacher).</w:t>
+              <w:br/>
+              <w:t>3. Admin chooses an alternative available Time, Teacher, or Room.</w:t>
+              <w:br/>
+              <w:t>4. Admin saves the updated Session details.</w:t>
+              <w:br/>
+              <w:t>5. System validates successfully and saves cleanly.</w:t>
+            </w:r>
+          </w:p>
+        </w:tc>
+      </w:tr>
+      <w:tr>
+        <w:tc>
+          <w:tcPr>
+            <w:tcW w:w="1828" w:type="dxa"/>
+            <w:tcBorders>
+              <w:top w:val="single" w:sz="8" w:space="0" w:color="000000"/>
+              <w:left w:val="single" w:sz="8" w:space="0" w:color="000000"/>
+              <w:bottom w:val="single" w:sz="8" w:space="0" w:color="000000"/>
+              <w:right w:val="single" w:sz="8" w:space="0" w:color="000000"/>
+            </w:tcBorders>
+          </w:tcPr>
+          <w:p>
+            <w:pPr>
+              <w:jc w:val="right"/>
+            </w:pPr>
+            <w:r>
+              <w:rPr>
+                <w:rFonts w:ascii="Times New Roman" w:hAnsi="Times New Roman"/>
+                <w:color w:val="000000"/>
+                <w:sz w:val="22"/>
+              </w:rPr>
+              <w:t>Alternative Sequences/Flows</w:t>
+            </w:r>
+          </w:p>
+        </w:tc>
+        <w:tc>
+          <w:tcPr>
+            <w:tcW w:w="7513" w:type="dxa"/>
+            <w:gridSpan w:val="3"/>
+            <w:tcBorders>
+              <w:top w:val="single" w:sz="8" w:space="0" w:color="000000"/>
+              <w:left w:val="single" w:sz="8" w:space="0" w:color="000000"/>
+              <w:bottom w:val="single" w:sz="8" w:space="0" w:color="000000"/>
+              <w:right w:val="single" w:sz="8" w:space="0" w:color="000000"/>
+            </w:tcBorders>
+          </w:tcPr>
+          <w:p>
+            <w:r>
+              <w:rPr>
+                <w:rFonts w:ascii="Times New Roman" w:hAnsi="Times New Roman"/>
+                <w:color w:val="000000"/>
+                <w:sz w:val="22"/>
+              </w:rPr>
+              <w:t>None</w:t>
+            </w:r>
+          </w:p>
+        </w:tc>
+      </w:tr>
+    </w:tbl>
+    <w:p>
+      <w:pPr>
+        <w:pStyle w:val="Heading3"/>
+      </w:pPr>
+      <w:r/>
+    </w:p>
+    <w:p>
+      <w:pPr>
+        <w:pStyle w:val="Heading2"/>
+      </w:pPr>
+      <w:r>
+        <w:t>2.4 Retention Management</w:t>
+      </w:r>
+    </w:p>
+    <w:p>
+      <w:pPr>
+        <w:pStyle w:val="Heading3"/>
+      </w:pPr>
+      <w:r>
+        <w:t>2.4.1 UC-06: Review Package Renewal Alerts</w:t>
+      </w:r>
+    </w:p>
+    <w:tbl>
+      <w:tblPr>
+        <w:tblW w:w="9341" w:type="dxa"/>
+        <w:tblBorders>
+          <w:top w:val="single" w:sz="12" w:space="0" w:color="000000"/>
+          <w:left w:val="single" w:sz="12" w:space="0" w:color="000000"/>
+          <w:bottom w:val="single" w:sz="12" w:space="0" w:color="000000"/>
+          <w:right w:val="single" w:sz="12" w:space="0" w:color="000000"/>
+          <w:insideH w:val="single" w:sz="6" w:space="0" w:color="000000"/>
+          <w:insideV w:val="single" w:sz="6" w:space="0" w:color="000000"/>
+        </w:tblBorders>
+        <w:tblLayout w:type="fixed"/>
+        <w:tblLook w:val="0000" w:firstRow="0" w:lastRow="0" w:firstColumn="0" w:lastColumn="0" w:noHBand="0" w:noVBand="0"/>
+      </w:tblPr>
+      <w:tblGrid>
+        <w:gridCol w:w="1828"/>
+        <w:gridCol w:w="2690"/>
+        <w:gridCol w:w="1890"/>
+        <w:gridCol w:w="2933"/>
+      </w:tblGrid>
+      <w:tr>
+        <w:trPr>
+          <w:trHeight w:val="251"/>
+        </w:trPr>
+        <w:tc>
+          <w:tcPr>
+            <w:tcW w:w="1828" w:type="dxa"/>
+            <w:tcBorders>
+              <w:top w:val="single" w:sz="8" w:space="0" w:color="000000"/>
+              <w:left w:val="single" w:sz="8" w:space="0" w:color="000000"/>
+              <w:bottom w:val="single" w:sz="8" w:space="0" w:color="000000"/>
+              <w:right w:val="single" w:sz="8" w:space="0" w:color="000000"/>
+            </w:tcBorders>
+          </w:tcPr>
+          <w:p>
+            <w:pPr>
+              <w:jc w:val="right"/>
+            </w:pPr>
+            <w:r>
+              <w:rPr>
+                <w:rFonts w:ascii="Times New Roman" w:hAnsi="Times New Roman"/>
+                <w:color w:val="000000"/>
+                <w:sz w:val="22"/>
+              </w:rPr>
+              <w:t>Primary Actors</w:t>
+            </w:r>
+          </w:p>
+        </w:tc>
+        <w:tc>
+          <w:tcPr>
+            <w:tcW w:w="2690" w:type="dxa"/>
+            <w:tcBorders>
+              <w:top w:val="single" w:sz="8" w:space="0" w:color="000000"/>
+              <w:left w:val="single" w:sz="8" w:space="0" w:color="000000"/>
+              <w:bottom w:val="single" w:sz="8" w:space="0" w:color="000000"/>
+              <w:right w:val="single" w:sz="8" w:space="0" w:color="000000"/>
+            </w:tcBorders>
+          </w:tcPr>
+          <w:p>
+            <w:r>
+              <w:rPr>
+                <w:rFonts w:ascii="Times New Roman" w:hAnsi="Times New Roman"/>
+                <w:color w:val="000000"/>
+                <w:sz w:val="22"/>
+              </w:rPr>
+              <w:t>Academic Admin</w:t>
+            </w:r>
+          </w:p>
+        </w:tc>
+        <w:tc>
+          <w:tcPr>
+            <w:tcW w:w="1890" w:type="dxa"/>
+            <w:tcBorders>
+              <w:top w:val="single" w:sz="8" w:space="0" w:color="000000"/>
+              <w:left w:val="single" w:sz="8" w:space="0" w:color="000000"/>
+              <w:bottom w:val="single" w:sz="8" w:space="0" w:color="000000"/>
+              <w:right w:val="single" w:sz="8" w:space="0" w:color="000000"/>
+            </w:tcBorders>
+          </w:tcPr>
+          <w:p>
+            <w:pPr>
+              <w:jc w:val="right"/>
+            </w:pPr>
+            <w:r>
+              <w:rPr>
+                <w:rFonts w:ascii="Times New Roman" w:hAnsi="Times New Roman"/>
+                <w:color w:val="000000"/>
+                <w:sz w:val="22"/>
+              </w:rPr>
+              <w:t>Secondary Actors</w:t>
+            </w:r>
+          </w:p>
+        </w:tc>
+        <w:tc>
+          <w:tcPr>
+            <w:tcW w:w="2933" w:type="dxa"/>
+            <w:tcBorders>
+              <w:top w:val="single" w:sz="8" w:space="0" w:color="000000"/>
+              <w:left w:val="single" w:sz="8" w:space="0" w:color="000000"/>
+              <w:bottom w:val="single" w:sz="8" w:space="0" w:color="000000"/>
+              <w:right w:val="single" w:sz="8" w:space="0" w:color="000000"/>
+            </w:tcBorders>
+          </w:tcPr>
+          <w:p>
+            <w:r>
+              <w:rPr>
+                <w:rFonts w:ascii="Times New Roman" w:hAnsi="Times New Roman"/>
+                <w:color w:val="000000"/>
+                <w:sz w:val="22"/>
+              </w:rPr>
+              <w:t>None</w:t>
+            </w:r>
+          </w:p>
+        </w:tc>
+      </w:tr>
+      <w:tr>
+        <w:tc>
+          <w:tcPr>
+            <w:tcW w:w="1828" w:type="dxa"/>
+            <w:tcBorders>
+              <w:top w:val="single" w:sz="8" w:space="0" w:color="000000"/>
+              <w:left w:val="single" w:sz="8" w:space="0" w:color="000000"/>
+              <w:bottom w:val="single" w:sz="8" w:space="0" w:color="000000"/>
+              <w:right w:val="single" w:sz="8" w:space="0" w:color="000000"/>
+            </w:tcBorders>
+          </w:tcPr>
+          <w:p>
+            <w:pPr>
+              <w:jc w:val="right"/>
+            </w:pPr>
+            <w:r>
+              <w:rPr>
+                <w:rFonts w:ascii="Times New Roman" w:hAnsi="Times New Roman"/>
+                <w:color w:val="000000"/>
+                <w:sz w:val="22"/>
+              </w:rPr>
+              <w:t>Description</w:t>
+            </w:r>
+          </w:p>
+        </w:tc>
+        <w:tc>
+          <w:tcPr>
+            <w:tcW w:w="7513" w:type="dxa"/>
+            <w:gridSpan w:val="3"/>
+            <w:tcBorders>
+              <w:top w:val="single" w:sz="8" w:space="0" w:color="000000"/>
+              <w:left w:val="single" w:sz="8" w:space="0" w:color="000000"/>
+              <w:bottom w:val="single" w:sz="8" w:space="0" w:color="000000"/>
+              <w:right w:val="single" w:sz="8" w:space="0" w:color="000000"/>
+            </w:tcBorders>
+          </w:tcPr>
+          <w:p>
+            <w:r>
+              <w:rPr>
+                <w:rFonts w:ascii="Times New Roman" w:hAnsi="Times New Roman"/>
+                <w:color w:val="000000"/>
+                <w:sz w:val="22"/>
+              </w:rPr>
+              <w:t>As an Admin, I want to efficiently retrieve system-triggered alerts for expiring packages to initiate proactive renewal consulting.</w:t>
+            </w:r>
+          </w:p>
+        </w:tc>
+      </w:tr>
+      <w:tr>
+        <w:tc>
+          <w:tcPr>
+            <w:tcW w:w="1828" w:type="dxa"/>
+            <w:tcBorders>
+              <w:top w:val="single" w:sz="8" w:space="0" w:color="000000"/>
+              <w:left w:val="single" w:sz="8" w:space="0" w:color="000000"/>
+              <w:bottom w:val="single" w:sz="8" w:space="0" w:color="000000"/>
+              <w:right w:val="single" w:sz="8" w:space="0" w:color="000000"/>
+            </w:tcBorders>
+          </w:tcPr>
+          <w:p>
+            <w:pPr>
+              <w:jc w:val="right"/>
+            </w:pPr>
+            <w:r>
+              <w:rPr>
+                <w:rFonts w:ascii="Times New Roman" w:hAnsi="Times New Roman"/>
+                <w:color w:val="000000"/>
+                <w:sz w:val="22"/>
+              </w:rPr>
+              <w:t>Preconditions</w:t>
+            </w:r>
+          </w:p>
+        </w:tc>
+        <w:tc>
+          <w:tcPr>
+            <w:tcW w:w="7513" w:type="dxa"/>
+            <w:gridSpan w:val="3"/>
+            <w:tcBorders>
+              <w:top w:val="single" w:sz="8" w:space="0" w:color="000000"/>
+              <w:left w:val="single" w:sz="8" w:space="0" w:color="000000"/>
+              <w:bottom w:val="single" w:sz="8" w:space="0" w:color="000000"/>
+              <w:right w:val="single" w:sz="8" w:space="0" w:color="000000"/>
+            </w:tcBorders>
+          </w:tcPr>
+          <w:p>
+            <w:r>
+              <w:rPr>
+                <w:rFonts w:ascii="Times New Roman" w:hAnsi="Times New Roman"/>
+                <w:color w:val="000000"/>
+                <w:sz w:val="22"/>
+              </w:rPr>
+              <w:t>System Timer has previously flagged students with low remaining sessions into the alert queue.</w:t>
+            </w:r>
+          </w:p>
+        </w:tc>
+      </w:tr>
+      <w:tr>
+        <w:tc>
+          <w:tcPr>
+            <w:tcW w:w="1828" w:type="dxa"/>
+            <w:tcBorders>
+              <w:top w:val="single" w:sz="8" w:space="0" w:color="000000"/>
+              <w:left w:val="single" w:sz="8" w:space="0" w:color="000000"/>
+              <w:bottom w:val="single" w:sz="8" w:space="0" w:color="000000"/>
+              <w:right w:val="single" w:sz="8" w:space="0" w:color="000000"/>
+            </w:tcBorders>
+          </w:tcPr>
+          <w:p>
+            <w:pPr>
+              <w:jc w:val="right"/>
+            </w:pPr>
+            <w:r>
+              <w:rPr>
+                <w:rFonts w:ascii="Times New Roman" w:hAnsi="Times New Roman"/>
+                <w:color w:val="000000"/>
+                <w:sz w:val="22"/>
+              </w:rPr>
+              <w:t>Postconditions</w:t>
+            </w:r>
+          </w:p>
+        </w:tc>
+        <w:tc>
+          <w:tcPr>
+            <w:tcW w:w="7513" w:type="dxa"/>
+            <w:gridSpan w:val="3"/>
+            <w:tcBorders>
+              <w:top w:val="single" w:sz="8" w:space="0" w:color="000000"/>
+              <w:left w:val="single" w:sz="8" w:space="0" w:color="000000"/>
+              <w:bottom w:val="single" w:sz="8" w:space="0" w:color="000000"/>
+              <w:right w:val="single" w:sz="8" w:space="0" w:color="000000"/>
+            </w:tcBorders>
+          </w:tcPr>
+          <w:p>
+            <w:r>
+              <w:rPr>
+                <w:rFonts w:ascii="Times New Roman" w:hAnsi="Times New Roman"/>
+                <w:color w:val="000000"/>
+                <w:sz w:val="22"/>
+              </w:rPr>
+              <w:t>Alert Action Status is decisively updated to 'Resolved' after Admin formally completes outreach.</w:t>
+            </w:r>
+          </w:p>
+        </w:tc>
+      </w:tr>
+      <w:tr>
+        <w:tc>
+          <w:tcPr>
+            <w:tcW w:w="1828" w:type="dxa"/>
+            <w:tcBorders>
+              <w:top w:val="single" w:sz="8" w:space="0" w:color="000000"/>
+              <w:left w:val="single" w:sz="8" w:space="0" w:color="000000"/>
+              <w:bottom w:val="single" w:sz="8" w:space="0" w:color="000000"/>
+              <w:right w:val="single" w:sz="8" w:space="0" w:color="000000"/>
+            </w:tcBorders>
+          </w:tcPr>
+          <w:p>
+            <w:pPr>
+              <w:jc w:val="right"/>
+            </w:pPr>
+            <w:r>
+              <w:rPr>
+                <w:rFonts w:ascii="Times New Roman" w:hAnsi="Times New Roman"/>
+                <w:color w:val="000000"/>
+                <w:sz w:val="22"/>
+              </w:rPr>
+              <w:t>Normal Sequence/Flow</w:t>
+            </w:r>
+          </w:p>
+        </w:tc>
+        <w:tc>
+          <w:tcPr>
+            <w:tcW w:w="7513" w:type="dxa"/>
+            <w:gridSpan w:val="3"/>
+            <w:tcBorders>
+              <w:top w:val="single" w:sz="8" w:space="0" w:color="000000"/>
+              <w:left w:val="single" w:sz="8" w:space="0" w:color="000000"/>
+              <w:bottom w:val="single" w:sz="8" w:space="0" w:color="000000"/>
+              <w:right w:val="single" w:sz="8" w:space="0" w:color="000000"/>
+            </w:tcBorders>
+          </w:tcPr>
+          <w:p>
+            <w:r>
+              <w:rPr>
+                <w:rFonts w:ascii="Times New Roman" w:hAnsi="Times New Roman"/>
+                <w:color w:val="000000"/>
+                <w:sz w:val="22"/>
+              </w:rPr>
+              <w:t>1. Admin accesses Renewal Alerts List from Dashboard overview.</w:t>
+              <w:br/>
+              <w:t>2. System dynamically displays all students logically falling below the 2-week threshold.</w:t>
+              <w:br/>
+              <w:t>3. Admin opens an Alert Action Screen to view Parent phone/email info.</w:t>
+              <w:br/>
+              <w:t>4. Admin calls Parent and logically logs the interaction outcome.</w:t>
+              <w:br/>
+              <w:t>5. Admin marks the Alert as 'Resolved'.</w:t>
+            </w:r>
+          </w:p>
+        </w:tc>
+      </w:tr>
+      <w:tr>
+        <w:tc>
+          <w:tcPr>
+            <w:tcW w:w="1828" w:type="dxa"/>
+            <w:tcBorders>
+              <w:top w:val="single" w:sz="8" w:space="0" w:color="000000"/>
+              <w:left w:val="single" w:sz="8" w:space="0" w:color="000000"/>
+              <w:bottom w:val="single" w:sz="8" w:space="0" w:color="000000"/>
+              <w:right w:val="single" w:sz="8" w:space="0" w:color="000000"/>
+            </w:tcBorders>
+          </w:tcPr>
+          <w:p>
+            <w:pPr>
+              <w:jc w:val="right"/>
+            </w:pPr>
+            <w:r>
+              <w:rPr>
+                <w:rFonts w:ascii="Times New Roman" w:hAnsi="Times New Roman"/>
+                <w:color w:val="000000"/>
+                <w:sz w:val="22"/>
+              </w:rPr>
+              <w:t>Alternative Sequences/Flows</w:t>
+            </w:r>
+          </w:p>
+        </w:tc>
+        <w:tc>
+          <w:tcPr>
+            <w:tcW w:w="7513" w:type="dxa"/>
+            <w:gridSpan w:val="3"/>
+            <w:tcBorders>
+              <w:top w:val="single" w:sz="8" w:space="0" w:color="000000"/>
+              <w:left w:val="single" w:sz="8" w:space="0" w:color="000000"/>
+              <w:bottom w:val="single" w:sz="8" w:space="0" w:color="000000"/>
+              <w:right w:val="single" w:sz="8" w:space="0" w:color="000000"/>
+            </w:tcBorders>
+          </w:tcPr>
+          <w:p>
+            <w:r>
+              <w:rPr>
+                <w:rFonts w:ascii="Times New Roman" w:hAnsi="Times New Roman"/>
+                <w:color w:val="000000"/>
+                <w:sz w:val="22"/>
+              </w:rPr>
+              <w:t>None</w:t>
+            </w:r>
+          </w:p>
+        </w:tc>
+      </w:tr>
+    </w:tbl>
+    <w:p>
+      <w:pPr>
+        <w:pStyle w:val="Heading3"/>
+      </w:pPr>
+      <w:r/>
+    </w:p>
+    <w:p>
+      <w:pPr>
+        <w:pStyle w:val="Heading2"/>
+      </w:pPr>
+      <w:r>
+        <w:t>2.5 Academic Operations</w:t>
+      </w:r>
+    </w:p>
+    <w:p>
+      <w:pPr>
+        <w:pStyle w:val="Heading3"/>
+      </w:pPr>
+      <w:r>
+        <w:t>2.5.1 UC-07: View Personalized Timetables</w:t>
+      </w:r>
+    </w:p>
+    <w:tbl>
+      <w:tblPr>
+        <w:tblW w:w="9341" w:type="dxa"/>
+        <w:tblBorders>
+          <w:top w:val="single" w:sz="12" w:space="0" w:color="000000"/>
+          <w:left w:val="single" w:sz="12" w:space="0" w:color="000000"/>
+          <w:bottom w:val="single" w:sz="12" w:space="0" w:color="000000"/>
+          <w:right w:val="single" w:sz="12" w:space="0" w:color="000000"/>
+          <w:insideH w:val="single" w:sz="6" w:space="0" w:color="000000"/>
+          <w:insideV w:val="single" w:sz="6" w:space="0" w:color="000000"/>
+        </w:tblBorders>
+        <w:tblLayout w:type="fixed"/>
+        <w:tblLook w:val="0000" w:firstRow="0" w:lastRow="0" w:firstColumn="0" w:lastColumn="0" w:noHBand="0" w:noVBand="0"/>
+      </w:tblPr>
+      <w:tblGrid>
+        <w:gridCol w:w="1828"/>
+        <w:gridCol w:w="2690"/>
+        <w:gridCol w:w="1890"/>
+        <w:gridCol w:w="2933"/>
+      </w:tblGrid>
+      <w:tr>
+        <w:trPr>
+          <w:trHeight w:val="251"/>
+        </w:trPr>
+        <w:tc>
+          <w:tcPr>
+            <w:tcW w:w="1828" w:type="dxa"/>
+            <w:tcBorders>
+              <w:top w:val="single" w:sz="8" w:space="0" w:color="000000"/>
+              <w:left w:val="single" w:sz="8" w:space="0" w:color="000000"/>
+              <w:bottom w:val="single" w:sz="8" w:space="0" w:color="000000"/>
+              <w:right w:val="single" w:sz="8" w:space="0" w:color="000000"/>
+            </w:tcBorders>
+          </w:tcPr>
+          <w:p>
+            <w:pPr>
+              <w:jc w:val="right"/>
+            </w:pPr>
+            <w:r>
+              <w:rPr>
+                <w:rFonts w:ascii="Times New Roman" w:hAnsi="Times New Roman"/>
+                <w:color w:val="000000"/>
+                <w:sz w:val="22"/>
+              </w:rPr>
+              <w:t>Primary Actors</w:t>
+            </w:r>
+          </w:p>
+        </w:tc>
+        <w:tc>
+          <w:tcPr>
+            <w:tcW w:w="2690" w:type="dxa"/>
+            <w:tcBorders>
+              <w:top w:val="single" w:sz="8" w:space="0" w:color="000000"/>
+              <w:left w:val="single" w:sz="8" w:space="0" w:color="000000"/>
+              <w:bottom w:val="single" w:sz="8" w:space="0" w:color="000000"/>
+              <w:right w:val="single" w:sz="8" w:space="0" w:color="000000"/>
+            </w:tcBorders>
+          </w:tcPr>
+          <w:p>
+            <w:r>
+              <w:rPr>
+                <w:rFonts w:ascii="Times New Roman" w:hAnsi="Times New Roman"/>
+                <w:color w:val="000000"/>
+                <w:sz w:val="22"/>
+              </w:rPr>
+              <w:t>Teacher</w:t>
+            </w:r>
+          </w:p>
+        </w:tc>
+        <w:tc>
+          <w:tcPr>
+            <w:tcW w:w="1890" w:type="dxa"/>
+            <w:tcBorders>
+              <w:top w:val="single" w:sz="8" w:space="0" w:color="000000"/>
+              <w:left w:val="single" w:sz="8" w:space="0" w:color="000000"/>
+              <w:bottom w:val="single" w:sz="8" w:space="0" w:color="000000"/>
+              <w:right w:val="single" w:sz="8" w:space="0" w:color="000000"/>
+            </w:tcBorders>
+          </w:tcPr>
+          <w:p>
+            <w:pPr>
+              <w:jc w:val="right"/>
+            </w:pPr>
+            <w:r>
+              <w:rPr>
+                <w:rFonts w:ascii="Times New Roman" w:hAnsi="Times New Roman"/>
+                <w:color w:val="000000"/>
+                <w:sz w:val="22"/>
+              </w:rPr>
+              <w:t>Secondary Actors</w:t>
+            </w:r>
+          </w:p>
+        </w:tc>
+        <w:tc>
+          <w:tcPr>
+            <w:tcW w:w="2933" w:type="dxa"/>
+            <w:tcBorders>
+              <w:top w:val="single" w:sz="8" w:space="0" w:color="000000"/>
+              <w:left w:val="single" w:sz="8" w:space="0" w:color="000000"/>
+              <w:bottom w:val="single" w:sz="8" w:space="0" w:color="000000"/>
+              <w:right w:val="single" w:sz="8" w:space="0" w:color="000000"/>
+            </w:tcBorders>
+          </w:tcPr>
+          <w:p>
+            <w:r>
+              <w:rPr>
+                <w:rFonts w:ascii="Times New Roman" w:hAnsi="Times New Roman"/>
+                <w:color w:val="000000"/>
+                <w:sz w:val="22"/>
+              </w:rPr>
+              <w:t>None</w:t>
+            </w:r>
+          </w:p>
+        </w:tc>
+      </w:tr>
+      <w:tr>
+        <w:tc>
+          <w:tcPr>
+            <w:tcW w:w="1828" w:type="dxa"/>
+            <w:tcBorders>
+              <w:top w:val="single" w:sz="8" w:space="0" w:color="000000"/>
+              <w:left w:val="single" w:sz="8" w:space="0" w:color="000000"/>
+              <w:bottom w:val="single" w:sz="8" w:space="0" w:color="000000"/>
+              <w:right w:val="single" w:sz="8" w:space="0" w:color="000000"/>
+            </w:tcBorders>
+          </w:tcPr>
+          <w:p>
+            <w:pPr>
+              <w:jc w:val="right"/>
+            </w:pPr>
+            <w:r>
+              <w:rPr>
+                <w:rFonts w:ascii="Times New Roman" w:hAnsi="Times New Roman"/>
+                <w:color w:val="000000"/>
+                <w:sz w:val="22"/>
+              </w:rPr>
+              <w:t>Description</w:t>
+            </w:r>
+          </w:p>
+        </w:tc>
+        <w:tc>
+          <w:tcPr>
+            <w:tcW w:w="7513" w:type="dxa"/>
+            <w:gridSpan w:val="3"/>
+            <w:tcBorders>
+              <w:top w:val="single" w:sz="8" w:space="0" w:color="000000"/>
+              <w:left w:val="single" w:sz="8" w:space="0" w:color="000000"/>
+              <w:bottom w:val="single" w:sz="8" w:space="0" w:color="000000"/>
+              <w:right w:val="single" w:sz="8" w:space="0" w:color="000000"/>
+            </w:tcBorders>
+          </w:tcPr>
+          <w:p>
+            <w:r>
+              <w:rPr>
+                <w:rFonts w:ascii="Times New Roman" w:hAnsi="Times New Roman"/>
+                <w:color w:val="000000"/>
+                <w:sz w:val="22"/>
+              </w:rPr>
+              <w:t>As a Teacher, I want to securely pull my up-to-date daily or weekly teaching rosters to prepare academically for lessons.</w:t>
+            </w:r>
+          </w:p>
+        </w:tc>
+      </w:tr>
+      <w:tr>
+        <w:tc>
+          <w:tcPr>
+            <w:tcW w:w="1828" w:type="dxa"/>
+            <w:tcBorders>
+              <w:top w:val="single" w:sz="8" w:space="0" w:color="000000"/>
+              <w:left w:val="single" w:sz="8" w:space="0" w:color="000000"/>
+              <w:bottom w:val="single" w:sz="8" w:space="0" w:color="000000"/>
+              <w:right w:val="single" w:sz="8" w:space="0" w:color="000000"/>
+            </w:tcBorders>
+          </w:tcPr>
+          <w:p>
+            <w:pPr>
+              <w:jc w:val="right"/>
+            </w:pPr>
+            <w:r>
+              <w:rPr>
+                <w:rFonts w:ascii="Times New Roman" w:hAnsi="Times New Roman"/>
+                <w:color w:val="000000"/>
+                <w:sz w:val="22"/>
+              </w:rPr>
+              <w:t>Preconditions</w:t>
+            </w:r>
+          </w:p>
+        </w:tc>
+        <w:tc>
+          <w:tcPr>
+            <w:tcW w:w="7513" w:type="dxa"/>
+            <w:gridSpan w:val="3"/>
+            <w:tcBorders>
+              <w:top w:val="single" w:sz="8" w:space="0" w:color="000000"/>
+              <w:left w:val="single" w:sz="8" w:space="0" w:color="000000"/>
+              <w:bottom w:val="single" w:sz="8" w:space="0" w:color="000000"/>
+              <w:right w:val="single" w:sz="8" w:space="0" w:color="000000"/>
+            </w:tcBorders>
+          </w:tcPr>
+          <w:p>
+            <w:r>
+              <w:rPr>
+                <w:rFonts w:ascii="Times New Roman" w:hAnsi="Times New Roman"/>
+                <w:color w:val="000000"/>
+                <w:sz w:val="22"/>
+              </w:rPr>
+              <w:t>Teacher account actively exists. Sessions are assigned to Teacher_ID by Admin.</w:t>
+            </w:r>
+          </w:p>
+        </w:tc>
+      </w:tr>
+      <w:tr>
+        <w:tc>
+          <w:tcPr>
+            <w:tcW w:w="1828" w:type="dxa"/>
+            <w:tcBorders>
+              <w:top w:val="single" w:sz="8" w:space="0" w:color="000000"/>
+              <w:left w:val="single" w:sz="8" w:space="0" w:color="000000"/>
+              <w:bottom w:val="single" w:sz="8" w:space="0" w:color="000000"/>
+              <w:right w:val="single" w:sz="8" w:space="0" w:color="000000"/>
+            </w:tcBorders>
+          </w:tcPr>
+          <w:p>
+            <w:pPr>
+              <w:jc w:val="right"/>
+            </w:pPr>
+            <w:r>
+              <w:rPr>
+                <w:rFonts w:ascii="Times New Roman" w:hAnsi="Times New Roman"/>
+                <w:color w:val="000000"/>
+                <w:sz w:val="22"/>
+              </w:rPr>
+              <w:t>Postconditions</w:t>
+            </w:r>
+          </w:p>
+        </w:tc>
+        <w:tc>
+          <w:tcPr>
+            <w:tcW w:w="7513" w:type="dxa"/>
+            <w:gridSpan w:val="3"/>
+            <w:tcBorders>
+              <w:top w:val="single" w:sz="8" w:space="0" w:color="000000"/>
+              <w:left w:val="single" w:sz="8" w:space="0" w:color="000000"/>
+              <w:bottom w:val="single" w:sz="8" w:space="0" w:color="000000"/>
+              <w:right w:val="single" w:sz="8" w:space="0" w:color="000000"/>
+            </w:tcBorders>
+          </w:tcPr>
+          <w:p>
+            <w:r>
+              <w:rPr>
+                <w:rFonts w:ascii="Times New Roman" w:hAnsi="Times New Roman"/>
+                <w:color w:val="000000"/>
+                <w:sz w:val="22"/>
+              </w:rPr>
+              <w:t>Teacher actively views their schedule accurately.</w:t>
+            </w:r>
+          </w:p>
+        </w:tc>
+      </w:tr>
+      <w:tr>
+        <w:tc>
+          <w:tcPr>
+            <w:tcW w:w="1828" w:type="dxa"/>
+            <w:tcBorders>
+              <w:top w:val="single" w:sz="8" w:space="0" w:color="000000"/>
+              <w:left w:val="single" w:sz="8" w:space="0" w:color="000000"/>
+              <w:bottom w:val="single" w:sz="8" w:space="0" w:color="000000"/>
+              <w:right w:val="single" w:sz="8" w:space="0" w:color="000000"/>
+            </w:tcBorders>
+          </w:tcPr>
+          <w:p>
+            <w:pPr>
+              <w:jc w:val="right"/>
+            </w:pPr>
+            <w:r>
+              <w:rPr>
+                <w:rFonts w:ascii="Times New Roman" w:hAnsi="Times New Roman"/>
+                <w:color w:val="000000"/>
+                <w:sz w:val="22"/>
+              </w:rPr>
+              <w:t>Normal Sequence/Flow</w:t>
+            </w:r>
+          </w:p>
+        </w:tc>
+        <w:tc>
+          <w:tcPr>
+            <w:tcW w:w="7513" w:type="dxa"/>
+            <w:gridSpan w:val="3"/>
+            <w:tcBorders>
+              <w:top w:val="single" w:sz="8" w:space="0" w:color="000000"/>
+              <w:left w:val="single" w:sz="8" w:space="0" w:color="000000"/>
+              <w:bottom w:val="single" w:sz="8" w:space="0" w:color="000000"/>
+              <w:right w:val="single" w:sz="8" w:space="0" w:color="000000"/>
+            </w:tcBorders>
+          </w:tcPr>
+          <w:p>
+            <w:r>
+              <w:rPr>
+                <w:rFonts w:ascii="Times New Roman" w:hAnsi="Times New Roman"/>
+                <w:color w:val="000000"/>
+                <w:sz w:val="22"/>
+              </w:rPr>
+              <w:t>1. Teacher logs into the secure Teacher Dashboard.</w:t>
+              <w:br/>
+              <w:t>2. System safely fetches Sessions assigned to the specific Teacher_ID.</w:t>
+              <w:br/>
+              <w:t>3. System renders the My Timetable screen cleanly displaying Room, Time, and Class info.</w:t>
+              <w:br/>
+              <w:t>4. Teacher clicks a Session card to view precise Class Session Details.</w:t>
+            </w:r>
+          </w:p>
+        </w:tc>
+      </w:tr>
+      <w:tr>
+        <w:tc>
+          <w:tcPr>
+            <w:tcW w:w="1828" w:type="dxa"/>
+            <w:tcBorders>
+              <w:top w:val="single" w:sz="8" w:space="0" w:color="000000"/>
+              <w:left w:val="single" w:sz="8" w:space="0" w:color="000000"/>
+              <w:bottom w:val="single" w:sz="8" w:space="0" w:color="000000"/>
+              <w:right w:val="single" w:sz="8" w:space="0" w:color="000000"/>
+            </w:tcBorders>
+          </w:tcPr>
+          <w:p>
+            <w:pPr>
+              <w:jc w:val="right"/>
+            </w:pPr>
+            <w:r>
+              <w:rPr>
+                <w:rFonts w:ascii="Times New Roman" w:hAnsi="Times New Roman"/>
+                <w:color w:val="000000"/>
+                <w:sz w:val="22"/>
+              </w:rPr>
+              <w:t>Alternative Sequences/Flows</w:t>
+            </w:r>
+          </w:p>
+        </w:tc>
+        <w:tc>
+          <w:tcPr>
+            <w:tcW w:w="7513" w:type="dxa"/>
+            <w:gridSpan w:val="3"/>
+            <w:tcBorders>
+              <w:top w:val="single" w:sz="8" w:space="0" w:color="000000"/>
+              <w:left w:val="single" w:sz="8" w:space="0" w:color="000000"/>
+              <w:bottom w:val="single" w:sz="8" w:space="0" w:color="000000"/>
+              <w:right w:val="single" w:sz="8" w:space="0" w:color="000000"/>
+            </w:tcBorders>
+          </w:tcPr>
+          <w:p>
+            <w:r>
+              <w:rPr>
+                <w:rFonts w:ascii="Times New Roman" w:hAnsi="Times New Roman"/>
+                <w:color w:val="000000"/>
+                <w:sz w:val="22"/>
+              </w:rPr>
+              <w:t>None</w:t>
+            </w:r>
+          </w:p>
+        </w:tc>
+      </w:tr>
+    </w:tbl>
+    <w:p>
+      <w:pPr>
+        <w:pStyle w:val="Heading3"/>
+      </w:pPr>
+      <w:r/>
+    </w:p>
+    <w:p>
+      <w:pPr>
+        <w:pStyle w:val="Heading3"/>
+      </w:pPr>
+      <w:r>
+        <w:t>2.5.2 UC-08: Record Class Attendance</w:t>
+      </w:r>
+    </w:p>
+    <w:tbl>
+      <w:tblPr>
+        <w:tblW w:w="9341" w:type="dxa"/>
+        <w:tblBorders>
+          <w:top w:val="single" w:sz="12" w:space="0" w:color="000000"/>
+          <w:left w:val="single" w:sz="12" w:space="0" w:color="000000"/>
+          <w:bottom w:val="single" w:sz="12" w:space="0" w:color="000000"/>
+          <w:right w:val="single" w:sz="12" w:space="0" w:color="000000"/>
+          <w:insideH w:val="single" w:sz="6" w:space="0" w:color="000000"/>
+          <w:insideV w:val="single" w:sz="6" w:space="0" w:color="000000"/>
+        </w:tblBorders>
+        <w:tblLayout w:type="fixed"/>
+        <w:tblLook w:val="0000" w:firstRow="0" w:lastRow="0" w:firstColumn="0" w:lastColumn="0" w:noHBand="0" w:noVBand="0"/>
+      </w:tblPr>
+      <w:tblGrid>
+        <w:gridCol w:w="1828"/>
+        <w:gridCol w:w="2690"/>
+        <w:gridCol w:w="1890"/>
+        <w:gridCol w:w="2933"/>
+      </w:tblGrid>
+      <w:tr>
+        <w:trPr>
+          <w:trHeight w:val="251"/>
+        </w:trPr>
+        <w:tc>
+          <w:tcPr>
+            <w:tcW w:w="1828" w:type="dxa"/>
+            <w:tcBorders>
+              <w:top w:val="single" w:sz="8" w:space="0" w:color="000000"/>
+              <w:left w:val="single" w:sz="8" w:space="0" w:color="000000"/>
+              <w:bottom w:val="single" w:sz="8" w:space="0" w:color="000000"/>
+              <w:right w:val="single" w:sz="8" w:space="0" w:color="000000"/>
+            </w:tcBorders>
+          </w:tcPr>
+          <w:p>
+            <w:pPr>
+              <w:jc w:val="right"/>
+            </w:pPr>
+            <w:r>
+              <w:rPr>
+                <w:rFonts w:ascii="Times New Roman" w:hAnsi="Times New Roman"/>
+                <w:color w:val="000000"/>
+                <w:sz w:val="22"/>
+              </w:rPr>
+              <w:t>Primary Actors</w:t>
+            </w:r>
+          </w:p>
+        </w:tc>
+        <w:tc>
+          <w:tcPr>
+            <w:tcW w:w="2690" w:type="dxa"/>
+            <w:tcBorders>
+              <w:top w:val="single" w:sz="8" w:space="0" w:color="000000"/>
+              <w:left w:val="single" w:sz="8" w:space="0" w:color="000000"/>
+              <w:bottom w:val="single" w:sz="8" w:space="0" w:color="000000"/>
+              <w:right w:val="single" w:sz="8" w:space="0" w:color="000000"/>
+            </w:tcBorders>
+          </w:tcPr>
+          <w:p>
+            <w:r>
+              <w:rPr>
+                <w:rFonts w:ascii="Times New Roman" w:hAnsi="Times New Roman"/>
+                <w:color w:val="000000"/>
+                <w:sz w:val="22"/>
+              </w:rPr>
+              <w:t>Teacher</w:t>
+            </w:r>
+          </w:p>
+        </w:tc>
+        <w:tc>
+          <w:tcPr>
+            <w:tcW w:w="1890" w:type="dxa"/>
+            <w:tcBorders>
+              <w:top w:val="single" w:sz="8" w:space="0" w:color="000000"/>
+              <w:left w:val="single" w:sz="8" w:space="0" w:color="000000"/>
+              <w:bottom w:val="single" w:sz="8" w:space="0" w:color="000000"/>
+              <w:right w:val="single" w:sz="8" w:space="0" w:color="000000"/>
+            </w:tcBorders>
+          </w:tcPr>
+          <w:p>
+            <w:pPr>
+              <w:jc w:val="right"/>
+            </w:pPr>
+            <w:r>
+              <w:rPr>
+                <w:rFonts w:ascii="Times New Roman" w:hAnsi="Times New Roman"/>
+                <w:color w:val="000000"/>
+                <w:sz w:val="22"/>
+              </w:rPr>
+              <w:t>Secondary Actors</w:t>
+            </w:r>
+          </w:p>
+        </w:tc>
+        <w:tc>
+          <w:tcPr>
+            <w:tcW w:w="2933" w:type="dxa"/>
+            <w:tcBorders>
+              <w:top w:val="single" w:sz="8" w:space="0" w:color="000000"/>
+              <w:left w:val="single" w:sz="8" w:space="0" w:color="000000"/>
+              <w:bottom w:val="single" w:sz="8" w:space="0" w:color="000000"/>
+              <w:right w:val="single" w:sz="8" w:space="0" w:color="000000"/>
+            </w:tcBorders>
+          </w:tcPr>
+          <w:p>
+            <w:r>
+              <w:rPr>
+                <w:rFonts w:ascii="Times New Roman" w:hAnsi="Times New Roman"/>
+                <w:color w:val="000000"/>
+                <w:sz w:val="22"/>
+              </w:rPr>
+              <w:t>Email Gateway</w:t>
+            </w:r>
+          </w:p>
+        </w:tc>
+      </w:tr>
+      <w:tr>
+        <w:tc>
+          <w:tcPr>
+            <w:tcW w:w="1828" w:type="dxa"/>
+            <w:tcBorders>
+              <w:top w:val="single" w:sz="8" w:space="0" w:color="000000"/>
+              <w:left w:val="single" w:sz="8" w:space="0" w:color="000000"/>
+              <w:bottom w:val="single" w:sz="8" w:space="0" w:color="000000"/>
+              <w:right w:val="single" w:sz="8" w:space="0" w:color="000000"/>
+            </w:tcBorders>
+          </w:tcPr>
+          <w:p>
+            <w:pPr>
+              <w:jc w:val="right"/>
+            </w:pPr>
+            <w:r>
+              <w:rPr>
+                <w:rFonts w:ascii="Times New Roman" w:hAnsi="Times New Roman"/>
+                <w:color w:val="000000"/>
+                <w:sz w:val="22"/>
+              </w:rPr>
+              <w:t>Description</w:t>
+            </w:r>
+          </w:p>
+        </w:tc>
+        <w:tc>
+          <w:tcPr>
+            <w:tcW w:w="7513" w:type="dxa"/>
+            <w:gridSpan w:val="3"/>
+            <w:tcBorders>
+              <w:top w:val="single" w:sz="8" w:space="0" w:color="000000"/>
+              <w:left w:val="single" w:sz="8" w:space="0" w:color="000000"/>
+              <w:bottom w:val="single" w:sz="8" w:space="0" w:color="000000"/>
+              <w:right w:val="single" w:sz="8" w:space="0" w:color="000000"/>
+            </w:tcBorders>
+          </w:tcPr>
+          <w:p>
+            <w:r>
+              <w:rPr>
+                <w:rFonts w:ascii="Times New Roman" w:hAnsi="Times New Roman"/>
+                <w:color w:val="000000"/>
+                <w:sz w:val="22"/>
+              </w:rPr>
+              <w:t>As a Teacher, I want to mark individual student presence, absence, or tardiness accurately post-session.</w:t>
+            </w:r>
+          </w:p>
+        </w:tc>
+      </w:tr>
+      <w:tr>
+        <w:tc>
+          <w:tcPr>
+            <w:tcW w:w="1828" w:type="dxa"/>
+            <w:tcBorders>
+              <w:top w:val="single" w:sz="8" w:space="0" w:color="000000"/>
+              <w:left w:val="single" w:sz="8" w:space="0" w:color="000000"/>
+              <w:bottom w:val="single" w:sz="8" w:space="0" w:color="000000"/>
+              <w:right w:val="single" w:sz="8" w:space="0" w:color="000000"/>
+            </w:tcBorders>
+          </w:tcPr>
+          <w:p>
+            <w:pPr>
+              <w:jc w:val="right"/>
+            </w:pPr>
+            <w:r>
+              <w:rPr>
+                <w:rFonts w:ascii="Times New Roman" w:hAnsi="Times New Roman"/>
+                <w:color w:val="000000"/>
+                <w:sz w:val="22"/>
+              </w:rPr>
+              <w:t>Preconditions</w:t>
+            </w:r>
+          </w:p>
+        </w:tc>
+        <w:tc>
+          <w:tcPr>
+            <w:tcW w:w="7513" w:type="dxa"/>
+            <w:gridSpan w:val="3"/>
+            <w:tcBorders>
+              <w:top w:val="single" w:sz="8" w:space="0" w:color="000000"/>
+              <w:left w:val="single" w:sz="8" w:space="0" w:color="000000"/>
+              <w:bottom w:val="single" w:sz="8" w:space="0" w:color="000000"/>
+              <w:right w:val="single" w:sz="8" w:space="0" w:color="000000"/>
+            </w:tcBorders>
+          </w:tcPr>
+          <w:p>
+            <w:r>
+              <w:rPr>
+                <w:rFonts w:ascii="Times New Roman" w:hAnsi="Times New Roman"/>
+                <w:color w:val="000000"/>
+                <w:sz w:val="22"/>
+              </w:rPr>
+              <w:t>A scheduled Session is currently ongoing or recently concluded.</w:t>
+            </w:r>
+          </w:p>
+        </w:tc>
+      </w:tr>
+      <w:tr>
+        <w:tc>
+          <w:tcPr>
+            <w:tcW w:w="1828" w:type="dxa"/>
+            <w:tcBorders>
+              <w:top w:val="single" w:sz="8" w:space="0" w:color="000000"/>
+              <w:left w:val="single" w:sz="8" w:space="0" w:color="000000"/>
+              <w:bottom w:val="single" w:sz="8" w:space="0" w:color="000000"/>
+              <w:right w:val="single" w:sz="8" w:space="0" w:color="000000"/>
+            </w:tcBorders>
+          </w:tcPr>
+          <w:p>
+            <w:pPr>
+              <w:jc w:val="right"/>
+            </w:pPr>
+            <w:r>
+              <w:rPr>
+                <w:rFonts w:ascii="Times New Roman" w:hAnsi="Times New Roman"/>
+                <w:color w:val="000000"/>
+                <w:sz w:val="22"/>
+              </w:rPr>
+              <w:t>Postconditions</w:t>
+            </w:r>
+          </w:p>
+        </w:tc>
+        <w:tc>
+          <w:tcPr>
+            <w:tcW w:w="7513" w:type="dxa"/>
+            <w:gridSpan w:val="3"/>
+            <w:tcBorders>
+              <w:top w:val="single" w:sz="8" w:space="0" w:color="000000"/>
+              <w:left w:val="single" w:sz="8" w:space="0" w:color="000000"/>
+              <w:bottom w:val="single" w:sz="8" w:space="0" w:color="000000"/>
+              <w:right w:val="single" w:sz="8" w:space="0" w:color="000000"/>
+            </w:tcBorders>
+          </w:tcPr>
+          <w:p>
+            <w:r>
+              <w:rPr>
+                <w:rFonts w:ascii="Times New Roman" w:hAnsi="Times New Roman"/>
+                <w:color w:val="000000"/>
+                <w:sz w:val="22"/>
+              </w:rPr>
+              <w:t>Attendance records are saved in DB. Actively triggers Email Gateway.</w:t>
+            </w:r>
+          </w:p>
+        </w:tc>
+      </w:tr>
+      <w:tr>
+        <w:tc>
+          <w:tcPr>
+            <w:tcW w:w="1828" w:type="dxa"/>
+            <w:tcBorders>
+              <w:top w:val="single" w:sz="8" w:space="0" w:color="000000"/>
+              <w:left w:val="single" w:sz="8" w:space="0" w:color="000000"/>
+              <w:bottom w:val="single" w:sz="8" w:space="0" w:color="000000"/>
+              <w:right w:val="single" w:sz="8" w:space="0" w:color="000000"/>
+            </w:tcBorders>
+          </w:tcPr>
+          <w:p>
+            <w:pPr>
+              <w:jc w:val="right"/>
+            </w:pPr>
+            <w:r>
+              <w:rPr>
+                <w:rFonts w:ascii="Times New Roman" w:hAnsi="Times New Roman"/>
+                <w:color w:val="000000"/>
+                <w:sz w:val="22"/>
+              </w:rPr>
+              <w:t>Normal Sequence/Flow</w:t>
+            </w:r>
+          </w:p>
+        </w:tc>
+        <w:tc>
+          <w:tcPr>
+            <w:tcW w:w="7513" w:type="dxa"/>
+            <w:gridSpan w:val="3"/>
+            <w:tcBorders>
+              <w:top w:val="single" w:sz="8" w:space="0" w:color="000000"/>
+              <w:left w:val="single" w:sz="8" w:space="0" w:color="000000"/>
+              <w:bottom w:val="single" w:sz="8" w:space="0" w:color="000000"/>
+              <w:right w:val="single" w:sz="8" w:space="0" w:color="000000"/>
+            </w:tcBorders>
+          </w:tcPr>
+          <w:p>
+            <w:r>
+              <w:rPr>
+                <w:rFonts w:ascii="Times New Roman" w:hAnsi="Times New Roman"/>
+                <w:color w:val="000000"/>
+                <w:sz w:val="22"/>
+              </w:rPr>
+              <w:t>1. Teacher opens Class Session Details and navigates to the specific Attendance tab.</w:t>
+              <w:br/>
+              <w:t>2. System cleanly lists all enrolled Students for the cohort.</w:t>
+              <w:br/>
+              <w:t>3. Teacher marks each student accurately (Present, Absent, Late) and adds optional Notes.</w:t>
+              <w:br/>
+              <w:t>4. Teacher clicks Submit Attendance.</w:t>
+              <w:br/>
+              <w:t>5. System saves Attendance records securely.</w:t>
+              <w:br/>
+              <w:t>6. System asynchronously triggers Email Gateway dispatch to notify Parents passively.</w:t>
+            </w:r>
+          </w:p>
+        </w:tc>
+      </w:tr>
+      <w:tr>
+        <w:tc>
+          <w:tcPr>
+            <w:tcW w:w="1828" w:type="dxa"/>
+            <w:tcBorders>
+              <w:top w:val="single" w:sz="8" w:space="0" w:color="000000"/>
+              <w:left w:val="single" w:sz="8" w:space="0" w:color="000000"/>
+              <w:bottom w:val="single" w:sz="8" w:space="0" w:color="000000"/>
+              <w:right w:val="single" w:sz="8" w:space="0" w:color="000000"/>
+            </w:tcBorders>
+          </w:tcPr>
+          <w:p>
+            <w:pPr>
+              <w:jc w:val="right"/>
+            </w:pPr>
+            <w:r>
+              <w:rPr>
+                <w:rFonts w:ascii="Times New Roman" w:hAnsi="Times New Roman"/>
+                <w:color w:val="000000"/>
+                <w:sz w:val="22"/>
+              </w:rPr>
+              <w:t>Alternative Sequences/Flows</w:t>
+            </w:r>
+          </w:p>
+        </w:tc>
+        <w:tc>
+          <w:tcPr>
+            <w:tcW w:w="7513" w:type="dxa"/>
+            <w:gridSpan w:val="3"/>
+            <w:tcBorders>
+              <w:top w:val="single" w:sz="8" w:space="0" w:color="000000"/>
+              <w:left w:val="single" w:sz="8" w:space="0" w:color="000000"/>
+              <w:bottom w:val="single" w:sz="8" w:space="0" w:color="000000"/>
+              <w:right w:val="single" w:sz="8" w:space="0" w:color="000000"/>
+            </w:tcBorders>
+          </w:tcPr>
+          <w:p>
+            <w:r>
+              <w:rPr>
+                <w:rFonts w:ascii="Times New Roman" w:hAnsi="Times New Roman"/>
+                <w:color w:val="000000"/>
+                <w:sz w:val="22"/>
+              </w:rPr>
+              <w:t>None</w:t>
+            </w:r>
+          </w:p>
+        </w:tc>
+      </w:tr>
+    </w:tbl>
+    <w:p>
+      <w:pPr>
+        <w:pStyle w:val="Heading3"/>
+      </w:pPr>
+      <w:r/>
+    </w:p>
+    <w:p>
+      <w:pPr>
+        <w:pStyle w:val="Heading2"/>
+      </w:pPr>
+      <w:r>
+        <w:t>2.6 Academic Quality Assurance</w:t>
+      </w:r>
+    </w:p>
+    <w:p>
+      <w:pPr>
+        <w:pStyle w:val="Heading3"/>
+      </w:pPr>
+      <w:r>
+        <w:t>2.6.1 UC-09: Submit Academic Performance Feedback</w:t>
+      </w:r>
+    </w:p>
+    <w:tbl>
+      <w:tblPr>
+        <w:tblW w:w="9341" w:type="dxa"/>
+        <w:tblBorders>
+          <w:top w:val="single" w:sz="12" w:space="0" w:color="000000"/>
+          <w:left w:val="single" w:sz="12" w:space="0" w:color="000000"/>
+          <w:bottom w:val="single" w:sz="12" w:space="0" w:color="000000"/>
+          <w:right w:val="single" w:sz="12" w:space="0" w:color="000000"/>
+          <w:insideH w:val="single" w:sz="6" w:space="0" w:color="000000"/>
+          <w:insideV w:val="single" w:sz="6" w:space="0" w:color="000000"/>
+        </w:tblBorders>
+        <w:tblLayout w:type="fixed"/>
+        <w:tblLook w:val="0000" w:firstRow="0" w:lastRow="0" w:firstColumn="0" w:lastColumn="0" w:noHBand="0" w:noVBand="0"/>
+      </w:tblPr>
+      <w:tblGrid>
+        <w:gridCol w:w="1828"/>
+        <w:gridCol w:w="2690"/>
+        <w:gridCol w:w="1890"/>
+        <w:gridCol w:w="2933"/>
+      </w:tblGrid>
+      <w:tr>
+        <w:trPr>
+          <w:trHeight w:val="251"/>
+        </w:trPr>
+        <w:tc>
+          <w:tcPr>
+            <w:tcW w:w="1828" w:type="dxa"/>
+            <w:tcBorders>
+              <w:top w:val="single" w:sz="8" w:space="0" w:color="000000"/>
+              <w:left w:val="single" w:sz="8" w:space="0" w:color="000000"/>
+              <w:bottom w:val="single" w:sz="8" w:space="0" w:color="000000"/>
+              <w:right w:val="single" w:sz="8" w:space="0" w:color="000000"/>
+            </w:tcBorders>
+          </w:tcPr>
+          <w:p>
+            <w:pPr>
+              <w:jc w:val="right"/>
+            </w:pPr>
+            <w:r>
+              <w:rPr>
+                <w:rFonts w:ascii="Times New Roman" w:hAnsi="Times New Roman"/>
+                <w:color w:val="000000"/>
+                <w:sz w:val="22"/>
+              </w:rPr>
+              <w:t>Primary Actors</w:t>
+            </w:r>
+          </w:p>
+        </w:tc>
+        <w:tc>
+          <w:tcPr>
+            <w:tcW w:w="2690" w:type="dxa"/>
+            <w:tcBorders>
+              <w:top w:val="single" w:sz="8" w:space="0" w:color="000000"/>
+              <w:left w:val="single" w:sz="8" w:space="0" w:color="000000"/>
+              <w:bottom w:val="single" w:sz="8" w:space="0" w:color="000000"/>
+              <w:right w:val="single" w:sz="8" w:space="0" w:color="000000"/>
+            </w:tcBorders>
+          </w:tcPr>
+          <w:p>
+            <w:r>
+              <w:rPr>
+                <w:rFonts w:ascii="Times New Roman" w:hAnsi="Times New Roman"/>
+                <w:color w:val="000000"/>
+                <w:sz w:val="22"/>
+              </w:rPr>
+              <w:t>Teacher</w:t>
+            </w:r>
+          </w:p>
+        </w:tc>
+        <w:tc>
+          <w:tcPr>
+            <w:tcW w:w="1890" w:type="dxa"/>
+            <w:tcBorders>
+              <w:top w:val="single" w:sz="8" w:space="0" w:color="000000"/>
+              <w:left w:val="single" w:sz="8" w:space="0" w:color="000000"/>
+              <w:bottom w:val="single" w:sz="8" w:space="0" w:color="000000"/>
+              <w:right w:val="single" w:sz="8" w:space="0" w:color="000000"/>
+            </w:tcBorders>
+          </w:tcPr>
+          <w:p>
+            <w:pPr>
+              <w:jc w:val="right"/>
+            </w:pPr>
+            <w:r>
+              <w:rPr>
+                <w:rFonts w:ascii="Times New Roman" w:hAnsi="Times New Roman"/>
+                <w:color w:val="000000"/>
+                <w:sz w:val="22"/>
+              </w:rPr>
+              <w:t>Secondary Actors</w:t>
+            </w:r>
+          </w:p>
+        </w:tc>
+        <w:tc>
+          <w:tcPr>
+            <w:tcW w:w="2933" w:type="dxa"/>
+            <w:tcBorders>
+              <w:top w:val="single" w:sz="8" w:space="0" w:color="000000"/>
+              <w:left w:val="single" w:sz="8" w:space="0" w:color="000000"/>
+              <w:bottom w:val="single" w:sz="8" w:space="0" w:color="000000"/>
+              <w:right w:val="single" w:sz="8" w:space="0" w:color="000000"/>
+            </w:tcBorders>
+          </w:tcPr>
+          <w:p>
+            <w:r>
+              <w:rPr>
+                <w:rFonts w:ascii="Times New Roman" w:hAnsi="Times New Roman"/>
+                <w:color w:val="000000"/>
+                <w:sz w:val="22"/>
+              </w:rPr>
+              <w:t>None</w:t>
+            </w:r>
+          </w:p>
+        </w:tc>
+      </w:tr>
+      <w:tr>
+        <w:tc>
+          <w:tcPr>
+            <w:tcW w:w="1828" w:type="dxa"/>
+            <w:tcBorders>
+              <w:top w:val="single" w:sz="8" w:space="0" w:color="000000"/>
+              <w:left w:val="single" w:sz="8" w:space="0" w:color="000000"/>
+              <w:bottom w:val="single" w:sz="8" w:space="0" w:color="000000"/>
+              <w:right w:val="single" w:sz="8" w:space="0" w:color="000000"/>
+            </w:tcBorders>
+          </w:tcPr>
+          <w:p>
+            <w:pPr>
+              <w:jc w:val="right"/>
+            </w:pPr>
+            <w:r>
+              <w:rPr>
+                <w:rFonts w:ascii="Times New Roman" w:hAnsi="Times New Roman"/>
+                <w:color w:val="000000"/>
+                <w:sz w:val="22"/>
+              </w:rPr>
+              <w:t>Description</w:t>
+            </w:r>
+          </w:p>
+        </w:tc>
+        <w:tc>
+          <w:tcPr>
+            <w:tcW w:w="7513" w:type="dxa"/>
+            <w:gridSpan w:val="3"/>
+            <w:tcBorders>
+              <w:top w:val="single" w:sz="8" w:space="0" w:color="000000"/>
+              <w:left w:val="single" w:sz="8" w:space="0" w:color="000000"/>
+              <w:bottom w:val="single" w:sz="8" w:space="0" w:color="000000"/>
+              <w:right w:val="single" w:sz="8" w:space="0" w:color="000000"/>
+            </w:tcBorders>
+          </w:tcPr>
+          <w:p>
+            <w:r>
+              <w:rPr>
+                <w:rFonts w:ascii="Times New Roman" w:hAnsi="Times New Roman"/>
+                <w:color w:val="000000"/>
+                <w:sz w:val="22"/>
+              </w:rPr>
+              <w:t>As a Teacher, I want to securely publish mandatory student evaluations accurately within the defined SLA window.</w:t>
+            </w:r>
+          </w:p>
+        </w:tc>
+      </w:tr>
+      <w:tr>
+        <w:tc>
+          <w:tcPr>
+            <w:tcW w:w="1828" w:type="dxa"/>
+            <w:tcBorders>
+              <w:top w:val="single" w:sz="8" w:space="0" w:color="000000"/>
+              <w:left w:val="single" w:sz="8" w:space="0" w:color="000000"/>
+              <w:bottom w:val="single" w:sz="8" w:space="0" w:color="000000"/>
+              <w:right w:val="single" w:sz="8" w:space="0" w:color="000000"/>
+            </w:tcBorders>
+          </w:tcPr>
+          <w:p>
+            <w:pPr>
+              <w:jc w:val="right"/>
+            </w:pPr>
+            <w:r>
+              <w:rPr>
+                <w:rFonts w:ascii="Times New Roman" w:hAnsi="Times New Roman"/>
+                <w:color w:val="000000"/>
+                <w:sz w:val="22"/>
+              </w:rPr>
+              <w:t>Preconditions</w:t>
+            </w:r>
+          </w:p>
+        </w:tc>
+        <w:tc>
+          <w:tcPr>
+            <w:tcW w:w="7513" w:type="dxa"/>
+            <w:gridSpan w:val="3"/>
+            <w:tcBorders>
+              <w:top w:val="single" w:sz="8" w:space="0" w:color="000000"/>
+              <w:left w:val="single" w:sz="8" w:space="0" w:color="000000"/>
+              <w:bottom w:val="single" w:sz="8" w:space="0" w:color="000000"/>
+              <w:right w:val="single" w:sz="8" w:space="0" w:color="000000"/>
+            </w:tcBorders>
+          </w:tcPr>
+          <w:p>
+            <w:r>
+              <w:rPr>
+                <w:rFonts w:ascii="Times New Roman" w:hAnsi="Times New Roman"/>
+                <w:color w:val="000000"/>
+                <w:sz w:val="22"/>
+              </w:rPr>
+              <w:t>Session is completed gracefully.</w:t>
+            </w:r>
+          </w:p>
+        </w:tc>
+      </w:tr>
+      <w:tr>
+        <w:tc>
+          <w:tcPr>
+            <w:tcW w:w="1828" w:type="dxa"/>
+            <w:tcBorders>
+              <w:top w:val="single" w:sz="8" w:space="0" w:color="000000"/>
+              <w:left w:val="single" w:sz="8" w:space="0" w:color="000000"/>
+              <w:bottom w:val="single" w:sz="8" w:space="0" w:color="000000"/>
+              <w:right w:val="single" w:sz="8" w:space="0" w:color="000000"/>
+            </w:tcBorders>
+          </w:tcPr>
+          <w:p>
+            <w:pPr>
+              <w:jc w:val="right"/>
+            </w:pPr>
+            <w:r>
+              <w:rPr>
+                <w:rFonts w:ascii="Times New Roman" w:hAnsi="Times New Roman"/>
+                <w:color w:val="000000"/>
+                <w:sz w:val="22"/>
+              </w:rPr>
+              <w:t>Postconditions</w:t>
+            </w:r>
+          </w:p>
+        </w:tc>
+        <w:tc>
+          <w:tcPr>
+            <w:tcW w:w="7513" w:type="dxa"/>
+            <w:gridSpan w:val="3"/>
+            <w:tcBorders>
+              <w:top w:val="single" w:sz="8" w:space="0" w:color="000000"/>
+              <w:left w:val="single" w:sz="8" w:space="0" w:color="000000"/>
+              <w:bottom w:val="single" w:sz="8" w:space="0" w:color="000000"/>
+              <w:right w:val="single" w:sz="8" w:space="0" w:color="000000"/>
+            </w:tcBorders>
+          </w:tcPr>
+          <w:p>
+            <w:r>
+              <w:rPr>
+                <w:rFonts w:ascii="Times New Roman" w:hAnsi="Times New Roman"/>
+                <w:color w:val="000000"/>
+                <w:sz w:val="22"/>
+              </w:rPr>
+              <w:t>Feedback is safely saved; SLA Monitoring Timer block is halted.</w:t>
+            </w:r>
+          </w:p>
+        </w:tc>
+      </w:tr>
+      <w:tr>
+        <w:tc>
+          <w:tcPr>
+            <w:tcW w:w="1828" w:type="dxa"/>
+            <w:tcBorders>
+              <w:top w:val="single" w:sz="8" w:space="0" w:color="000000"/>
+              <w:left w:val="single" w:sz="8" w:space="0" w:color="000000"/>
+              <w:bottom w:val="single" w:sz="8" w:space="0" w:color="000000"/>
+              <w:right w:val="single" w:sz="8" w:space="0" w:color="000000"/>
+            </w:tcBorders>
+          </w:tcPr>
+          <w:p>
+            <w:pPr>
+              <w:jc w:val="right"/>
+            </w:pPr>
+            <w:r>
+              <w:rPr>
+                <w:rFonts w:ascii="Times New Roman" w:hAnsi="Times New Roman"/>
+                <w:color w:val="000000"/>
+                <w:sz w:val="22"/>
+              </w:rPr>
+              <w:t>Normal Sequence/Flow</w:t>
+            </w:r>
+          </w:p>
+        </w:tc>
+        <w:tc>
+          <w:tcPr>
+            <w:tcW w:w="7513" w:type="dxa"/>
+            <w:gridSpan w:val="3"/>
+            <w:tcBorders>
+              <w:top w:val="single" w:sz="8" w:space="0" w:color="000000"/>
+              <w:left w:val="single" w:sz="8" w:space="0" w:color="000000"/>
+              <w:bottom w:val="single" w:sz="8" w:space="0" w:color="000000"/>
+              <w:right w:val="single" w:sz="8" w:space="0" w:color="000000"/>
+            </w:tcBorders>
+          </w:tcPr>
+          <w:p>
+            <w:r>
+              <w:rPr>
+                <w:rFonts w:ascii="Times New Roman" w:hAnsi="Times New Roman"/>
+                <w:color w:val="000000"/>
+                <w:sz w:val="22"/>
+              </w:rPr>
+              <w:t>1. Teacher bravely opens Class Session Details and navigates to Feedback tab.</w:t>
+              <w:br/>
+              <w:t>2. Teacher inputs Score and Content context for the Class/Student.</w:t>
+              <w:br/>
+              <w:t>3. System internally validates SLA time remaining securely.</w:t>
+              <w:br/>
+              <w:t>4. Teacher clicks Submit.</w:t>
+              <w:br/>
+              <w:t>5. System reliably stores Feedback securely against the Session and Student relations.</w:t>
+            </w:r>
+          </w:p>
+        </w:tc>
+      </w:tr>
+      <w:tr>
+        <w:tc>
+          <w:tcPr>
+            <w:tcW w:w="1828" w:type="dxa"/>
+            <w:tcBorders>
+              <w:top w:val="single" w:sz="8" w:space="0" w:color="000000"/>
+              <w:left w:val="single" w:sz="8" w:space="0" w:color="000000"/>
+              <w:bottom w:val="single" w:sz="8" w:space="0" w:color="000000"/>
+              <w:right w:val="single" w:sz="8" w:space="0" w:color="000000"/>
+            </w:tcBorders>
+          </w:tcPr>
+          <w:p>
+            <w:pPr>
+              <w:jc w:val="right"/>
+            </w:pPr>
+            <w:r>
+              <w:rPr>
+                <w:rFonts w:ascii="Times New Roman" w:hAnsi="Times New Roman"/>
+                <w:color w:val="000000"/>
+                <w:sz w:val="22"/>
+              </w:rPr>
+              <w:t>Alternative Sequences/Flows</w:t>
+            </w:r>
+          </w:p>
+        </w:tc>
+        <w:tc>
+          <w:tcPr>
+            <w:tcW w:w="7513" w:type="dxa"/>
+            <w:gridSpan w:val="3"/>
+            <w:tcBorders>
+              <w:top w:val="single" w:sz="8" w:space="0" w:color="000000"/>
+              <w:left w:val="single" w:sz="8" w:space="0" w:color="000000"/>
+              <w:bottom w:val="single" w:sz="8" w:space="0" w:color="000000"/>
+              <w:right w:val="single" w:sz="8" w:space="0" w:color="000000"/>
+            </w:tcBorders>
+          </w:tcPr>
+          <w:p>
+            <w:r>
+              <w:rPr>
+                <w:rFonts w:ascii="Times New Roman" w:hAnsi="Times New Roman"/>
+                <w:color w:val="000000"/>
+                <w:sz w:val="22"/>
+              </w:rPr>
+              <w:t>Step 3a: If SLA (&gt;12 hours) is critically breached, System visually flags the submission as 'Late' and logs the strict violation for Admin.</w:t>
+            </w:r>
+          </w:p>
+        </w:tc>
+      </w:tr>
+    </w:tbl>
+    <w:p>
+      <w:pPr>
+        <w:pStyle w:val="Heading3"/>
+      </w:pPr>
+      <w:r/>
+    </w:p>
+    <w:p>
+      <w:pPr>
+        <w:pStyle w:val="Heading2"/>
+      </w:pPr>
+      <w:r>
+        <w:t>2.7 System Automation</w:t>
+      </w:r>
+    </w:p>
+    <w:p>
+      <w:pPr>
+        <w:pStyle w:val="Heading3"/>
+      </w:pPr>
+      <w:r>
+        <w:t>2.7.1 UC-10: Execute Daily Depletion Scans</w:t>
+      </w:r>
+    </w:p>
+    <w:tbl>
+      <w:tblPr>
+        <w:tblW w:w="9341" w:type="dxa"/>
+        <w:tblBorders>
+          <w:top w:val="single" w:sz="12" w:space="0" w:color="000000"/>
+          <w:left w:val="single" w:sz="12" w:space="0" w:color="000000"/>
+          <w:bottom w:val="single" w:sz="12" w:space="0" w:color="000000"/>
+          <w:right w:val="single" w:sz="12" w:space="0" w:color="000000"/>
+          <w:insideH w:val="single" w:sz="6" w:space="0" w:color="000000"/>
+          <w:insideV w:val="single" w:sz="6" w:space="0" w:color="000000"/>
+        </w:tblBorders>
+        <w:tblLayout w:type="fixed"/>
+        <w:tblLook w:val="0000" w:firstRow="0" w:lastRow="0" w:firstColumn="0" w:lastColumn="0" w:noHBand="0" w:noVBand="0"/>
+      </w:tblPr>
+      <w:tblGrid>
+        <w:gridCol w:w="1828"/>
+        <w:gridCol w:w="2690"/>
+        <w:gridCol w:w="1890"/>
+        <w:gridCol w:w="2933"/>
+      </w:tblGrid>
+      <w:tr>
+        <w:trPr>
+          <w:trHeight w:val="251"/>
+        </w:trPr>
+        <w:tc>
+          <w:tcPr>
+            <w:tcW w:w="1828" w:type="dxa"/>
+            <w:tcBorders>
+              <w:top w:val="single" w:sz="8" w:space="0" w:color="000000"/>
+              <w:left w:val="single" w:sz="8" w:space="0" w:color="000000"/>
+              <w:bottom w:val="single" w:sz="8" w:space="0" w:color="000000"/>
+              <w:right w:val="single" w:sz="8" w:space="0" w:color="000000"/>
+            </w:tcBorders>
+          </w:tcPr>
+          <w:p>
+            <w:pPr>
+              <w:jc w:val="right"/>
+            </w:pPr>
+            <w:r>
+              <w:rPr>
+                <w:rFonts w:ascii="Times New Roman" w:hAnsi="Times New Roman"/>
+                <w:color w:val="000000"/>
+                <w:sz w:val="22"/>
+              </w:rPr>
+              <w:t>Primary Actors</w:t>
+            </w:r>
+          </w:p>
+        </w:tc>
+        <w:tc>
+          <w:tcPr>
+            <w:tcW w:w="2690" w:type="dxa"/>
+            <w:tcBorders>
+              <w:top w:val="single" w:sz="8" w:space="0" w:color="000000"/>
+              <w:left w:val="single" w:sz="8" w:space="0" w:color="000000"/>
+              <w:bottom w:val="single" w:sz="8" w:space="0" w:color="000000"/>
+              <w:right w:val="single" w:sz="8" w:space="0" w:color="000000"/>
+            </w:tcBorders>
+          </w:tcPr>
+          <w:p>
+            <w:r>
+              <w:rPr>
+                <w:rFonts w:ascii="Times New Roman" w:hAnsi="Times New Roman"/>
+                <w:color w:val="000000"/>
+                <w:sz w:val="22"/>
+              </w:rPr>
+              <w:t>System Timer</w:t>
+            </w:r>
+          </w:p>
+        </w:tc>
+        <w:tc>
+          <w:tcPr>
+            <w:tcW w:w="1890" w:type="dxa"/>
+            <w:tcBorders>
+              <w:top w:val="single" w:sz="8" w:space="0" w:color="000000"/>
+              <w:left w:val="single" w:sz="8" w:space="0" w:color="000000"/>
+              <w:bottom w:val="single" w:sz="8" w:space="0" w:color="000000"/>
+              <w:right w:val="single" w:sz="8" w:space="0" w:color="000000"/>
+            </w:tcBorders>
+          </w:tcPr>
+          <w:p>
+            <w:pPr>
+              <w:jc w:val="right"/>
+            </w:pPr>
+            <w:r>
+              <w:rPr>
+                <w:rFonts w:ascii="Times New Roman" w:hAnsi="Times New Roman"/>
+                <w:color w:val="000000"/>
+                <w:sz w:val="22"/>
+              </w:rPr>
+              <w:t>Secondary Actors</w:t>
+            </w:r>
+          </w:p>
+        </w:tc>
+        <w:tc>
+          <w:tcPr>
+            <w:tcW w:w="2933" w:type="dxa"/>
+            <w:tcBorders>
+              <w:top w:val="single" w:sz="8" w:space="0" w:color="000000"/>
+              <w:left w:val="single" w:sz="8" w:space="0" w:color="000000"/>
+              <w:bottom w:val="single" w:sz="8" w:space="0" w:color="000000"/>
+              <w:right w:val="single" w:sz="8" w:space="0" w:color="000000"/>
+            </w:tcBorders>
+          </w:tcPr>
+          <w:p>
+            <w:r>
+              <w:rPr>
+                <w:rFonts w:ascii="Times New Roman" w:hAnsi="Times New Roman"/>
+                <w:color w:val="000000"/>
+                <w:sz w:val="22"/>
+              </w:rPr>
+              <w:t>None</w:t>
+            </w:r>
+          </w:p>
+        </w:tc>
+      </w:tr>
+      <w:tr>
+        <w:tc>
+          <w:tcPr>
+            <w:tcW w:w="1828" w:type="dxa"/>
+            <w:tcBorders>
+              <w:top w:val="single" w:sz="8" w:space="0" w:color="000000"/>
+              <w:left w:val="single" w:sz="8" w:space="0" w:color="000000"/>
+              <w:bottom w:val="single" w:sz="8" w:space="0" w:color="000000"/>
+              <w:right w:val="single" w:sz="8" w:space="0" w:color="000000"/>
+            </w:tcBorders>
+          </w:tcPr>
+          <w:p>
+            <w:pPr>
+              <w:jc w:val="right"/>
+            </w:pPr>
+            <w:r>
+              <w:rPr>
+                <w:rFonts w:ascii="Times New Roman" w:hAnsi="Times New Roman"/>
+                <w:color w:val="000000"/>
+                <w:sz w:val="22"/>
+              </w:rPr>
+              <w:t>Description</w:t>
+            </w:r>
+          </w:p>
+        </w:tc>
+        <w:tc>
+          <w:tcPr>
+            <w:tcW w:w="7513" w:type="dxa"/>
+            <w:gridSpan w:val="3"/>
+            <w:tcBorders>
+              <w:top w:val="single" w:sz="8" w:space="0" w:color="000000"/>
+              <w:left w:val="single" w:sz="8" w:space="0" w:color="000000"/>
+              <w:bottom w:val="single" w:sz="8" w:space="0" w:color="000000"/>
+              <w:right w:val="single" w:sz="8" w:space="0" w:color="000000"/>
+            </w:tcBorders>
+          </w:tcPr>
+          <w:p>
+            <w:r>
+              <w:rPr>
+                <w:rFonts w:ascii="Times New Roman" w:hAnsi="Times New Roman"/>
+                <w:color w:val="000000"/>
+                <w:sz w:val="22"/>
+              </w:rPr>
+              <w:t>A scheduled background chron worker that securely scans active learner packages daily to mathematically detect depletion thresholds and pushes warnings.</w:t>
+            </w:r>
+          </w:p>
+        </w:tc>
+      </w:tr>
+      <w:tr>
+        <w:tc>
+          <w:tcPr>
+            <w:tcW w:w="1828" w:type="dxa"/>
+            <w:tcBorders>
+              <w:top w:val="single" w:sz="8" w:space="0" w:color="000000"/>
+              <w:left w:val="single" w:sz="8" w:space="0" w:color="000000"/>
+              <w:bottom w:val="single" w:sz="8" w:space="0" w:color="000000"/>
+              <w:right w:val="single" w:sz="8" w:space="0" w:color="000000"/>
+            </w:tcBorders>
+          </w:tcPr>
+          <w:p>
+            <w:pPr>
+              <w:jc w:val="right"/>
+            </w:pPr>
+            <w:r>
+              <w:rPr>
+                <w:rFonts w:ascii="Times New Roman" w:hAnsi="Times New Roman"/>
+                <w:color w:val="000000"/>
+                <w:sz w:val="22"/>
+              </w:rPr>
+              <w:t>Preconditions</w:t>
+            </w:r>
+          </w:p>
+        </w:tc>
+        <w:tc>
+          <w:tcPr>
+            <w:tcW w:w="7513" w:type="dxa"/>
+            <w:gridSpan w:val="3"/>
+            <w:tcBorders>
+              <w:top w:val="single" w:sz="8" w:space="0" w:color="000000"/>
+              <w:left w:val="single" w:sz="8" w:space="0" w:color="000000"/>
+              <w:bottom w:val="single" w:sz="8" w:space="0" w:color="000000"/>
+              <w:right w:val="single" w:sz="8" w:space="0" w:color="000000"/>
+            </w:tcBorders>
+          </w:tcPr>
+          <w:p>
+            <w:r>
+              <w:rPr>
+                <w:rFonts w:ascii="Times New Roman" w:hAnsi="Times New Roman"/>
+                <w:color w:val="000000"/>
+                <w:sz w:val="22"/>
+              </w:rPr>
+              <w:t>Cron job automatically triggered at midnight.</w:t>
+            </w:r>
+          </w:p>
+        </w:tc>
+      </w:tr>
+      <w:tr>
+        <w:tc>
+          <w:tcPr>
+            <w:tcW w:w="1828" w:type="dxa"/>
+            <w:tcBorders>
+              <w:top w:val="single" w:sz="8" w:space="0" w:color="000000"/>
+              <w:left w:val="single" w:sz="8" w:space="0" w:color="000000"/>
+              <w:bottom w:val="single" w:sz="8" w:space="0" w:color="000000"/>
+              <w:right w:val="single" w:sz="8" w:space="0" w:color="000000"/>
+            </w:tcBorders>
+          </w:tcPr>
+          <w:p>
+            <w:pPr>
+              <w:jc w:val="right"/>
+            </w:pPr>
+            <w:r>
+              <w:rPr>
+                <w:rFonts w:ascii="Times New Roman" w:hAnsi="Times New Roman"/>
+                <w:color w:val="000000"/>
+                <w:sz w:val="22"/>
+              </w:rPr>
+              <w:t>Postconditions</w:t>
+            </w:r>
+          </w:p>
+        </w:tc>
+        <w:tc>
+          <w:tcPr>
+            <w:tcW w:w="7513" w:type="dxa"/>
+            <w:gridSpan w:val="3"/>
+            <w:tcBorders>
+              <w:top w:val="single" w:sz="8" w:space="0" w:color="000000"/>
+              <w:left w:val="single" w:sz="8" w:space="0" w:color="000000"/>
+              <w:bottom w:val="single" w:sz="8" w:space="0" w:color="000000"/>
+              <w:right w:val="single" w:sz="8" w:space="0" w:color="000000"/>
+            </w:tcBorders>
+          </w:tcPr>
+          <w:p>
+            <w:r>
+              <w:rPr>
+                <w:rFonts w:ascii="Times New Roman" w:hAnsi="Times New Roman"/>
+                <w:color w:val="000000"/>
+                <w:sz w:val="22"/>
+              </w:rPr>
+              <w:t>Alert_Notification logical records are robustly generated for Admin consumption.</w:t>
+            </w:r>
+          </w:p>
+        </w:tc>
+      </w:tr>
+      <w:tr>
+        <w:tc>
+          <w:tcPr>
+            <w:tcW w:w="1828" w:type="dxa"/>
+            <w:tcBorders>
+              <w:top w:val="single" w:sz="8" w:space="0" w:color="000000"/>
+              <w:left w:val="single" w:sz="8" w:space="0" w:color="000000"/>
+              <w:bottom w:val="single" w:sz="8" w:space="0" w:color="000000"/>
+              <w:right w:val="single" w:sz="8" w:space="0" w:color="000000"/>
+            </w:tcBorders>
+          </w:tcPr>
+          <w:p>
+            <w:pPr>
+              <w:jc w:val="right"/>
+            </w:pPr>
+            <w:r>
+              <w:rPr>
+                <w:rFonts w:ascii="Times New Roman" w:hAnsi="Times New Roman"/>
+                <w:color w:val="000000"/>
+                <w:sz w:val="22"/>
+              </w:rPr>
+              <w:t>Normal Sequence/Flow</w:t>
+            </w:r>
+          </w:p>
+        </w:tc>
+        <w:tc>
+          <w:tcPr>
+            <w:tcW w:w="7513" w:type="dxa"/>
+            <w:gridSpan w:val="3"/>
+            <w:tcBorders>
+              <w:top w:val="single" w:sz="8" w:space="0" w:color="000000"/>
+              <w:left w:val="single" w:sz="8" w:space="0" w:color="000000"/>
+              <w:bottom w:val="single" w:sz="8" w:space="0" w:color="000000"/>
+              <w:right w:val="single" w:sz="8" w:space="0" w:color="000000"/>
+            </w:tcBorders>
+          </w:tcPr>
+          <w:p>
+            <w:r>
+              <w:rPr>
+                <w:rFonts w:ascii="Times New Roman" w:hAnsi="Times New Roman"/>
+                <w:color w:val="000000"/>
+                <w:sz w:val="22"/>
+              </w:rPr>
+              <w:t>1. System Timer wakes up cleanly at 00:00.</w:t>
+              <w:br/>
+              <w:t>2. System securely queries all active Student_Package records.</w:t>
+              <w:br/>
+              <w:t>3. System mathematically calculates Remaining Sessions.</w:t>
+              <w:br/>
+              <w:t>4. If Remaining &lt;= 2 weeks equivalent, System logically checks if an Alert already exists.</w:t>
+              <w:br/>
+              <w:t>5. If not, System inserts a new record into Alert_Notification queue securely (Type: Renewal).</w:t>
+              <w:br/>
+              <w:t>6. Job cleanly terminates successfully.</w:t>
+            </w:r>
+          </w:p>
+        </w:tc>
+      </w:tr>
+      <w:tr>
+        <w:tc>
+          <w:tcPr>
+            <w:tcW w:w="1828" w:type="dxa"/>
+            <w:tcBorders>
+              <w:top w:val="single" w:sz="8" w:space="0" w:color="000000"/>
+              <w:left w:val="single" w:sz="8" w:space="0" w:color="000000"/>
+              <w:bottom w:val="single" w:sz="8" w:space="0" w:color="000000"/>
+              <w:right w:val="single" w:sz="8" w:space="0" w:color="000000"/>
+            </w:tcBorders>
+          </w:tcPr>
+          <w:p>
+            <w:pPr>
+              <w:jc w:val="right"/>
+            </w:pPr>
+            <w:r>
+              <w:rPr>
+                <w:rFonts w:ascii="Times New Roman" w:hAnsi="Times New Roman"/>
+                <w:color w:val="000000"/>
+                <w:sz w:val="22"/>
+              </w:rPr>
+              <w:t>Alternative Sequences/Flows</w:t>
+            </w:r>
+          </w:p>
+        </w:tc>
+        <w:tc>
+          <w:tcPr>
+            <w:tcW w:w="7513" w:type="dxa"/>
+            <w:gridSpan w:val="3"/>
+            <w:tcBorders>
+              <w:top w:val="single" w:sz="8" w:space="0" w:color="000000"/>
+              <w:left w:val="single" w:sz="8" w:space="0" w:color="000000"/>
+              <w:bottom w:val="single" w:sz="8" w:space="0" w:color="000000"/>
+              <w:right w:val="single" w:sz="8" w:space="0" w:color="000000"/>
+            </w:tcBorders>
+          </w:tcPr>
+          <w:p>
+            <w:r>
+              <w:rPr>
+                <w:rFonts w:ascii="Times New Roman" w:hAnsi="Times New Roman"/>
+                <w:color w:val="000000"/>
+                <w:sz w:val="22"/>
+              </w:rPr>
+              <w:t>None</w:t>
+            </w:r>
+          </w:p>
+        </w:tc>
+      </w:tr>
+    </w:tbl>
+    <w:p>
+      <w:pPr>
+        <w:pStyle w:val="Heading3"/>
+      </w:pPr>
+      <w:r/>
+    </w:p>
+    <w:p>
+      <w:pPr>
+        <w:pStyle w:val="Heading3"/>
+      </w:pPr>
+      <w:r>
+        <w:t>2.7.2 UC-11: Dispatch Zero-Touch Parent Notifications</w:t>
+      </w:r>
+    </w:p>
+    <w:tbl>
+      <w:tblPr>
+        <w:tblW w:w="9341" w:type="dxa"/>
+        <w:tblBorders>
+          <w:top w:val="single" w:sz="12" w:space="0" w:color="000000"/>
+          <w:left w:val="single" w:sz="12" w:space="0" w:color="000000"/>
+          <w:bottom w:val="single" w:sz="12" w:space="0" w:color="000000"/>
+          <w:right w:val="single" w:sz="12" w:space="0" w:color="000000"/>
+          <w:insideH w:val="single" w:sz="6" w:space="0" w:color="000000"/>
+          <w:insideV w:val="single" w:sz="6" w:space="0" w:color="000000"/>
+        </w:tblBorders>
+        <w:tblLayout w:type="fixed"/>
+        <w:tblLook w:val="0000" w:firstRow="0" w:lastRow="0" w:firstColumn="0" w:lastColumn="0" w:noHBand="0" w:noVBand="0"/>
+      </w:tblPr>
+      <w:tblGrid>
+        <w:gridCol w:w="1828"/>
+        <w:gridCol w:w="2690"/>
+        <w:gridCol w:w="1890"/>
+        <w:gridCol w:w="2933"/>
+      </w:tblGrid>
+      <w:tr>
+        <w:trPr>
+          <w:trHeight w:val="251"/>
+        </w:trPr>
+        <w:tc>
+          <w:tcPr>
+            <w:tcW w:w="1828" w:type="dxa"/>
+            <w:tcBorders>
+              <w:top w:val="single" w:sz="8" w:space="0" w:color="000000"/>
+              <w:left w:val="single" w:sz="8" w:space="0" w:color="000000"/>
+              <w:bottom w:val="single" w:sz="8" w:space="0" w:color="000000"/>
+              <w:right w:val="single" w:sz="8" w:space="0" w:color="000000"/>
+            </w:tcBorders>
+          </w:tcPr>
+          <w:p>
+            <w:pPr>
+              <w:jc w:val="right"/>
+            </w:pPr>
+            <w:r>
+              <w:rPr>
+                <w:rFonts w:ascii="Times New Roman" w:hAnsi="Times New Roman"/>
+                <w:color w:val="000000"/>
+                <w:sz w:val="22"/>
+              </w:rPr>
+              <w:t>Primary Actors</w:t>
+            </w:r>
+          </w:p>
+        </w:tc>
+        <w:tc>
+          <w:tcPr>
+            <w:tcW w:w="2690" w:type="dxa"/>
+            <w:tcBorders>
+              <w:top w:val="single" w:sz="8" w:space="0" w:color="000000"/>
+              <w:left w:val="single" w:sz="8" w:space="0" w:color="000000"/>
+              <w:bottom w:val="single" w:sz="8" w:space="0" w:color="000000"/>
+              <w:right w:val="single" w:sz="8" w:space="0" w:color="000000"/>
+            </w:tcBorders>
+          </w:tcPr>
+          <w:p>
+            <w:r>
+              <w:rPr>
+                <w:rFonts w:ascii="Times New Roman" w:hAnsi="Times New Roman"/>
+                <w:color w:val="000000"/>
+                <w:sz w:val="22"/>
+              </w:rPr>
+              <w:t>Email Gateway</w:t>
+            </w:r>
+          </w:p>
+        </w:tc>
+        <w:tc>
+          <w:tcPr>
+            <w:tcW w:w="1890" w:type="dxa"/>
+            <w:tcBorders>
+              <w:top w:val="single" w:sz="8" w:space="0" w:color="000000"/>
+              <w:left w:val="single" w:sz="8" w:space="0" w:color="000000"/>
+              <w:bottom w:val="single" w:sz="8" w:space="0" w:color="000000"/>
+              <w:right w:val="single" w:sz="8" w:space="0" w:color="000000"/>
+            </w:tcBorders>
+          </w:tcPr>
+          <w:p>
+            <w:pPr>
+              <w:jc w:val="right"/>
+            </w:pPr>
+            <w:r>
+              <w:rPr>
+                <w:rFonts w:ascii="Times New Roman" w:hAnsi="Times New Roman"/>
+                <w:color w:val="000000"/>
+                <w:sz w:val="22"/>
+              </w:rPr>
+              <w:t>Secondary Actors</w:t>
+            </w:r>
+          </w:p>
+        </w:tc>
+        <w:tc>
+          <w:tcPr>
+            <w:tcW w:w="2933" w:type="dxa"/>
+            <w:tcBorders>
+              <w:top w:val="single" w:sz="8" w:space="0" w:color="000000"/>
+              <w:left w:val="single" w:sz="8" w:space="0" w:color="000000"/>
+              <w:bottom w:val="single" w:sz="8" w:space="0" w:color="000000"/>
+              <w:right w:val="single" w:sz="8" w:space="0" w:color="000000"/>
+            </w:tcBorders>
+          </w:tcPr>
+          <w:p>
+            <w:r>
+              <w:rPr>
+                <w:rFonts w:ascii="Times New Roman" w:hAnsi="Times New Roman"/>
+                <w:color w:val="000000"/>
+                <w:sz w:val="22"/>
+              </w:rPr>
+              <w:t>Parent (Passive)</w:t>
+            </w:r>
+          </w:p>
+        </w:tc>
+      </w:tr>
+      <w:tr>
+        <w:tc>
+          <w:tcPr>
+            <w:tcW w:w="1828" w:type="dxa"/>
+            <w:tcBorders>
+              <w:top w:val="single" w:sz="8" w:space="0" w:color="000000"/>
+              <w:left w:val="single" w:sz="8" w:space="0" w:color="000000"/>
+              <w:bottom w:val="single" w:sz="8" w:space="0" w:color="000000"/>
+              <w:right w:val="single" w:sz="8" w:space="0" w:color="000000"/>
+            </w:tcBorders>
+          </w:tcPr>
+          <w:p>
+            <w:pPr>
+              <w:jc w:val="right"/>
+            </w:pPr>
+            <w:r>
+              <w:rPr>
+                <w:rFonts w:ascii="Times New Roman" w:hAnsi="Times New Roman"/>
+                <w:color w:val="000000"/>
+                <w:sz w:val="22"/>
+              </w:rPr>
+              <w:t>Description</w:t>
+            </w:r>
+          </w:p>
+        </w:tc>
+        <w:tc>
+          <w:tcPr>
+            <w:tcW w:w="7513" w:type="dxa"/>
+            <w:gridSpan w:val="3"/>
+            <w:tcBorders>
+              <w:top w:val="single" w:sz="8" w:space="0" w:color="000000"/>
+              <w:left w:val="single" w:sz="8" w:space="0" w:color="000000"/>
+              <w:bottom w:val="single" w:sz="8" w:space="0" w:color="000000"/>
+              <w:right w:val="single" w:sz="8" w:space="0" w:color="000000"/>
+            </w:tcBorders>
+          </w:tcPr>
+          <w:p>
+            <w:r>
+              <w:rPr>
+                <w:rFonts w:ascii="Times New Roman" w:hAnsi="Times New Roman"/>
+                <w:color w:val="000000"/>
+                <w:sz w:val="22"/>
+              </w:rPr>
+              <w:t>An external gateway accurately triggering the remote delivery of automated emails (Attendance, Fees) securely directly to parents.</w:t>
+            </w:r>
+          </w:p>
+        </w:tc>
+      </w:tr>
+      <w:tr>
+        <w:tc>
+          <w:tcPr>
+            <w:tcW w:w="1828" w:type="dxa"/>
+            <w:tcBorders>
+              <w:top w:val="single" w:sz="8" w:space="0" w:color="000000"/>
+              <w:left w:val="single" w:sz="8" w:space="0" w:color="000000"/>
+              <w:bottom w:val="single" w:sz="8" w:space="0" w:color="000000"/>
+              <w:right w:val="single" w:sz="8" w:space="0" w:color="000000"/>
+            </w:tcBorders>
+          </w:tcPr>
+          <w:p>
+            <w:pPr>
+              <w:jc w:val="right"/>
+            </w:pPr>
+            <w:r>
+              <w:rPr>
+                <w:rFonts w:ascii="Times New Roman" w:hAnsi="Times New Roman"/>
+                <w:color w:val="000000"/>
+                <w:sz w:val="22"/>
+              </w:rPr>
+              <w:t>Preconditions</w:t>
+            </w:r>
+          </w:p>
+        </w:tc>
+        <w:tc>
+          <w:tcPr>
+            <w:tcW w:w="7513" w:type="dxa"/>
+            <w:gridSpan w:val="3"/>
+            <w:tcBorders>
+              <w:top w:val="single" w:sz="8" w:space="0" w:color="000000"/>
+              <w:left w:val="single" w:sz="8" w:space="0" w:color="000000"/>
+              <w:bottom w:val="single" w:sz="8" w:space="0" w:color="000000"/>
+              <w:right w:val="single" w:sz="8" w:space="0" w:color="000000"/>
+            </w:tcBorders>
+          </w:tcPr>
+          <w:p>
+            <w:r>
+              <w:rPr>
+                <w:rFonts w:ascii="Times New Roman" w:hAnsi="Times New Roman"/>
+                <w:color w:val="000000"/>
+                <w:sz w:val="22"/>
+              </w:rPr>
+              <w:t>Triggered reliably by Attendance submission hooks or Alert_Notification queue jobs.</w:t>
+            </w:r>
+          </w:p>
+        </w:tc>
+      </w:tr>
+      <w:tr>
+        <w:tc>
+          <w:tcPr>
+            <w:tcW w:w="1828" w:type="dxa"/>
+            <w:tcBorders>
+              <w:top w:val="single" w:sz="8" w:space="0" w:color="000000"/>
+              <w:left w:val="single" w:sz="8" w:space="0" w:color="000000"/>
+              <w:bottom w:val="single" w:sz="8" w:space="0" w:color="000000"/>
+              <w:right w:val="single" w:sz="8" w:space="0" w:color="000000"/>
+            </w:tcBorders>
+          </w:tcPr>
+          <w:p>
+            <w:pPr>
+              <w:jc w:val="right"/>
+            </w:pPr>
+            <w:r>
+              <w:rPr>
+                <w:rFonts w:ascii="Times New Roman" w:hAnsi="Times New Roman"/>
+                <w:color w:val="000000"/>
+                <w:sz w:val="22"/>
+              </w:rPr>
+              <w:t>Postconditions</w:t>
+            </w:r>
+          </w:p>
+        </w:tc>
+        <w:tc>
+          <w:tcPr>
+            <w:tcW w:w="7513" w:type="dxa"/>
+            <w:gridSpan w:val="3"/>
+            <w:tcBorders>
+              <w:top w:val="single" w:sz="8" w:space="0" w:color="000000"/>
+              <w:left w:val="single" w:sz="8" w:space="0" w:color="000000"/>
+              <w:bottom w:val="single" w:sz="8" w:space="0" w:color="000000"/>
+              <w:right w:val="single" w:sz="8" w:space="0" w:color="000000"/>
+            </w:tcBorders>
+          </w:tcPr>
+          <w:p>
+            <w:r>
+              <w:rPr>
+                <w:rFonts w:ascii="Times New Roman" w:hAnsi="Times New Roman"/>
+                <w:color w:val="000000"/>
+                <w:sz w:val="22"/>
+              </w:rPr>
+              <w:t>Data emails structurally successfully dispatched to target Parent_Email addresses.</w:t>
+            </w:r>
+          </w:p>
+        </w:tc>
+      </w:tr>
+      <w:tr>
+        <w:tc>
+          <w:tcPr>
+            <w:tcW w:w="1828" w:type="dxa"/>
+            <w:tcBorders>
+              <w:top w:val="single" w:sz="8" w:space="0" w:color="000000"/>
+              <w:left w:val="single" w:sz="8" w:space="0" w:color="000000"/>
+              <w:bottom w:val="single" w:sz="8" w:space="0" w:color="000000"/>
+              <w:right w:val="single" w:sz="8" w:space="0" w:color="000000"/>
+            </w:tcBorders>
+          </w:tcPr>
+          <w:p>
+            <w:pPr>
+              <w:jc w:val="right"/>
+            </w:pPr>
+            <w:r>
+              <w:rPr>
+                <w:rFonts w:ascii="Times New Roman" w:hAnsi="Times New Roman"/>
+                <w:color w:val="000000"/>
+                <w:sz w:val="22"/>
+              </w:rPr>
+              <w:t>Normal Sequence/Flow</w:t>
+            </w:r>
+          </w:p>
+        </w:tc>
+        <w:tc>
+          <w:tcPr>
+            <w:tcW w:w="7513" w:type="dxa"/>
+            <w:gridSpan w:val="3"/>
+            <w:tcBorders>
+              <w:top w:val="single" w:sz="8" w:space="0" w:color="000000"/>
+              <w:left w:val="single" w:sz="8" w:space="0" w:color="000000"/>
+              <w:bottom w:val="single" w:sz="8" w:space="0" w:color="000000"/>
+              <w:right w:val="single" w:sz="8" w:space="0" w:color="000000"/>
+            </w:tcBorders>
+          </w:tcPr>
+          <w:p>
+            <w:r>
+              <w:rPr>
+                <w:rFonts w:ascii="Times New Roman" w:hAnsi="Times New Roman"/>
+                <w:color w:val="000000"/>
+                <w:sz w:val="22"/>
+              </w:rPr>
+              <w:t>1. Email Gateway reliably detects a new payload in the outbound queue safely.</w:t>
+              <w:br/>
+              <w:t>2. Gateway internally formats the HTML email template specific targeting the Type (Attendance, Payment Link).</w:t>
+              <w:br/>
+              <w:t>3. Gateway robustly transmits the email over SMTP/API via 256-bit encryption standard.</w:t>
+              <w:br/>
+              <w:t>4. Gateway cleanly updates the Alert_Notification Status accurately to 'Sent'.</w:t>
+            </w:r>
+          </w:p>
+        </w:tc>
+      </w:tr>
+      <w:tr>
+        <w:tc>
+          <w:tcPr>
+            <w:tcW w:w="1828" w:type="dxa"/>
+            <w:tcBorders>
+              <w:top w:val="single" w:sz="8" w:space="0" w:color="000000"/>
+              <w:left w:val="single" w:sz="8" w:space="0" w:color="000000"/>
+              <w:bottom w:val="single" w:sz="8" w:space="0" w:color="000000"/>
+              <w:right w:val="single" w:sz="8" w:space="0" w:color="000000"/>
+            </w:tcBorders>
+          </w:tcPr>
+          <w:p>
+            <w:pPr>
+              <w:jc w:val="right"/>
+            </w:pPr>
+            <w:r>
+              <w:rPr>
+                <w:rFonts w:ascii="Times New Roman" w:hAnsi="Times New Roman"/>
+                <w:color w:val="000000"/>
+                <w:sz w:val="22"/>
+              </w:rPr>
+              <w:t>Alternative Sequences/Flows</w:t>
+            </w:r>
+          </w:p>
+        </w:tc>
+        <w:tc>
+          <w:tcPr>
+            <w:tcW w:w="7513" w:type="dxa"/>
+            <w:gridSpan w:val="3"/>
+            <w:tcBorders>
+              <w:top w:val="single" w:sz="8" w:space="0" w:color="000000"/>
+              <w:left w:val="single" w:sz="8" w:space="0" w:color="000000"/>
+              <w:bottom w:val="single" w:sz="8" w:space="0" w:color="000000"/>
+              <w:right w:val="single" w:sz="8" w:space="0" w:color="000000"/>
+            </w:tcBorders>
+          </w:tcPr>
+          <w:p>
+            <w:r>
+              <w:rPr>
+                <w:rFonts w:ascii="Times New Roman" w:hAnsi="Times New Roman"/>
+                <w:color w:val="000000"/>
+                <w:sz w:val="22"/>
+              </w:rPr>
+              <w:t>Step 3a: If SMTP fails heavily, System logs the failure and formally retries exponentially up to 3 times.</w:t>
+            </w:r>
+          </w:p>
+        </w:tc>
+      </w:tr>
+    </w:tbl>
+    <w:p>
+      <w:pPr>
+        <w:pStyle w:val="Heading3"/>
+      </w:pPr>
+      <w:r/>
     </w:p>
     <w:p>
       <w:pPr>

--- a/Documents/02_Requirements/Report3_CLS_Software Requirement Specification.docx
+++ b/Documents/02_Requirements/Report3_CLS_Software Requirement Specification.docx
@@ -7479,6 +7479,7 @@
       <w:r>
         <w:rPr>
           <w:i/>
+          <w:noProof/>
         </w:rPr>
         <w:drawing>
           <wp:inline distT="0" distB="0" distL="0" distR="0" wp14:anchorId="38860C33" wp14:editId="26304F82">
@@ -7599,17 +7600,14 @@
         <w:t>.2.3</w:t>
       </w:r>
       <w:r>
-        <w:t xml:space="preserve"> </w:t>
-      </w:r>
-      <w:r>
-        <w:t xml:space="preserve">UCs for </w:t>
-      </w:r>
-      <w:r>
-        <w:t>Email Gateway</w:t>
+        <w:t xml:space="preserve"> UCs for Email Gateway</w:t>
       </w:r>
     </w:p>
     <w:p>
       <w:r>
+        <w:rPr>
+          <w:noProof/>
+        </w:rPr>
         <w:drawing>
           <wp:inline distT="0" distB="0" distL="0" distR="0" wp14:anchorId="003A2DF7" wp14:editId="5301FDC6">
             <wp:extent cx="4458086" cy="2301439"/>
@@ -7652,14 +7650,14 @@
         <w:pStyle w:val="Heading5"/>
       </w:pPr>
       <w:r>
-        <w:t xml:space="preserve">1.3.2.3 UCs for </w:t>
-      </w:r>
-      <w:r>
-        <w:t>System Timer</w:t>
+        <w:t>1.3.2.3 UCs for System Timer</w:t>
       </w:r>
     </w:p>
     <w:p>
       <w:r>
+        <w:rPr>
+          <w:noProof/>
+        </w:rPr>
         <w:drawing>
           <wp:inline distT="0" distB="0" distL="0" distR="0" wp14:anchorId="25C43AC4" wp14:editId="7FA9DA0C">
             <wp:extent cx="4602480" cy="1936365"/>
@@ -9574,14 +9572,11 @@
         <w:jc w:val="center"/>
       </w:pPr>
       <w:r>
-        <w:rPr>
-          <w:noProof/>
-        </w:rPr>
         <w:drawing>
-          <wp:inline distT="0" distB="0" distL="0" distR="0" wp14:anchorId="16B5DF24" wp14:editId="5A3E187B">
-            <wp:extent cx="5746750" cy="3408045"/>
-            <wp:effectExtent l="0" t="0" r="6350" b="1905"/>
-            <wp:docPr id="1656051894" name="Picture 1"/>
+          <wp:inline distT="0" distB="0" distL="0" distR="0" wp14:anchorId="0A9BF382" wp14:editId="583CF69B">
+            <wp:extent cx="5746750" cy="2950210"/>
+            <wp:effectExtent l="0" t="0" r="6350" b="2540"/>
+            <wp:docPr id="920994846" name="Picture 1"/>
             <wp:cNvGraphicFramePr>
               <a:graphicFrameLocks xmlns:a="http://schemas.openxmlformats.org/drawingml/2006/main" noChangeAspect="1"/>
             </wp:cNvGraphicFramePr>
@@ -9589,7 +9584,7 @@
               <a:graphicData uri="http://schemas.openxmlformats.org/drawingml/2006/picture">
                 <pic:pic xmlns:pic="http://schemas.openxmlformats.org/drawingml/2006/picture">
                   <pic:nvPicPr>
-                    <pic:cNvPr id="1656051894" name=""/>
+                    <pic:cNvPr id="920994846" name=""/>
                     <pic:cNvPicPr/>
                   </pic:nvPicPr>
                   <pic:blipFill>
@@ -9601,7 +9596,7 @@
                   <pic:spPr>
                     <a:xfrm>
                       <a:off x="0" y="0"/>
-                      <a:ext cx="5746750" cy="3408045"/>
+                      <a:ext cx="5746750" cy="2950210"/>
                     </a:xfrm>
                     <a:prstGeom prst="rect">
                       <a:avLst/>
@@ -10171,7 +10166,6 @@
               </w:rPr>
             </w:pPr>
             <w:r>
-              <w:lastRenderedPageBreak/>
               <w:t>10</w:t>
             </w:r>
           </w:p>
@@ -10222,6 +10216,7 @@
               </w:rPr>
             </w:pPr>
             <w:r>
+              <w:lastRenderedPageBreak/>
               <w:t>11</w:t>
             </w:r>
           </w:p>
@@ -11107,7 +11102,6 @@
                 <w:rFonts w:ascii="Times New Roman" w:hAnsi="Times New Roman"/>
                 <w:color w:val="000000"/>
               </w:rPr>
-              <w:lastRenderedPageBreak/>
               <w:t>Normal Sequence/Flow</w:t>
             </w:r>
           </w:p>
@@ -11153,6 +11147,13 @@
                 <w:color w:val="000000"/>
               </w:rPr>
               <w:br/>
+            </w:r>
+            <w:r>
+              <w:rPr>
+                <w:rFonts w:ascii="Times New Roman" w:hAnsi="Times New Roman"/>
+                <w:color w:val="000000"/>
+              </w:rPr>
+              <w:lastRenderedPageBreak/>
               <w:t>4. System validates the inputs and saves the change.</w:t>
             </w:r>
             <w:r>
@@ -11186,6 +11187,7 @@
                 <w:rFonts w:ascii="Times New Roman" w:hAnsi="Times New Roman"/>
                 <w:color w:val="000000"/>
               </w:rPr>
+              <w:lastRenderedPageBreak/>
               <w:t>Alternative Sequences/Flows</w:t>
             </w:r>
           </w:p>
@@ -12007,7 +12009,6 @@
       </w:pPr>
       <w:bookmarkStart w:id="17" w:name="_Toc227422459"/>
       <w:r>
-        <w:lastRenderedPageBreak/>
         <w:t>2.3.2 UC-05: Resolve Scheduling Conflicts</w:t>
       </w:r>
       <w:bookmarkEnd w:id="17"/>
@@ -12143,6 +12144,7 @@
                 <w:rFonts w:ascii="Times New Roman" w:hAnsi="Times New Roman"/>
                 <w:color w:val="000000"/>
               </w:rPr>
+              <w:lastRenderedPageBreak/>
               <w:t>Description</w:t>
             </w:r>
           </w:p>
@@ -13023,7 +13025,6 @@
                 <w:rFonts w:ascii="Times New Roman" w:hAnsi="Times New Roman"/>
                 <w:color w:val="000000"/>
               </w:rPr>
-              <w:lastRenderedPageBreak/>
               <w:t>Postconditions</w:t>
             </w:r>
           </w:p>
@@ -13070,6 +13071,7 @@
                 <w:rFonts w:ascii="Times New Roman" w:hAnsi="Times New Roman"/>
                 <w:color w:val="000000"/>
               </w:rPr>
+              <w:lastRenderedPageBreak/>
               <w:t>Normal Sequence/Flow</w:t>
             </w:r>
           </w:p>
@@ -13926,7 +13928,6 @@
                 <w:rFonts w:ascii="Times New Roman" w:hAnsi="Times New Roman"/>
                 <w:color w:val="000000"/>
               </w:rPr>
-              <w:lastRenderedPageBreak/>
               <w:t>Alternative Sequences/Flows</w:t>
             </w:r>
           </w:p>
@@ -13960,6 +13961,7 @@
       </w:pPr>
       <w:bookmarkStart w:id="25" w:name="_Toc227422467"/>
       <w:r>
+        <w:lastRenderedPageBreak/>
         <w:t>2.7 System Automation</w:t>
       </w:r>
       <w:bookmarkEnd w:id="25"/>

--- a/Documents/02_Requirements/Report3_CLS_Software Requirement Specification.docx
+++ b/Documents/02_Requirements/Report3_CLS_Software Requirement Specification.docx
@@ -25,7 +25,7 @@
                     <pic:cNvPicPr preferRelativeResize="0"/>
                   </pic:nvPicPr>
                   <pic:blipFill>
-                    <a:blip r:embed="rId8"/>
+                    <a:blip r:embed="rId9"/>
                     <a:srcRect/>
                     <a:stretch>
                       <a:fillRect/>
@@ -5724,9 +5724,9 @@
           <w:noProof/>
         </w:rPr>
         <w:drawing>
-          <wp:inline distT="0" distB="0" distL="0" distR="0" wp14:anchorId="7F08CB1F" wp14:editId="0F655CAD">
+          <wp:inline distT="0" distB="0" distL="0" distR="0" wp14:anchorId="7F08CB1F" wp14:editId="0BEDEB53">
             <wp:extent cx="5746750" cy="2613025"/>
-            <wp:effectExtent l="0" t="0" r="6350" b="0"/>
+            <wp:effectExtent l="19050" t="19050" r="25400" b="15875"/>
             <wp:docPr id="486533044" name="Picture 1"/>
             <wp:cNvGraphicFramePr>
               <a:graphicFrameLocks xmlns:a="http://schemas.openxmlformats.org/drawingml/2006/main" noChangeAspect="1"/>
@@ -5739,7 +5739,7 @@
                     <pic:cNvPicPr/>
                   </pic:nvPicPr>
                   <pic:blipFill>
-                    <a:blip r:embed="rId9"/>
+                    <a:blip r:embed="rId10"/>
                     <a:stretch>
                       <a:fillRect/>
                     </a:stretch>
@@ -5752,6 +5752,13 @@
                     <a:prstGeom prst="rect">
                       <a:avLst/>
                     </a:prstGeom>
+                    <a:ln>
+                      <a:solidFill>
+                        <a:schemeClr val="bg1">
+                          <a:lumMod val="85000"/>
+                        </a:schemeClr>
+                      </a:solidFill>
+                    </a:ln>
                   </pic:spPr>
                 </pic:pic>
               </a:graphicData>
@@ -5813,7 +5820,7 @@
                     <pic:cNvPicPr preferRelativeResize="0"/>
                   </pic:nvPicPr>
                   <pic:blipFill>
-                    <a:blip r:embed="rId10"/>
+                    <a:blip r:embed="rId11"/>
                     <a:srcRect/>
                     <a:stretch>
                       <a:fillRect/>
@@ -7497,7 +7504,7 @@
                     <pic:cNvPicPr/>
                   </pic:nvPicPr>
                   <pic:blipFill>
-                    <a:blip r:embed="rId11"/>
+                    <a:blip r:embed="rId12"/>
                     <a:stretch>
                       <a:fillRect/>
                     </a:stretch>
@@ -7564,7 +7571,7 @@
                     <pic:cNvPicPr/>
                   </pic:nvPicPr>
                   <pic:blipFill>
-                    <a:blip r:embed="rId12"/>
+                    <a:blip r:embed="rId13"/>
                     <a:stretch>
                       <a:fillRect/>
                     </a:stretch>
@@ -7624,7 +7631,7 @@
                     <pic:cNvPicPr/>
                   </pic:nvPicPr>
                   <pic:blipFill>
-                    <a:blip r:embed="rId13"/>
+                    <a:blip r:embed="rId14"/>
                     <a:stretch>
                       <a:fillRect/>
                     </a:stretch>
@@ -7674,7 +7681,7 @@
                     <pic:cNvPicPr/>
                   </pic:nvPicPr>
                   <pic:blipFill>
-                    <a:blip r:embed="rId14"/>
+                    <a:blip r:embed="rId15"/>
                     <a:stretch>
                       <a:fillRect/>
                     </a:stretch>
@@ -7737,7 +7744,7 @@
                     <pic:cNvPicPr/>
                   </pic:nvPicPr>
                   <pic:blipFill>
-                    <a:blip r:embed="rId15"/>
+                    <a:blip r:embed="rId16"/>
                     <a:stretch>
                       <a:fillRect/>
                     </a:stretch>
@@ -9276,7 +9283,15 @@
               <w:spacing w:after="0"/>
             </w:pPr>
             <w:r>
-              <w:t>A background cron job that runs daily to count remaining curriculum sessions, automatically flagging profiles that drop below the 2-week threshold into the Admin's renewal alert queue.</w:t>
+              <w:t xml:space="preserve">A background cron job that runs daily to count remaining curriculum sessions, automatically flagging profiles that drop below the 2-week threshold into the </w:t>
+            </w:r>
+            <w:proofErr w:type="gramStart"/>
+            <w:r>
+              <w:t>Admin's</w:t>
+            </w:r>
+            <w:proofErr w:type="gramEnd"/>
+            <w:r>
+              <w:t xml:space="preserve"> renewal alert queue.</w:t>
             </w:r>
           </w:p>
         </w:tc>
@@ -9438,7 +9453,15 @@
               <w:spacing w:after="0"/>
             </w:pPr>
             <w:r>
-              <w:t>An API-driven hook that formats and instantly sends a zero-touch attendance/absence report to the Parent's registered email once a Teacher commits the session data.</w:t>
+              <w:t xml:space="preserve">An API-driven hook that formats and instantly sends a zero-touch attendance/absence report to the Parent's registered email once a </w:t>
+            </w:r>
+            <w:proofErr w:type="gramStart"/>
+            <w:r>
+              <w:t>Teacher</w:t>
+            </w:r>
+            <w:proofErr w:type="gramEnd"/>
+            <w:r>
+              <w:t xml:space="preserve"> commits the session data.</w:t>
             </w:r>
           </w:p>
         </w:tc>
@@ -9572,6 +9595,9 @@
         <w:jc w:val="center"/>
       </w:pPr>
       <w:r>
+        <w:rPr>
+          <w:noProof/>
+        </w:rPr>
         <w:drawing>
           <wp:inline distT="0" distB="0" distL="0" distR="0" wp14:anchorId="0A9BF382" wp14:editId="583CF69B">
             <wp:extent cx="5746750" cy="2950210"/>
@@ -9588,7 +9614,7 @@
                     <pic:cNvPicPr/>
                   </pic:nvPicPr>
                   <pic:blipFill>
-                    <a:blip r:embed="rId16"/>
+                    <a:blip r:embed="rId17"/>
                     <a:stretch>
                       <a:fillRect/>
                     </a:stretch>
@@ -10349,7 +10375,15 @@
               </w:rPr>
             </w:pPr>
             <w:r>
-              <w:t>Logs offline/online tuition fee transactions, tracking the amounts paid against a Student_Package by the Academic Admin.</w:t>
+              <w:t xml:space="preserve">Logs offline/online tuition fee transactions, tracking the amounts paid against a </w:t>
+            </w:r>
+            <w:proofErr w:type="gramStart"/>
+            <w:r>
+              <w:t>Student</w:t>
+            </w:r>
+            <w:proofErr w:type="gramEnd"/>
+            <w:r>
+              <w:t>_Package by the Academic Admin.</w:t>
             </w:r>
           </w:p>
         </w:tc>
@@ -10771,7 +10805,23 @@
                 <w:color w:val="000000"/>
               </w:rPr>
               <w:br/>
-              <w:t>6. System saves the record and navigates to the Student detail view.</w:t>
+              <w:t xml:space="preserve">6. System saves the record and navigates to the </w:t>
+            </w:r>
+            <w:proofErr w:type="gramStart"/>
+            <w:r>
+              <w:rPr>
+                <w:rFonts w:ascii="Times New Roman" w:hAnsi="Times New Roman"/>
+                <w:color w:val="000000"/>
+              </w:rPr>
+              <w:t>Student</w:t>
+            </w:r>
+            <w:proofErr w:type="gramEnd"/>
+            <w:r>
+              <w:rPr>
+                <w:rFonts w:ascii="Times New Roman" w:hAnsi="Times New Roman"/>
+                <w:color w:val="000000"/>
+              </w:rPr>
+              <w:t xml:space="preserve"> detail view.</w:t>
             </w:r>
           </w:p>
         </w:tc>
@@ -14290,7 +14340,23 @@
                 <w:color w:val="000000"/>
               </w:rPr>
               <w:br/>
-              <w:t>4. If Remaining &lt;= 2 weeks equivalent, System logically checks if an Alert already exists.</w:t>
+              <w:t xml:space="preserve">4. If </w:t>
+            </w:r>
+            <w:proofErr w:type="gramStart"/>
+            <w:r>
+              <w:rPr>
+                <w:rFonts w:ascii="Times New Roman" w:hAnsi="Times New Roman"/>
+                <w:color w:val="000000"/>
+              </w:rPr>
+              <w:t>Remaining</w:t>
+            </w:r>
+            <w:proofErr w:type="gramEnd"/>
+            <w:r>
+              <w:rPr>
+                <w:rFonts w:ascii="Times New Roman" w:hAnsi="Times New Roman"/>
+                <w:color w:val="000000"/>
+              </w:rPr>
+              <w:t xml:space="preserve"> &lt;= 2 weeks equivalent, System logically checks if an Alert already exists.</w:t>
             </w:r>
             <w:r>
               <w:rPr>
@@ -14809,7 +14875,7 @@
                     <pic:cNvPicPr/>
                   </pic:nvPicPr>
                   <pic:blipFill>
-                    <a:blip r:embed="rId17"/>
+                    <a:blip r:embed="rId18"/>
                     <a:stretch>
                       <a:fillRect/>
                     </a:stretch>
@@ -15083,7 +15149,7 @@
                     <pic:cNvPicPr/>
                   </pic:nvPicPr>
                   <pic:blipFill>
-                    <a:blip r:embed="rId18"/>
+                    <a:blip r:embed="rId19"/>
                     <a:stretch>
                       <a:fillRect/>
                     </a:stretch>
@@ -15107,7 +15173,21 @@
         <w:rPr>
           <w:rFonts w:ascii="Times New Roman" w:hAnsi="Times New Roman"/>
         </w:rPr>
-        <w:t>This interface allows the Admin to comprehensively view, mathematically edit, or logically deactivate existing student profiles. Maps to UC-02: Update Student Lifecycles.</w:t>
+        <w:t xml:space="preserve">This interface allows the </w:t>
+      </w:r>
+      <w:proofErr w:type="gramStart"/>
+      <w:r>
+        <w:rPr>
+          <w:rFonts w:ascii="Times New Roman" w:hAnsi="Times New Roman"/>
+        </w:rPr>
+        <w:t>Admin</w:t>
+      </w:r>
+      <w:proofErr w:type="gramEnd"/>
+      <w:r>
+        <w:rPr>
+          <w:rFonts w:ascii="Times New Roman" w:hAnsi="Times New Roman"/>
+        </w:rPr>
+        <w:t xml:space="preserve"> to comprehensively view, mathematically edit, or logically deactivate existing student profiles. Maps to UC-02: Update Student Lifecycles.</w:t>
       </w:r>
     </w:p>
     <w:p>
@@ -15307,7 +15387,7 @@
                     <pic:cNvPicPr/>
                   </pic:nvPicPr>
                   <pic:blipFill>
-                    <a:blip r:embed="rId19"/>
+                    <a:blip r:embed="rId20"/>
                     <a:stretch>
                       <a:fillRect/>
                     </a:stretch>
@@ -15561,7 +15641,7 @@
                     <pic:cNvPicPr/>
                   </pic:nvPicPr>
                   <pic:blipFill>
-                    <a:blip r:embed="rId20"/>
+                    <a:blip r:embed="rId21"/>
                     <a:stretch>
                       <a:fillRect/>
                     </a:stretch>
@@ -15835,7 +15915,7 @@
                     <pic:cNvPicPr/>
                   </pic:nvPicPr>
                   <pic:blipFill>
-                    <a:blip r:embed="rId21"/>
+                    <a:blip r:embed="rId22"/>
                     <a:stretch>
                       <a:fillRect/>
                     </a:stretch>
@@ -16028,7 +16108,7 @@
                     <pic:cNvPicPr/>
                   </pic:nvPicPr>
                   <pic:blipFill>
-                    <a:blip r:embed="rId22"/>
+                    <a:blip r:embed="rId23"/>
                     <a:stretch>
                       <a:fillRect/>
                     </a:stretch>
@@ -16282,7 +16362,7 @@
                     <pic:cNvPicPr/>
                   </pic:nvPicPr>
                   <pic:blipFill>
-                    <a:blip r:embed="rId23"/>
+                    <a:blip r:embed="rId24"/>
                     <a:stretch>
                       <a:fillRect/>
                     </a:stretch>
@@ -16466,7 +16546,7 @@
                     <pic:cNvPicPr/>
                   </pic:nvPicPr>
                   <pic:blipFill>
-                    <a:blip r:embed="rId24"/>
+                    <a:blip r:embed="rId25"/>
                     <a:stretch>
                       <a:fillRect/>
                     </a:stretch>
@@ -16690,7 +16770,7 @@
                     <pic:cNvPicPr/>
                   </pic:nvPicPr>
                   <pic:blipFill>
-                    <a:blip r:embed="rId25"/>
+                    <a:blip r:embed="rId26"/>
                     <a:stretch>
                       <a:fillRect/>
                     </a:stretch>
@@ -17290,7 +17370,23 @@
                 <w:rFonts w:ascii="Times New Roman" w:hAnsi="Times New Roman"/>
                 <w:color w:val="000000"/>
               </w:rPr>
-              <w:t>Isolation Protocol (Security Policy): Administrators securely processing Financial workflows physically cannot manipulate strictly isolated Teacher academic evaluation inputs, ensuring pristine cross-domain RBAC integrity.</w:t>
+              <w:t xml:space="preserve">Isolation Protocol (Security Policy): Administrators securely processing </w:t>
+            </w:r>
+            <w:proofErr w:type="gramStart"/>
+            <w:r>
+              <w:rPr>
+                <w:rFonts w:ascii="Times New Roman" w:hAnsi="Times New Roman"/>
+                <w:color w:val="000000"/>
+              </w:rPr>
+              <w:t>Financial</w:t>
+            </w:r>
+            <w:proofErr w:type="gramEnd"/>
+            <w:r>
+              <w:rPr>
+                <w:rFonts w:ascii="Times New Roman" w:hAnsi="Times New Roman"/>
+                <w:color w:val="000000"/>
+              </w:rPr>
+              <w:t xml:space="preserve"> workflows physically cannot manipulate strictly isolated Teacher academic evaluation inputs, ensuring pristine cross-domain RBAC integrity.</w:t>
             </w:r>
           </w:p>
         </w:tc>
@@ -17765,7 +17861,7 @@
     </w:tbl>
     <w:p/>
     <w:sectPr>
-      <w:footerReference w:type="default" r:id="rId26"/>
+      <w:footerReference w:type="default" r:id="rId27"/>
       <w:pgSz w:w="11906" w:h="16838"/>
       <w:pgMar w:top="1440" w:right="1416" w:bottom="1440" w:left="1440" w:header="708" w:footer="708" w:gutter="0"/>
       <w:pgNumType w:start="1"/>
@@ -20830,6 +20926,10 @@
 </go:gDocsCustomXmlDataStorage>
 </file>
 
+<file path=customXml/item2.xml><?xml version="1.0" encoding="utf-8"?>
+<b:Sources xmlns:b="http://schemas.openxmlformats.org/officeDocument/2006/bibliography" xmlns="http://schemas.openxmlformats.org/officeDocument/2006/bibliography" SelectedStyle="\APASixthEditionOfficeOnline.xsl" StyleName="APA" Version="6"/>
+</file>
+
 <file path=customXml/itemProps1.xml><?xml version="1.0" encoding="utf-8"?>
 <ds:datastoreItem xmlns:ds="http://schemas.openxmlformats.org/officeDocument/2006/customXml" ds:itemID="{11111111-1234-1234-1234-123412341234}">
   <ds:schemaRefs>
@@ -20837,4 +20937,12 @@
     <ds:schemaRef ds:uri="http://schemas.openxmlformats.org/officeDocument/2006/relationships"/>
   </ds:schemaRefs>
 </ds:datastoreItem>
+</file>
+
+<file path=customXml/itemProps2.xml><?xml version="1.0" encoding="utf-8"?>
+<ds:datastoreItem xmlns:ds="http://schemas.openxmlformats.org/officeDocument/2006/customXml" ds:itemID="{2D31F2B5-80C2-4A75-BB90-72309AE17A45}">
+  <ds:schemaRefs>
+    <ds:schemaRef ds:uri="http://schemas.openxmlformats.org/officeDocument/2006/bibliography"/>
+  </ds:schemaRefs>
+</ds:datastoreItem>
 </file>